--- a/session-notes/Playwright Synechron- Session Notes - May 2026.docx
+++ b/session-notes/Playwright Synechron- Session Notes - May 2026.docx
@@ -71,7 +71,7 @@
       <w:pPr>
         <w:numPr>
           <w:ilvl w:val="0"/>
-          <w:numId w:val="1"/>
+          <w:numId w:val="4"/>
         </w:numPr>
         <w:ind w:left="720" w:hanging="360"/>
         <w:rPr>
@@ -89,7 +89,7 @@
       <w:pPr>
         <w:numPr>
           <w:ilvl w:val="1"/>
-          <w:numId w:val="1"/>
+          <w:numId w:val="4"/>
         </w:numPr>
         <w:ind w:left="1440" w:hanging="360"/>
         <w:rPr>
@@ -100,14 +100,14 @@
         <w:rPr>
           <w:rtl w:val="0"/>
         </w:rPr>
-        <w:t xml:space="preserve">A superset of javascript. </w:t>
+        <w:t xml:space="preserve">A superset of JavaScript. </w:t>
       </w:r>
     </w:p>
     <w:p>
       <w:pPr>
         <w:numPr>
           <w:ilvl w:val="1"/>
-          <w:numId w:val="1"/>
+          <w:numId w:val="4"/>
         </w:numPr>
         <w:ind w:left="1440" w:hanging="360"/>
         <w:rPr>
@@ -125,7 +125,7 @@
       <w:pPr>
         <w:numPr>
           <w:ilvl w:val="1"/>
-          <w:numId w:val="1"/>
+          <w:numId w:val="4"/>
         </w:numPr>
         <w:ind w:left="1440" w:hanging="360"/>
         <w:rPr>
@@ -143,7 +143,7 @@
       <w:pPr>
         <w:numPr>
           <w:ilvl w:val="0"/>
-          <w:numId w:val="1"/>
+          <w:numId w:val="4"/>
         </w:numPr>
         <w:ind w:left="720" w:hanging="360"/>
         <w:rPr>
@@ -207,7 +207,7 @@
       <w:pPr>
         <w:numPr>
           <w:ilvl w:val="0"/>
-          <w:numId w:val="1"/>
+          <w:numId w:val="4"/>
         </w:numPr>
         <w:ind w:left="720" w:hanging="360"/>
         <w:rPr>
@@ -225,7 +225,7 @@
       <w:pPr>
         <w:numPr>
           <w:ilvl w:val="1"/>
-          <w:numId w:val="1"/>
+          <w:numId w:val="4"/>
         </w:numPr>
         <w:ind w:left="1440" w:hanging="360"/>
         <w:rPr>
@@ -258,7 +258,7 @@
       <w:pPr>
         <w:numPr>
           <w:ilvl w:val="1"/>
-          <w:numId w:val="1"/>
+          <w:numId w:val="4"/>
         </w:numPr>
         <w:ind w:left="1440" w:hanging="360"/>
         <w:rPr>
@@ -311,7 +311,7 @@
       <w:pPr>
         <w:numPr>
           <w:ilvl w:val="0"/>
-          <w:numId w:val="1"/>
+          <w:numId w:val="4"/>
         </w:numPr>
         <w:ind w:left="720" w:hanging="360"/>
         <w:rPr>
@@ -357,7 +357,7 @@
       <w:pPr>
         <w:numPr>
           <w:ilvl w:val="0"/>
-          <w:numId w:val="1"/>
+          <w:numId w:val="4"/>
         </w:numPr>
         <w:ind w:left="720" w:hanging="360"/>
         <w:rPr>
@@ -368,14 +368,14 @@
         <w:rPr>
           <w:rtl w:val="0"/>
         </w:rPr>
-        <w:t xml:space="preserve">Install VS code </w:t>
+        <w:t xml:space="preserve">Install VS Code </w:t>
       </w:r>
     </w:p>
     <w:p>
       <w:pPr>
         <w:numPr>
           <w:ilvl w:val="0"/>
-          <w:numId w:val="1"/>
+          <w:numId w:val="4"/>
         </w:numPr>
         <w:ind w:left="720" w:hanging="360"/>
         <w:rPr>
@@ -393,7 +393,7 @@
       <w:pPr>
         <w:numPr>
           <w:ilvl w:val="0"/>
-          <w:numId w:val="1"/>
+          <w:numId w:val="4"/>
         </w:numPr>
         <w:ind w:left="720" w:hanging="360"/>
         <w:rPr>
@@ -411,7 +411,7 @@
       <w:pPr>
         <w:numPr>
           <w:ilvl w:val="1"/>
-          <w:numId w:val="1"/>
+          <w:numId w:val="4"/>
         </w:numPr>
         <w:ind w:left="1440" w:hanging="360"/>
         <w:rPr>
@@ -429,7 +429,7 @@
       <w:pPr>
         <w:numPr>
           <w:ilvl w:val="1"/>
-          <w:numId w:val="1"/>
+          <w:numId w:val="4"/>
         </w:numPr>
         <w:ind w:left="1440" w:hanging="360"/>
         <w:rPr>
@@ -447,7 +447,7 @@
       <w:pPr>
         <w:numPr>
           <w:ilvl w:val="2"/>
-          <w:numId w:val="1"/>
+          <w:numId w:val="4"/>
         </w:numPr>
         <w:ind w:left="2160" w:hanging="360"/>
       </w:pPr>
@@ -470,7 +470,7 @@
       <w:pPr>
         <w:numPr>
           <w:ilvl w:val="3"/>
-          <w:numId w:val="1"/>
+          <w:numId w:val="4"/>
         </w:numPr>
         <w:shd w:fill="ffffff" w:val="clear"/>
         <w:spacing w:line="325.71428571428567" w:lineRule="auto"/>
@@ -516,7 +516,7 @@
       <w:pPr>
         <w:numPr>
           <w:ilvl w:val="1"/>
-          <w:numId w:val="1"/>
+          <w:numId w:val="4"/>
         </w:numPr>
         <w:ind w:left="1440" w:hanging="360"/>
         <w:rPr>
@@ -534,7 +534,7 @@
       <w:pPr>
         <w:numPr>
           <w:ilvl w:val="1"/>
-          <w:numId w:val="1"/>
+          <w:numId w:val="4"/>
         </w:numPr>
         <w:ind w:left="1440" w:hanging="360"/>
         <w:rPr>
@@ -552,7 +552,7 @@
       <w:pPr>
         <w:numPr>
           <w:ilvl w:val="2"/>
-          <w:numId w:val="1"/>
+          <w:numId w:val="4"/>
         </w:numPr>
         <w:ind w:left="2160" w:hanging="360"/>
         <w:rPr>
@@ -581,7 +581,7 @@
       <w:pPr>
         <w:numPr>
           <w:ilvl w:val="0"/>
-          <w:numId w:val="1"/>
+          <w:numId w:val="4"/>
         </w:numPr>
         <w:ind w:left="720" w:hanging="360"/>
         <w:rPr>
@@ -622,7 +622,7 @@
       <w:pPr>
         <w:numPr>
           <w:ilvl w:val="0"/>
-          <w:numId w:val="1"/>
+          <w:numId w:val="4"/>
         </w:numPr>
         <w:ind w:left="720" w:hanging="360"/>
         <w:rPr>
@@ -640,7 +640,7 @@
       <w:pPr>
         <w:numPr>
           <w:ilvl w:val="0"/>
-          <w:numId w:val="1"/>
+          <w:numId w:val="4"/>
         </w:numPr>
         <w:ind w:left="720" w:hanging="360"/>
         <w:rPr>
@@ -658,7 +658,7 @@
       <w:pPr>
         <w:numPr>
           <w:ilvl w:val="1"/>
-          <w:numId w:val="1"/>
+          <w:numId w:val="4"/>
         </w:numPr>
         <w:ind w:left="1440" w:hanging="360"/>
         <w:rPr>
@@ -676,7 +676,7 @@
       <w:pPr>
         <w:numPr>
           <w:ilvl w:val="1"/>
-          <w:numId w:val="1"/>
+          <w:numId w:val="4"/>
         </w:numPr>
         <w:ind w:left="1440" w:hanging="360"/>
         <w:rPr>
@@ -694,7 +694,7 @@
       <w:pPr>
         <w:numPr>
           <w:ilvl w:val="0"/>
-          <w:numId w:val="1"/>
+          <w:numId w:val="4"/>
         </w:numPr>
         <w:ind w:left="720" w:hanging="360"/>
         <w:rPr>
@@ -712,7 +712,7 @@
       <w:pPr>
         <w:numPr>
           <w:ilvl w:val="1"/>
-          <w:numId w:val="1"/>
+          <w:numId w:val="4"/>
         </w:numPr>
         <w:ind w:left="1440" w:hanging="360"/>
       </w:pPr>
@@ -727,7 +727,7 @@
       <w:pPr>
         <w:numPr>
           <w:ilvl w:val="1"/>
-          <w:numId w:val="1"/>
+          <w:numId w:val="4"/>
         </w:numPr>
         <w:ind w:left="1440" w:hanging="360"/>
       </w:pPr>
@@ -742,7 +742,7 @@
       <w:pPr>
         <w:numPr>
           <w:ilvl w:val="2"/>
-          <w:numId w:val="1"/>
+          <w:numId w:val="4"/>
         </w:numPr>
         <w:ind w:left="2160" w:hanging="360"/>
         <w:rPr>
@@ -760,7 +760,7 @@
       <w:pPr>
         <w:numPr>
           <w:ilvl w:val="3"/>
-          <w:numId w:val="1"/>
+          <w:numId w:val="4"/>
         </w:numPr>
         <w:ind w:left="2880" w:hanging="360"/>
         <w:rPr>
@@ -778,7 +778,7 @@
       <w:pPr>
         <w:numPr>
           <w:ilvl w:val="2"/>
-          <w:numId w:val="1"/>
+          <w:numId w:val="4"/>
         </w:numPr>
         <w:ind w:left="2160" w:hanging="360"/>
         <w:rPr>
@@ -807,7 +807,7 @@
       <w:pPr>
         <w:numPr>
           <w:ilvl w:val="0"/>
-          <w:numId w:val="1"/>
+          <w:numId w:val="4"/>
         </w:numPr>
         <w:ind w:left="720" w:hanging="360"/>
         <w:rPr>
@@ -825,7 +825,7 @@
       <w:pPr>
         <w:numPr>
           <w:ilvl w:val="1"/>
-          <w:numId w:val="1"/>
+          <w:numId w:val="4"/>
         </w:numPr>
         <w:ind w:left="1440" w:hanging="360"/>
         <w:rPr>
@@ -843,7 +843,7 @@
       <w:pPr>
         <w:numPr>
           <w:ilvl w:val="1"/>
-          <w:numId w:val="1"/>
+          <w:numId w:val="4"/>
         </w:numPr>
         <w:ind w:left="1440" w:hanging="360"/>
         <w:rPr>
@@ -861,7 +861,7 @@
       <w:pPr>
         <w:numPr>
           <w:ilvl w:val="0"/>
-          <w:numId w:val="1"/>
+          <w:numId w:val="4"/>
         </w:numPr>
         <w:ind w:left="720" w:hanging="360"/>
         <w:rPr>
@@ -879,7 +879,7 @@
       <w:pPr>
         <w:numPr>
           <w:ilvl w:val="1"/>
-          <w:numId w:val="1"/>
+          <w:numId w:val="4"/>
         </w:numPr>
         <w:ind w:left="1440" w:hanging="360"/>
       </w:pPr>
@@ -894,7 +894,7 @@
       <w:pPr>
         <w:numPr>
           <w:ilvl w:val="1"/>
-          <w:numId w:val="1"/>
+          <w:numId w:val="4"/>
         </w:numPr>
         <w:ind w:left="1440" w:hanging="360"/>
       </w:pPr>
@@ -909,7 +909,7 @@
       <w:pPr>
         <w:numPr>
           <w:ilvl w:val="1"/>
-          <w:numId w:val="1"/>
+          <w:numId w:val="4"/>
         </w:numPr>
         <w:ind w:left="1440" w:hanging="360"/>
         <w:rPr>
@@ -927,7 +927,7 @@
       <w:pPr>
         <w:numPr>
           <w:ilvl w:val="0"/>
-          <w:numId w:val="1"/>
+          <w:numId w:val="4"/>
         </w:numPr>
         <w:ind w:left="720" w:hanging="360"/>
         <w:rPr>
@@ -945,7 +945,7 @@
       <w:pPr>
         <w:numPr>
           <w:ilvl w:val="0"/>
-          <w:numId w:val="1"/>
+          <w:numId w:val="4"/>
         </w:numPr>
         <w:ind w:left="720" w:hanging="360"/>
         <w:rPr>
@@ -963,7 +963,7 @@
       <w:pPr>
         <w:numPr>
           <w:ilvl w:val="1"/>
-          <w:numId w:val="1"/>
+          <w:numId w:val="4"/>
         </w:numPr>
         <w:ind w:left="1440" w:hanging="360"/>
         <w:rPr>
@@ -981,7 +981,7 @@
       <w:pPr>
         <w:numPr>
           <w:ilvl w:val="1"/>
-          <w:numId w:val="1"/>
+          <w:numId w:val="4"/>
         </w:numPr>
         <w:ind w:left="1440" w:hanging="360"/>
         <w:rPr/>
@@ -997,7 +997,7 @@
       <w:pPr>
         <w:numPr>
           <w:ilvl w:val="0"/>
-          <w:numId w:val="1"/>
+          <w:numId w:val="4"/>
         </w:numPr>
         <w:ind w:left="720" w:hanging="360"/>
         <w:rPr/>
@@ -1013,7 +1013,7 @@
       <w:pPr>
         <w:numPr>
           <w:ilvl w:val="1"/>
-          <w:numId w:val="1"/>
+          <w:numId w:val="4"/>
         </w:numPr>
         <w:ind w:left="1440" w:hanging="360"/>
         <w:rPr/>
@@ -1029,7 +1029,7 @@
       <w:pPr>
         <w:numPr>
           <w:ilvl w:val="0"/>
-          <w:numId w:val="1"/>
+          <w:numId w:val="4"/>
         </w:numPr>
         <w:ind w:left="720" w:hanging="360"/>
         <w:rPr/>
@@ -1045,7 +1045,7 @@
       <w:pPr>
         <w:numPr>
           <w:ilvl w:val="1"/>
-          <w:numId w:val="1"/>
+          <w:numId w:val="4"/>
         </w:numPr>
         <w:ind w:left="1440" w:hanging="360"/>
         <w:rPr/>
@@ -1061,7 +1061,7 @@
       <w:pPr>
         <w:numPr>
           <w:ilvl w:val="1"/>
-          <w:numId w:val="1"/>
+          <w:numId w:val="4"/>
         </w:numPr>
         <w:ind w:left="1440" w:hanging="360"/>
         <w:rPr/>
@@ -1077,7 +1077,7 @@
       <w:pPr>
         <w:numPr>
           <w:ilvl w:val="0"/>
-          <w:numId w:val="1"/>
+          <w:numId w:val="4"/>
         </w:numPr>
         <w:ind w:left="720" w:hanging="360"/>
         <w:rPr/>
@@ -1093,7 +1093,7 @@
       <w:pPr>
         <w:numPr>
           <w:ilvl w:val="1"/>
-          <w:numId w:val="1"/>
+          <w:numId w:val="4"/>
         </w:numPr>
         <w:ind w:left="1440" w:hanging="360"/>
         <w:rPr/>
@@ -1109,7 +1109,7 @@
       <w:pPr>
         <w:numPr>
           <w:ilvl w:val="0"/>
-          <w:numId w:val="1"/>
+          <w:numId w:val="4"/>
         </w:numPr>
         <w:ind w:left="720" w:hanging="360"/>
         <w:rPr/>
@@ -1118,7 +1118,7 @@
         <w:rPr>
           <w:rtl w:val="0"/>
         </w:rPr>
-        <w:t xml:space="preserve">How to work an asynchronous method </w:t>
+        <w:t xml:space="preserve">How to work with an asynchronous method? Asyn awat concepts </w:t>
       </w:r>
     </w:p>
     <w:p>
@@ -1152,24 +1152,2489 @@
         <w:rPr>
           <w:rtl w:val="0"/>
         </w:rPr>
+      </w:r>
+    </w:p>
+    <w:p>
+      <w:pPr>
+        <w:ind w:left="0" w:firstLine="0"/>
+        <w:rPr/>
+      </w:pPr>
+      <w:r>
+        <w:rPr>
+          <w:rtl w:val="0"/>
+        </w:rPr>
+        <w:t xml:space="preserve">Playwright </w:t>
+      </w:r>
+    </w:p>
+    <w:p>
+      <w:pPr>
+        <w:numPr>
+          <w:ilvl w:val="0"/>
+          <w:numId w:val="7"/>
+        </w:numPr>
+        <w:ind w:left="720" w:hanging="360"/>
+        <w:rPr>
+          <w:u w:val="none"/>
+        </w:rPr>
+      </w:pPr>
+      <w:r>
+        <w:rPr>
+          <w:rtl w:val="0"/>
+        </w:rPr>
+        <w:t xml:space="preserve">Install </w:t>
+      </w:r>
+    </w:p>
+    <w:p>
+      <w:pPr>
+        <w:ind w:left="720" w:firstLine="0"/>
+        <w:rPr/>
+      </w:pPr>
+      <w:r>
+        <w:rPr>
+          <w:rtl w:val="0"/>
+        </w:rPr>
+        <w:t xml:space="preserve">npm install -D playwright </w:t>
+      </w:r>
+    </w:p>
+    <w:p>
+      <w:pPr>
+        <w:numPr>
+          <w:ilvl w:val="0"/>
+          <w:numId w:val="7"/>
+        </w:numPr>
+        <w:ind w:left="720" w:hanging="360"/>
+        <w:rPr>
+          <w:u w:val="none"/>
+        </w:rPr>
+      </w:pPr>
+      <w:r>
+        <w:rPr>
+          <w:rtl w:val="0"/>
+        </w:rPr>
+        <w:t xml:space="preserve">Launch browser </w:t>
+      </w:r>
+    </w:p>
+    <w:p>
+      <w:pPr>
+        <w:numPr>
+          <w:ilvl w:val="0"/>
+          <w:numId w:val="7"/>
+        </w:numPr>
+        <w:ind w:left="720" w:hanging="360"/>
+        <w:rPr>
+          <w:u w:val="none"/>
+        </w:rPr>
+      </w:pPr>
+      <w:r>
+        <w:rPr>
+          <w:rtl w:val="0"/>
+        </w:rPr>
+        <w:t xml:space="preserve">Click, type, Select </w:t>
+      </w:r>
+    </w:p>
+    <w:p>
+      <w:pPr>
+        <w:numPr>
+          <w:ilvl w:val="0"/>
+          <w:numId w:val="7"/>
+        </w:numPr>
+        <w:ind w:left="720" w:hanging="360"/>
+        <w:rPr>
+          <w:u w:val="none"/>
+        </w:rPr>
+      </w:pPr>
+      <w:r>
+        <w:rPr>
+          <w:rFonts w:ascii="Arial Unicode MS" w:cs="Arial Unicode MS" w:eastAsia="Arial Unicode MS" w:hAnsi="Arial Unicode MS"/>
+          <w:rtl w:val="0"/>
+        </w:rPr>
+        <w:t xml:space="preserve">To inspect → tagname, attribute, text, or not </w:t>
+      </w:r>
+    </w:p>
+    <w:p>
+      <w:pPr>
+        <w:numPr>
+          <w:ilvl w:val="0"/>
+          <w:numId w:val="7"/>
+        </w:numPr>
+        <w:ind w:left="720" w:hanging="360"/>
+        <w:rPr>
+          <w:u w:val="none"/>
+        </w:rPr>
+      </w:pPr>
+      <w:r>
+        <w:rPr>
+          <w:rtl w:val="0"/>
+        </w:rPr>
+        <w:t xml:space="preserve">Locators - </w:t>
+      </w:r>
+      <w:hyperlink r:id="rId8">
+        <w:r>
+          <w:rPr>
+            <w:color w:val="1155cc"/>
+            <w:u w:val="single"/>
+            <w:rtl w:val="0"/>
+          </w:rPr>
+          <w:t xml:space="preserve">https://playwright.dev/docs/locators#locate-by-css-or-xpath</w:t>
+        </w:r>
+      </w:hyperlink>
+      <w:r>
+        <w:rPr>
+          <w:rtl w:val="0"/>
+        </w:rPr>
+      </w:r>
+    </w:p>
+    <w:p>
+      <w:pPr>
+        <w:numPr>
+          <w:ilvl w:val="0"/>
+          <w:numId w:val="7"/>
+        </w:numPr>
+        <w:ind w:left="720" w:hanging="360"/>
+        <w:rPr>
+          <w:u w:val="none"/>
+        </w:rPr>
+      </w:pPr>
+      <w:r>
+        <w:rPr>
+          <w:rtl w:val="0"/>
+        </w:rPr>
+        <w:t xml:space="preserve">Dropdown </w:t>
+      </w:r>
+    </w:p>
+    <w:p>
+      <w:pPr>
+        <w:numPr>
+          <w:ilvl w:val="1"/>
+          <w:numId w:val="7"/>
+        </w:numPr>
+        <w:ind w:left="1440" w:hanging="360"/>
+        <w:rPr>
+          <w:u w:val="none"/>
+        </w:rPr>
+      </w:pPr>
+      <w:r>
+        <w:rPr>
+          <w:rtl w:val="0"/>
+        </w:rPr>
+        <w:t xml:space="preserve">With the select tag</w:t>
+      </w:r>
+    </w:p>
+    <w:p>
+      <w:pPr>
+        <w:numPr>
+          <w:ilvl w:val="2"/>
+          <w:numId w:val="7"/>
+        </w:numPr>
+        <w:ind w:left="2160" w:hanging="360"/>
+        <w:rPr>
+          <w:u w:val="none"/>
+        </w:rPr>
+      </w:pPr>
+      <w:r>
+        <w:rPr>
+          <w:rtl w:val="0"/>
+        </w:rPr>
+        <w:t xml:space="preserve">selectOptions </w:t>
+      </w:r>
+    </w:p>
+    <w:p>
+      <w:pPr>
+        <w:numPr>
+          <w:ilvl w:val="1"/>
+          <w:numId w:val="7"/>
+        </w:numPr>
+        <w:ind w:left="1440" w:hanging="360"/>
+        <w:rPr>
+          <w:u w:val="none"/>
+        </w:rPr>
+      </w:pPr>
+      <w:r>
+        <w:rPr>
+          <w:rtl w:val="0"/>
+        </w:rPr>
+        <w:t xml:space="preserve">Without the select tag </w:t>
+      </w:r>
+    </w:p>
+    <w:p>
+      <w:pPr>
+        <w:numPr>
+          <w:ilvl w:val="2"/>
+          <w:numId w:val="7"/>
+        </w:numPr>
+        <w:ind w:left="2160" w:hanging="360"/>
+        <w:rPr>
+          <w:u w:val="none"/>
+        </w:rPr>
+      </w:pPr>
+      <w:r>
+        <w:rPr>
+          <w:rtl w:val="0"/>
+        </w:rPr>
+        <w:t xml:space="preserve">click()</w:t>
+      </w:r>
+    </w:p>
+    <w:p>
+      <w:pPr>
+        <w:ind w:left="1440" w:firstLine="0"/>
+        <w:rPr/>
+      </w:pPr>
+      <w:r>
+        <w:rPr>
+          <w:rtl w:val="0"/>
+        </w:rPr>
+      </w:r>
+    </w:p>
+    <w:p>
+      <w:pPr>
+        <w:numPr>
+          <w:ilvl w:val="0"/>
+          <w:numId w:val="7"/>
+        </w:numPr>
+        <w:ind w:left="720" w:hanging="360"/>
+        <w:rPr>
+          <w:u w:val="none"/>
+        </w:rPr>
+      </w:pPr>
+      <w:r>
+        <w:rPr>
+          <w:rtl w:val="0"/>
+        </w:rPr>
+        <w:t xml:space="preserve">Auto wait - </w:t>
+      </w:r>
+      <w:hyperlink r:id="rId9">
+        <w:r>
+          <w:rPr>
+            <w:color w:val="1155cc"/>
+            <w:u w:val="single"/>
+            <w:rtl w:val="0"/>
+          </w:rPr>
+          <w:t xml:space="preserve">https://playwright.dev/docs/actionability</w:t>
+        </w:r>
+      </w:hyperlink>
+      <w:r>
+        <w:rPr>
+          <w:rtl w:val="0"/>
+        </w:rPr>
+        <w:t xml:space="preserve"> </w:t>
+      </w:r>
+    </w:p>
+    <w:p>
+      <w:pPr>
+        <w:numPr>
+          <w:ilvl w:val="0"/>
+          <w:numId w:val="7"/>
+        </w:numPr>
+        <w:ind w:left="720" w:hanging="360"/>
+        <w:rPr/>
+      </w:pPr>
+      <w:r>
+        <w:rPr>
+          <w:rtl w:val="0"/>
+        </w:rPr>
+        <w:t xml:space="preserve">Multiple tabs/windows </w:t>
+      </w:r>
+    </w:p>
+    <w:p>
+      <w:pPr>
+        <w:ind w:left="720" w:firstLine="0"/>
+        <w:rPr/>
+      </w:pPr>
+      <w:r>
+        <w:rPr>
+          <w:rtl w:val="0"/>
+        </w:rPr>
+        <w:t xml:space="preserve">Option 1: </w:t>
       </w:r>
     </w:p>
     <w:p>
       <w:pPr>
         <w:shd w:fill="ffffff" w:val="clear"/>
         <w:spacing w:line="325.71428571428567" w:lineRule="auto"/>
-        <w:ind w:left="2880" w:firstLine="0"/>
+        <w:ind w:left="720" w:firstLine="0"/>
+        <w:rPr>
+          <w:rFonts w:ascii="Courier New" w:cs="Courier New" w:eastAsia="Courier New" w:hAnsi="Courier New"/>
+          <w:color w:val="1f2328"/>
+          <w:sz w:val="21"/>
+          <w:szCs w:val="21"/>
+        </w:rPr>
+      </w:pPr>
+      <w:r>
+        <w:rPr>
+          <w:rFonts w:ascii="Courier New" w:cs="Courier New" w:eastAsia="Courier New" w:hAnsi="Courier New"/>
+          <w:color w:val="cf222e"/>
+          <w:sz w:val="21"/>
+          <w:szCs w:val="21"/>
+          <w:rtl w:val="0"/>
+        </w:rPr>
+        <w:t xml:space="preserve">const</w:t>
+      </w:r>
+      <w:r>
+        <w:rPr>
+          <w:rFonts w:ascii="Courier New" w:cs="Courier New" w:eastAsia="Courier New" w:hAnsi="Courier New"/>
+          <w:color w:val="1f2328"/>
+          <w:sz w:val="21"/>
+          <w:szCs w:val="21"/>
+          <w:rtl w:val="0"/>
+        </w:rPr>
+        <w:t xml:space="preserve"> [</w:t>
+      </w:r>
+      <w:r>
+        <w:rPr>
+          <w:rFonts w:ascii="Courier New" w:cs="Courier New" w:eastAsia="Courier New" w:hAnsi="Courier New"/>
+          <w:color w:val="0550ae"/>
+          <w:sz w:val="21"/>
+          <w:szCs w:val="21"/>
+          <w:rtl w:val="0"/>
+        </w:rPr>
+        <w:t xml:space="preserve">newPage</w:t>
+      </w:r>
+      <w:r>
+        <w:rPr>
+          <w:rFonts w:ascii="Courier New" w:cs="Courier New" w:eastAsia="Courier New" w:hAnsi="Courier New"/>
+          <w:color w:val="1f2328"/>
+          <w:sz w:val="21"/>
+          <w:szCs w:val="21"/>
+          <w:rtl w:val="0"/>
+        </w:rPr>
+        <w:t xml:space="preserve">,] </w:t>
+      </w:r>
+      <w:r>
+        <w:rPr>
+          <w:rFonts w:ascii="Courier New" w:cs="Courier New" w:eastAsia="Courier New" w:hAnsi="Courier New"/>
+          <w:color w:val="cf222e"/>
+          <w:sz w:val="21"/>
+          <w:szCs w:val="21"/>
+          <w:rtl w:val="0"/>
+        </w:rPr>
+        <w:t xml:space="preserve">=</w:t>
+      </w:r>
+      <w:r>
+        <w:rPr>
+          <w:rFonts w:ascii="Courier New" w:cs="Courier New" w:eastAsia="Courier New" w:hAnsi="Courier New"/>
+          <w:color w:val="1f2328"/>
+          <w:sz w:val="21"/>
+          <w:szCs w:val="21"/>
+          <w:rtl w:val="0"/>
+        </w:rPr>
+        <w:t xml:space="preserve"> </w:t>
+      </w:r>
+      <w:r>
+        <w:rPr>
+          <w:rFonts w:ascii="Courier New" w:cs="Courier New" w:eastAsia="Courier New" w:hAnsi="Courier New"/>
+          <w:color w:val="cf222e"/>
+          <w:sz w:val="21"/>
+          <w:szCs w:val="21"/>
+          <w:rtl w:val="0"/>
+        </w:rPr>
+        <w:t xml:space="preserve">await</w:t>
+      </w:r>
+      <w:r>
+        <w:rPr>
+          <w:rFonts w:ascii="Courier New" w:cs="Courier New" w:eastAsia="Courier New" w:hAnsi="Courier New"/>
+          <w:color w:val="1f2328"/>
+          <w:sz w:val="21"/>
+          <w:szCs w:val="21"/>
+          <w:rtl w:val="0"/>
+        </w:rPr>
+        <w:t xml:space="preserve"> </w:t>
+      </w:r>
+      <w:r>
+        <w:rPr>
+          <w:rFonts w:ascii="Courier New" w:cs="Courier New" w:eastAsia="Courier New" w:hAnsi="Courier New"/>
+          <w:color w:val="0550ae"/>
+          <w:sz w:val="21"/>
+          <w:szCs w:val="21"/>
+          <w:rtl w:val="0"/>
+        </w:rPr>
+        <w:t xml:space="preserve">Promise</w:t>
+      </w:r>
+      <w:r>
+        <w:rPr>
+          <w:rFonts w:ascii="Courier New" w:cs="Courier New" w:eastAsia="Courier New" w:hAnsi="Courier New"/>
+          <w:color w:val="1f2328"/>
+          <w:sz w:val="21"/>
+          <w:szCs w:val="21"/>
+          <w:rtl w:val="0"/>
+        </w:rPr>
+        <w:t xml:space="preserve">.</w:t>
+      </w:r>
+      <w:r>
+        <w:rPr>
+          <w:rFonts w:ascii="Courier New" w:cs="Courier New" w:eastAsia="Courier New" w:hAnsi="Courier New"/>
+          <w:color w:val="8250df"/>
+          <w:sz w:val="21"/>
+          <w:szCs w:val="21"/>
+          <w:rtl w:val="0"/>
+        </w:rPr>
+        <w:t xml:space="preserve">all</w:t>
+      </w:r>
+      <w:r>
+        <w:rPr>
+          <w:rFonts w:ascii="Courier New" w:cs="Courier New" w:eastAsia="Courier New" w:hAnsi="Courier New"/>
+          <w:color w:val="1f2328"/>
+          <w:sz w:val="21"/>
+          <w:szCs w:val="21"/>
+          <w:rtl w:val="0"/>
+        </w:rPr>
+        <w:t xml:space="preserve">([</w:t>
+      </w:r>
+    </w:p>
+    <w:p>
+      <w:pPr>
+        <w:shd w:fill="ffffff" w:val="clear"/>
+        <w:spacing w:line="325.71428571428567" w:lineRule="auto"/>
+        <w:ind w:left="720" w:firstLine="0"/>
+        <w:rPr>
+          <w:rFonts w:ascii="Courier New" w:cs="Courier New" w:eastAsia="Courier New" w:hAnsi="Courier New"/>
+          <w:color w:val="1f2328"/>
+          <w:sz w:val="21"/>
+          <w:szCs w:val="21"/>
+        </w:rPr>
+      </w:pPr>
+      <w:r>
+        <w:rPr>
+          <w:rFonts w:ascii="Courier New" w:cs="Courier New" w:eastAsia="Courier New" w:hAnsi="Courier New"/>
+          <w:color w:val="1f2328"/>
+          <w:sz w:val="21"/>
+          <w:szCs w:val="21"/>
+          <w:rtl w:val="0"/>
+        </w:rPr>
+        <w:t xml:space="preserve">    </w:t>
+      </w:r>
+      <w:r>
+        <w:rPr>
+          <w:rFonts w:ascii="Courier New" w:cs="Courier New" w:eastAsia="Courier New" w:hAnsi="Courier New"/>
+          <w:color w:val="0550ae"/>
+          <w:sz w:val="21"/>
+          <w:szCs w:val="21"/>
+          <w:rtl w:val="0"/>
+        </w:rPr>
+        <w:t xml:space="preserve">page</w:t>
+      </w:r>
+      <w:r>
+        <w:rPr>
+          <w:rFonts w:ascii="Courier New" w:cs="Courier New" w:eastAsia="Courier New" w:hAnsi="Courier New"/>
+          <w:color w:val="1f2328"/>
+          <w:sz w:val="21"/>
+          <w:szCs w:val="21"/>
+          <w:rtl w:val="0"/>
+        </w:rPr>
+        <w:t xml:space="preserve">.</w:t>
+      </w:r>
+      <w:r>
+        <w:rPr>
+          <w:rFonts w:ascii="Courier New" w:cs="Courier New" w:eastAsia="Courier New" w:hAnsi="Courier New"/>
+          <w:color w:val="8250df"/>
+          <w:sz w:val="21"/>
+          <w:szCs w:val="21"/>
+          <w:rtl w:val="0"/>
+        </w:rPr>
+        <w:t xml:space="preserve">waitForEvent</w:t>
+      </w:r>
+      <w:r>
+        <w:rPr>
+          <w:rFonts w:ascii="Courier New" w:cs="Courier New" w:eastAsia="Courier New" w:hAnsi="Courier New"/>
+          <w:color w:val="1f2328"/>
+          <w:sz w:val="21"/>
+          <w:szCs w:val="21"/>
+          <w:rtl w:val="0"/>
+        </w:rPr>
+        <w:t xml:space="preserve">(</w:t>
+      </w:r>
+      <w:r>
         <w:rPr>
           <w:rFonts w:ascii="Courier New" w:cs="Courier New" w:eastAsia="Courier New" w:hAnsi="Courier New"/>
           <w:color w:val="0a3069"/>
           <w:sz w:val="21"/>
           <w:szCs w:val="21"/>
-        </w:rPr>
-      </w:pPr>
-      <w:r>
-        <w:rPr>
-          <w:rtl w:val="0"/>
-        </w:rPr>
+          <w:rtl w:val="0"/>
+        </w:rPr>
+        <w:t xml:space="preserve">"popup"</w:t>
+      </w:r>
+      <w:r>
+        <w:rPr>
+          <w:rFonts w:ascii="Courier New" w:cs="Courier New" w:eastAsia="Courier New" w:hAnsi="Courier New"/>
+          <w:color w:val="1f2328"/>
+          <w:sz w:val="21"/>
+          <w:szCs w:val="21"/>
+          <w:rtl w:val="0"/>
+        </w:rPr>
+        <w:t xml:space="preserve">),</w:t>
+      </w:r>
+    </w:p>
+    <w:p>
+      <w:pPr>
+        <w:shd w:fill="ffffff" w:val="clear"/>
+        <w:spacing w:line="325.71428571428567" w:lineRule="auto"/>
+        <w:ind w:left="720" w:firstLine="0"/>
+        <w:rPr>
+          <w:rFonts w:ascii="Courier New" w:cs="Courier New" w:eastAsia="Courier New" w:hAnsi="Courier New"/>
+          <w:color w:val="1f2328"/>
+          <w:sz w:val="21"/>
+          <w:szCs w:val="21"/>
+        </w:rPr>
+      </w:pPr>
+      <w:r>
+        <w:rPr>
+          <w:rFonts w:ascii="Courier New" w:cs="Courier New" w:eastAsia="Courier New" w:hAnsi="Courier New"/>
+          <w:color w:val="1f2328"/>
+          <w:sz w:val="21"/>
+          <w:szCs w:val="21"/>
+          <w:rtl w:val="0"/>
+        </w:rPr>
+        <w:t xml:space="preserve">    </w:t>
+      </w:r>
+      <w:r>
+        <w:rPr>
+          <w:rFonts w:ascii="Courier New" w:cs="Courier New" w:eastAsia="Courier New" w:hAnsi="Courier New"/>
+          <w:color w:val="0550ae"/>
+          <w:sz w:val="21"/>
+          <w:szCs w:val="21"/>
+          <w:rtl w:val="0"/>
+        </w:rPr>
+        <w:t xml:space="preserve">page</w:t>
+      </w:r>
+      <w:r>
+        <w:rPr>
+          <w:rFonts w:ascii="Courier New" w:cs="Courier New" w:eastAsia="Courier New" w:hAnsi="Courier New"/>
+          <w:color w:val="1f2328"/>
+          <w:sz w:val="21"/>
+          <w:szCs w:val="21"/>
+          <w:rtl w:val="0"/>
+        </w:rPr>
+        <w:t xml:space="preserve">.</w:t>
+      </w:r>
+      <w:r>
+        <w:rPr>
+          <w:rFonts w:ascii="Courier New" w:cs="Courier New" w:eastAsia="Courier New" w:hAnsi="Courier New"/>
+          <w:color w:val="8250df"/>
+          <w:sz w:val="21"/>
+          <w:szCs w:val="21"/>
+          <w:rtl w:val="0"/>
+        </w:rPr>
+        <w:t xml:space="preserve">locator</w:t>
+      </w:r>
+      <w:r>
+        <w:rPr>
+          <w:rFonts w:ascii="Courier New" w:cs="Courier New" w:eastAsia="Courier New" w:hAnsi="Courier New"/>
+          <w:color w:val="1f2328"/>
+          <w:sz w:val="21"/>
+          <w:szCs w:val="21"/>
+          <w:rtl w:val="0"/>
+        </w:rPr>
+        <w:t xml:space="preserve">(</w:t>
+      </w:r>
+      <w:r>
+        <w:rPr>
+          <w:rFonts w:ascii="Courier New" w:cs="Courier New" w:eastAsia="Courier New" w:hAnsi="Courier New"/>
+          <w:color w:val="0a3069"/>
+          <w:sz w:val="21"/>
+          <w:szCs w:val="21"/>
+          <w:rtl w:val="0"/>
+        </w:rPr>
+        <w:t xml:space="preserve">"//a[text()='OrangeHRM, Inc']"</w:t>
+      </w:r>
+      <w:r>
+        <w:rPr>
+          <w:rFonts w:ascii="Courier New" w:cs="Courier New" w:eastAsia="Courier New" w:hAnsi="Courier New"/>
+          <w:color w:val="1f2328"/>
+          <w:sz w:val="21"/>
+          <w:szCs w:val="21"/>
+          <w:rtl w:val="0"/>
+        </w:rPr>
+        <w:t xml:space="preserve">).</w:t>
+      </w:r>
+      <w:r>
+        <w:rPr>
+          <w:rFonts w:ascii="Courier New" w:cs="Courier New" w:eastAsia="Courier New" w:hAnsi="Courier New"/>
+          <w:color w:val="8250df"/>
+          <w:sz w:val="21"/>
+          <w:szCs w:val="21"/>
+          <w:rtl w:val="0"/>
+        </w:rPr>
+        <w:t xml:space="preserve">click</w:t>
+      </w:r>
+      <w:r>
+        <w:rPr>
+          <w:rFonts w:ascii="Courier New" w:cs="Courier New" w:eastAsia="Courier New" w:hAnsi="Courier New"/>
+          <w:color w:val="1f2328"/>
+          <w:sz w:val="21"/>
+          <w:szCs w:val="21"/>
+          <w:rtl w:val="0"/>
+        </w:rPr>
+        <w:t xml:space="preserve">()</w:t>
+      </w:r>
+    </w:p>
+    <w:p>
+      <w:pPr>
+        <w:shd w:fill="ffffff" w:val="clear"/>
+        <w:spacing w:line="325.71428571428567" w:lineRule="auto"/>
+        <w:ind w:left="720" w:firstLine="0"/>
+        <w:rPr/>
+      </w:pPr>
+      <w:r>
+        <w:rPr>
+          <w:rFonts w:ascii="Courier New" w:cs="Courier New" w:eastAsia="Courier New" w:hAnsi="Courier New"/>
+          <w:color w:val="1f2328"/>
+          <w:sz w:val="21"/>
+          <w:szCs w:val="21"/>
+          <w:rtl w:val="0"/>
+        </w:rPr>
+        <w:t xml:space="preserve">    ])</w:t>
+      </w:r>
+      <w:r>
+        <w:rPr>
+          <w:rtl w:val="0"/>
+        </w:rPr>
+      </w:r>
+    </w:p>
+    <w:p>
+      <w:pPr>
+        <w:ind w:left="720" w:firstLine="0"/>
+        <w:rPr/>
+      </w:pPr>
+      <w:r>
+        <w:rPr>
+          <w:rtl w:val="0"/>
+        </w:rPr>
+        <w:t xml:space="preserve">Option 2: </w:t>
+      </w:r>
+    </w:p>
+    <w:p>
+      <w:pPr>
+        <w:shd w:fill="ffffff" w:val="clear"/>
+        <w:spacing w:line="325.71428571428567" w:lineRule="auto"/>
+        <w:ind w:left="720" w:firstLine="0"/>
+        <w:rPr>
+          <w:rFonts w:ascii="Courier New" w:cs="Courier New" w:eastAsia="Courier New" w:hAnsi="Courier New"/>
+          <w:color w:val="1f2328"/>
+          <w:sz w:val="21"/>
+          <w:szCs w:val="21"/>
+        </w:rPr>
+      </w:pPr>
+      <w:r>
+        <w:rPr>
+          <w:rFonts w:ascii="Courier New" w:cs="Courier New" w:eastAsia="Courier New" w:hAnsi="Courier New"/>
+          <w:color w:val="cf222e"/>
+          <w:sz w:val="21"/>
+          <w:szCs w:val="21"/>
+          <w:rtl w:val="0"/>
+        </w:rPr>
+        <w:t xml:space="preserve">let</w:t>
+      </w:r>
+      <w:r>
+        <w:rPr>
+          <w:rFonts w:ascii="Courier New" w:cs="Courier New" w:eastAsia="Courier New" w:hAnsi="Courier New"/>
+          <w:color w:val="1f2328"/>
+          <w:sz w:val="21"/>
+          <w:szCs w:val="21"/>
+          <w:rtl w:val="0"/>
+        </w:rPr>
+        <w:t xml:space="preserve"> pages</w:t>
+      </w:r>
+      <w:r>
+        <w:rPr>
+          <w:rFonts w:ascii="Courier New" w:cs="Courier New" w:eastAsia="Courier New" w:hAnsi="Courier New"/>
+          <w:color w:val="cf222e"/>
+          <w:sz w:val="21"/>
+          <w:szCs w:val="21"/>
+          <w:rtl w:val="0"/>
+        </w:rPr>
+        <w:t xml:space="preserve">=</w:t>
+      </w:r>
+      <w:r>
+        <w:rPr>
+          <w:rFonts w:ascii="Courier New" w:cs="Courier New" w:eastAsia="Courier New" w:hAnsi="Courier New"/>
+          <w:color w:val="1f2328"/>
+          <w:sz w:val="21"/>
+          <w:szCs w:val="21"/>
+          <w:rtl w:val="0"/>
+        </w:rPr>
+        <w:t xml:space="preserve"> </w:t>
+      </w:r>
+      <w:r>
+        <w:rPr>
+          <w:rFonts w:ascii="Courier New" w:cs="Courier New" w:eastAsia="Courier New" w:hAnsi="Courier New"/>
+          <w:color w:val="0550ae"/>
+          <w:sz w:val="21"/>
+          <w:szCs w:val="21"/>
+          <w:rtl w:val="0"/>
+        </w:rPr>
+        <w:t xml:space="preserve">context</w:t>
+      </w:r>
+      <w:r>
+        <w:rPr>
+          <w:rFonts w:ascii="Courier New" w:cs="Courier New" w:eastAsia="Courier New" w:hAnsi="Courier New"/>
+          <w:color w:val="1f2328"/>
+          <w:sz w:val="21"/>
+          <w:szCs w:val="21"/>
+          <w:rtl w:val="0"/>
+        </w:rPr>
+        <w:t xml:space="preserve">.</w:t>
+      </w:r>
+      <w:r>
+        <w:rPr>
+          <w:rFonts w:ascii="Courier New" w:cs="Courier New" w:eastAsia="Courier New" w:hAnsi="Courier New"/>
+          <w:color w:val="8250df"/>
+          <w:sz w:val="21"/>
+          <w:szCs w:val="21"/>
+          <w:rtl w:val="0"/>
+        </w:rPr>
+        <w:t xml:space="preserve">pages</w:t>
+      </w:r>
+      <w:r>
+        <w:rPr>
+          <w:rFonts w:ascii="Courier New" w:cs="Courier New" w:eastAsia="Courier New" w:hAnsi="Courier New"/>
+          <w:color w:val="1f2328"/>
+          <w:sz w:val="21"/>
+          <w:szCs w:val="21"/>
+          <w:rtl w:val="0"/>
+        </w:rPr>
+        <w:t xml:space="preserve">()</w:t>
+      </w:r>
+    </w:p>
+    <w:p>
+      <w:pPr>
+        <w:shd w:fill="ffffff" w:val="clear"/>
+        <w:spacing w:line="325.71428571428567" w:lineRule="auto"/>
+        <w:ind w:left="720" w:firstLine="0"/>
+        <w:rPr>
+          <w:rFonts w:ascii="Courier New" w:cs="Courier New" w:eastAsia="Courier New" w:hAnsi="Courier New"/>
+          <w:color w:val="953800"/>
+          <w:sz w:val="21"/>
+          <w:szCs w:val="21"/>
+        </w:rPr>
+      </w:pPr>
+      <w:r>
+        <w:rPr>
+          <w:rFonts w:ascii="Courier New" w:cs="Courier New" w:eastAsia="Courier New" w:hAnsi="Courier New"/>
+          <w:color w:val="cf222e"/>
+          <w:sz w:val="21"/>
+          <w:szCs w:val="21"/>
+          <w:rtl w:val="0"/>
+        </w:rPr>
+        <w:t xml:space="preserve">let</w:t>
+      </w:r>
+      <w:r>
+        <w:rPr>
+          <w:rFonts w:ascii="Courier New" w:cs="Courier New" w:eastAsia="Courier New" w:hAnsi="Courier New"/>
+          <w:color w:val="1f2328"/>
+          <w:sz w:val="21"/>
+          <w:szCs w:val="21"/>
+          <w:rtl w:val="0"/>
+        </w:rPr>
+        <w:t xml:space="preserve"> pageGoogle</w:t>
+      </w:r>
+      <w:r>
+        <w:rPr>
+          <w:rFonts w:ascii="Courier New" w:cs="Courier New" w:eastAsia="Courier New" w:hAnsi="Courier New"/>
+          <w:color w:val="cf222e"/>
+          <w:sz w:val="21"/>
+          <w:szCs w:val="21"/>
+          <w:rtl w:val="0"/>
+        </w:rPr>
+        <w:t xml:space="preserve">:</w:t>
+      </w:r>
+      <w:r>
+        <w:rPr>
+          <w:rFonts w:ascii="Courier New" w:cs="Courier New" w:eastAsia="Courier New" w:hAnsi="Courier New"/>
+          <w:color w:val="953800"/>
+          <w:sz w:val="21"/>
+          <w:szCs w:val="21"/>
+          <w:rtl w:val="0"/>
+        </w:rPr>
+        <w:t xml:space="preserve">Page</w:t>
+      </w:r>
+    </w:p>
+    <w:p>
+      <w:pPr>
+        <w:shd w:fill="ffffff" w:val="clear"/>
+        <w:spacing w:line="325.71428571428567" w:lineRule="auto"/>
+        <w:ind w:left="720" w:firstLine="0"/>
+        <w:rPr>
+          <w:rFonts w:ascii="Courier New" w:cs="Courier New" w:eastAsia="Courier New" w:hAnsi="Courier New"/>
+          <w:color w:val="1f2328"/>
+          <w:sz w:val="21"/>
+          <w:szCs w:val="21"/>
+        </w:rPr>
+      </w:pPr>
+      <w:r>
+        <w:rPr>
+          <w:rtl w:val="0"/>
+        </w:rPr>
+      </w:r>
+    </w:p>
+    <w:p>
+      <w:pPr>
+        <w:shd w:fill="ffffff" w:val="clear"/>
+        <w:spacing w:line="325.71428571428567" w:lineRule="auto"/>
+        <w:ind w:left="720" w:firstLine="0"/>
+        <w:rPr>
+          <w:rFonts w:ascii="Courier New" w:cs="Courier New" w:eastAsia="Courier New" w:hAnsi="Courier New"/>
+          <w:color w:val="1f2328"/>
+          <w:sz w:val="21"/>
+          <w:szCs w:val="21"/>
+        </w:rPr>
+      </w:pPr>
+      <w:r>
+        <w:rPr>
+          <w:rFonts w:ascii="Courier New" w:cs="Courier New" w:eastAsia="Courier New" w:hAnsi="Courier New"/>
+          <w:color w:val="cf222e"/>
+          <w:sz w:val="21"/>
+          <w:szCs w:val="21"/>
+          <w:rtl w:val="0"/>
+        </w:rPr>
+        <w:t xml:space="preserve">for</w:t>
+      </w:r>
+      <w:r>
+        <w:rPr>
+          <w:rFonts w:ascii="Courier New" w:cs="Courier New" w:eastAsia="Courier New" w:hAnsi="Courier New"/>
+          <w:color w:val="1f2328"/>
+          <w:sz w:val="21"/>
+          <w:szCs w:val="21"/>
+          <w:rtl w:val="0"/>
+        </w:rPr>
+        <w:t xml:space="preserve">(</w:t>
+      </w:r>
+      <w:r>
+        <w:rPr>
+          <w:rFonts w:ascii="Courier New" w:cs="Courier New" w:eastAsia="Courier New" w:hAnsi="Courier New"/>
+          <w:color w:val="cf222e"/>
+          <w:sz w:val="21"/>
+          <w:szCs w:val="21"/>
+          <w:rtl w:val="0"/>
+        </w:rPr>
+        <w:t xml:space="preserve">let</w:t>
+      </w:r>
+      <w:r>
+        <w:rPr>
+          <w:rFonts w:ascii="Courier New" w:cs="Courier New" w:eastAsia="Courier New" w:hAnsi="Courier New"/>
+          <w:color w:val="1f2328"/>
+          <w:sz w:val="21"/>
+          <w:szCs w:val="21"/>
+          <w:rtl w:val="0"/>
+        </w:rPr>
+        <w:t xml:space="preserve"> page </w:t>
+      </w:r>
+      <w:r>
+        <w:rPr>
+          <w:rFonts w:ascii="Courier New" w:cs="Courier New" w:eastAsia="Courier New" w:hAnsi="Courier New"/>
+          <w:color w:val="cf222e"/>
+          <w:sz w:val="21"/>
+          <w:szCs w:val="21"/>
+          <w:rtl w:val="0"/>
+        </w:rPr>
+        <w:t xml:space="preserve">of</w:t>
+      </w:r>
+      <w:r>
+        <w:rPr>
+          <w:rFonts w:ascii="Courier New" w:cs="Courier New" w:eastAsia="Courier New" w:hAnsi="Courier New"/>
+          <w:color w:val="1f2328"/>
+          <w:sz w:val="21"/>
+          <w:szCs w:val="21"/>
+          <w:rtl w:val="0"/>
+        </w:rPr>
+        <w:t xml:space="preserve"> pages)</w:t>
+      </w:r>
+    </w:p>
+    <w:p>
+      <w:pPr>
+        <w:shd w:fill="ffffff" w:val="clear"/>
+        <w:spacing w:line="325.71428571428567" w:lineRule="auto"/>
+        <w:ind w:left="720" w:firstLine="0"/>
+        <w:rPr>
+          <w:rFonts w:ascii="Courier New" w:cs="Courier New" w:eastAsia="Courier New" w:hAnsi="Courier New"/>
+          <w:color w:val="1f2328"/>
+          <w:sz w:val="21"/>
+          <w:szCs w:val="21"/>
+        </w:rPr>
+      </w:pPr>
+      <w:r>
+        <w:rPr>
+          <w:rFonts w:ascii="Courier New" w:cs="Courier New" w:eastAsia="Courier New" w:hAnsi="Courier New"/>
+          <w:color w:val="1f2328"/>
+          <w:sz w:val="21"/>
+          <w:szCs w:val="21"/>
+          <w:rtl w:val="0"/>
+        </w:rPr>
+        <w:t xml:space="preserve">{</w:t>
+      </w:r>
+    </w:p>
+    <w:p>
+      <w:pPr>
+        <w:shd w:fill="ffffff" w:val="clear"/>
+        <w:spacing w:line="325.71428571428567" w:lineRule="auto"/>
+        <w:ind w:left="720" w:firstLine="0"/>
+        <w:rPr>
+          <w:rFonts w:ascii="Courier New" w:cs="Courier New" w:eastAsia="Courier New" w:hAnsi="Courier New"/>
+          <w:color w:val="1f2328"/>
+          <w:sz w:val="21"/>
+          <w:szCs w:val="21"/>
+        </w:rPr>
+      </w:pPr>
+      <w:r>
+        <w:rPr>
+          <w:rFonts w:ascii="Courier New" w:cs="Courier New" w:eastAsia="Courier New" w:hAnsi="Courier New"/>
+          <w:color w:val="1f2328"/>
+          <w:sz w:val="21"/>
+          <w:szCs w:val="21"/>
+          <w:rtl w:val="0"/>
+        </w:rPr>
+        <w:t xml:space="preserve">    </w:t>
+      </w:r>
+      <w:r>
+        <w:rPr>
+          <w:rFonts w:ascii="Courier New" w:cs="Courier New" w:eastAsia="Courier New" w:hAnsi="Courier New"/>
+          <w:color w:val="cf222e"/>
+          <w:sz w:val="21"/>
+          <w:szCs w:val="21"/>
+          <w:rtl w:val="0"/>
+        </w:rPr>
+        <w:t xml:space="preserve">if</w:t>
+      </w:r>
+      <w:r>
+        <w:rPr>
+          <w:rFonts w:ascii="Courier New" w:cs="Courier New" w:eastAsia="Courier New" w:hAnsi="Courier New"/>
+          <w:color w:val="1f2328"/>
+          <w:sz w:val="21"/>
+          <w:szCs w:val="21"/>
+          <w:rtl w:val="0"/>
+        </w:rPr>
+        <w:t xml:space="preserve">(</w:t>
+      </w:r>
+      <w:r>
+        <w:rPr>
+          <w:rFonts w:ascii="Courier New" w:cs="Courier New" w:eastAsia="Courier New" w:hAnsi="Courier New"/>
+          <w:color w:val="cf222e"/>
+          <w:sz w:val="21"/>
+          <w:szCs w:val="21"/>
+          <w:rtl w:val="0"/>
+        </w:rPr>
+        <w:t xml:space="preserve">await</w:t>
+      </w:r>
+      <w:r>
+        <w:rPr>
+          <w:rFonts w:ascii="Courier New" w:cs="Courier New" w:eastAsia="Courier New" w:hAnsi="Courier New"/>
+          <w:color w:val="1f2328"/>
+          <w:sz w:val="21"/>
+          <w:szCs w:val="21"/>
+          <w:rtl w:val="0"/>
+        </w:rPr>
+        <w:t xml:space="preserve"> page.</w:t>
+      </w:r>
+      <w:r>
+        <w:rPr>
+          <w:rFonts w:ascii="Courier New" w:cs="Courier New" w:eastAsia="Courier New" w:hAnsi="Courier New"/>
+          <w:color w:val="8250df"/>
+          <w:sz w:val="21"/>
+          <w:szCs w:val="21"/>
+          <w:rtl w:val="0"/>
+        </w:rPr>
+        <w:t xml:space="preserve">title</w:t>
+      </w:r>
+      <w:r>
+        <w:rPr>
+          <w:rFonts w:ascii="Courier New" w:cs="Courier New" w:eastAsia="Courier New" w:hAnsi="Courier New"/>
+          <w:color w:val="1f2328"/>
+          <w:sz w:val="21"/>
+          <w:szCs w:val="21"/>
+          <w:rtl w:val="0"/>
+        </w:rPr>
+        <w:t xml:space="preserve">()</w:t>
+      </w:r>
+      <w:r>
+        <w:rPr>
+          <w:rFonts w:ascii="Courier New" w:cs="Courier New" w:eastAsia="Courier New" w:hAnsi="Courier New"/>
+          <w:color w:val="cf222e"/>
+          <w:sz w:val="21"/>
+          <w:szCs w:val="21"/>
+          <w:rtl w:val="0"/>
+        </w:rPr>
+        <w:t xml:space="preserve">==</w:t>
+      </w:r>
+      <w:r>
+        <w:rPr>
+          <w:rFonts w:ascii="Courier New" w:cs="Courier New" w:eastAsia="Courier New" w:hAnsi="Courier New"/>
+          <w:color w:val="0a3069"/>
+          <w:sz w:val="21"/>
+          <w:szCs w:val="21"/>
+          <w:rtl w:val="0"/>
+        </w:rPr>
+        <w:t xml:space="preserve">"Google"</w:t>
+      </w:r>
+      <w:r>
+        <w:rPr>
+          <w:rFonts w:ascii="Courier New" w:cs="Courier New" w:eastAsia="Courier New" w:hAnsi="Courier New"/>
+          <w:color w:val="1f2328"/>
+          <w:sz w:val="21"/>
+          <w:szCs w:val="21"/>
+          <w:rtl w:val="0"/>
+        </w:rPr>
+        <w:t xml:space="preserve">)</w:t>
+      </w:r>
+    </w:p>
+    <w:p>
+      <w:pPr>
+        <w:shd w:fill="ffffff" w:val="clear"/>
+        <w:spacing w:line="325.71428571428567" w:lineRule="auto"/>
+        <w:ind w:left="720" w:firstLine="0"/>
+        <w:rPr>
+          <w:rFonts w:ascii="Courier New" w:cs="Courier New" w:eastAsia="Courier New" w:hAnsi="Courier New"/>
+          <w:color w:val="1f2328"/>
+          <w:sz w:val="21"/>
+          <w:szCs w:val="21"/>
+        </w:rPr>
+      </w:pPr>
+      <w:r>
+        <w:rPr>
+          <w:rFonts w:ascii="Courier New" w:cs="Courier New" w:eastAsia="Courier New" w:hAnsi="Courier New"/>
+          <w:color w:val="1f2328"/>
+          <w:sz w:val="21"/>
+          <w:szCs w:val="21"/>
+          <w:rtl w:val="0"/>
+        </w:rPr>
+        <w:t xml:space="preserve">    {</w:t>
+      </w:r>
+    </w:p>
+    <w:p>
+      <w:pPr>
+        <w:shd w:fill="ffffff" w:val="clear"/>
+        <w:spacing w:line="325.71428571428567" w:lineRule="auto"/>
+        <w:ind w:left="720" w:firstLine="0"/>
+        <w:rPr>
+          <w:rFonts w:ascii="Courier New" w:cs="Courier New" w:eastAsia="Courier New" w:hAnsi="Courier New"/>
+          <w:color w:val="1f2328"/>
+          <w:sz w:val="21"/>
+          <w:szCs w:val="21"/>
+        </w:rPr>
+      </w:pPr>
+      <w:r>
+        <w:rPr>
+          <w:rFonts w:ascii="Courier New" w:cs="Courier New" w:eastAsia="Courier New" w:hAnsi="Courier New"/>
+          <w:color w:val="1f2328"/>
+          <w:sz w:val="21"/>
+          <w:szCs w:val="21"/>
+          <w:rtl w:val="0"/>
+        </w:rPr>
+        <w:t xml:space="preserve">        pageGoogle</w:t>
+      </w:r>
+      <w:r>
+        <w:rPr>
+          <w:rFonts w:ascii="Courier New" w:cs="Courier New" w:eastAsia="Courier New" w:hAnsi="Courier New"/>
+          <w:color w:val="cf222e"/>
+          <w:sz w:val="21"/>
+          <w:szCs w:val="21"/>
+          <w:rtl w:val="0"/>
+        </w:rPr>
+        <w:t xml:space="preserve">=</w:t>
+      </w:r>
+      <w:r>
+        <w:rPr>
+          <w:rFonts w:ascii="Courier New" w:cs="Courier New" w:eastAsia="Courier New" w:hAnsi="Courier New"/>
+          <w:color w:val="1f2328"/>
+          <w:sz w:val="21"/>
+          <w:szCs w:val="21"/>
+          <w:rtl w:val="0"/>
+        </w:rPr>
+        <w:t xml:space="preserve">page;</w:t>
+      </w:r>
+    </w:p>
+    <w:p>
+      <w:pPr>
+        <w:shd w:fill="ffffff" w:val="clear"/>
+        <w:spacing w:line="325.71428571428567" w:lineRule="auto"/>
+        <w:ind w:left="720" w:firstLine="0"/>
+        <w:rPr>
+          <w:rFonts w:ascii="Courier New" w:cs="Courier New" w:eastAsia="Courier New" w:hAnsi="Courier New"/>
+          <w:color w:val="1f2328"/>
+          <w:sz w:val="21"/>
+          <w:szCs w:val="21"/>
+        </w:rPr>
+      </w:pPr>
+      <w:r>
+        <w:rPr>
+          <w:rFonts w:ascii="Courier New" w:cs="Courier New" w:eastAsia="Courier New" w:hAnsi="Courier New"/>
+          <w:color w:val="1f2328"/>
+          <w:sz w:val="21"/>
+          <w:szCs w:val="21"/>
+          <w:rtl w:val="0"/>
+        </w:rPr>
+        <w:t xml:space="preserve">        </w:t>
+      </w:r>
+      <w:r>
+        <w:rPr>
+          <w:rFonts w:ascii="Courier New" w:cs="Courier New" w:eastAsia="Courier New" w:hAnsi="Courier New"/>
+          <w:color w:val="cf222e"/>
+          <w:sz w:val="21"/>
+          <w:szCs w:val="21"/>
+          <w:rtl w:val="0"/>
+        </w:rPr>
+        <w:t xml:space="preserve">break</w:t>
+      </w:r>
+      <w:r>
+        <w:rPr>
+          <w:rFonts w:ascii="Courier New" w:cs="Courier New" w:eastAsia="Courier New" w:hAnsi="Courier New"/>
+          <w:color w:val="1f2328"/>
+          <w:sz w:val="21"/>
+          <w:szCs w:val="21"/>
+          <w:rtl w:val="0"/>
+        </w:rPr>
+        <w:t xml:space="preserve">;</w:t>
+      </w:r>
+    </w:p>
+    <w:p>
+      <w:pPr>
+        <w:shd w:fill="ffffff" w:val="clear"/>
+        <w:spacing w:line="325.71428571428567" w:lineRule="auto"/>
+        <w:ind w:left="720" w:firstLine="0"/>
+        <w:rPr>
+          <w:rFonts w:ascii="Courier New" w:cs="Courier New" w:eastAsia="Courier New" w:hAnsi="Courier New"/>
+          <w:color w:val="1f2328"/>
+          <w:sz w:val="21"/>
+          <w:szCs w:val="21"/>
+        </w:rPr>
+      </w:pPr>
+      <w:r>
+        <w:rPr>
+          <w:rFonts w:ascii="Courier New" w:cs="Courier New" w:eastAsia="Courier New" w:hAnsi="Courier New"/>
+          <w:color w:val="1f2328"/>
+          <w:sz w:val="21"/>
+          <w:szCs w:val="21"/>
+          <w:rtl w:val="0"/>
+        </w:rPr>
+        <w:t xml:space="preserve">    }</w:t>
+      </w:r>
+    </w:p>
+    <w:p>
+      <w:pPr>
+        <w:shd w:fill="ffffff" w:val="clear"/>
+        <w:spacing w:line="325.71428571428567" w:lineRule="auto"/>
+        <w:ind w:left="720" w:firstLine="0"/>
+        <w:rPr>
+          <w:rFonts w:ascii="Courier New" w:cs="Courier New" w:eastAsia="Courier New" w:hAnsi="Courier New"/>
+          <w:color w:val="1f2328"/>
+          <w:sz w:val="21"/>
+          <w:szCs w:val="21"/>
+        </w:rPr>
+      </w:pPr>
+      <w:r>
+        <w:rPr>
+          <w:rFonts w:ascii="Courier New" w:cs="Courier New" w:eastAsia="Courier New" w:hAnsi="Courier New"/>
+          <w:color w:val="1f2328"/>
+          <w:sz w:val="21"/>
+          <w:szCs w:val="21"/>
+          <w:rtl w:val="0"/>
+        </w:rPr>
+        <w:t xml:space="preserve">}</w:t>
+      </w:r>
+    </w:p>
+    <w:p>
+      <w:pPr>
+        <w:shd w:fill="ffffff" w:val="clear"/>
+        <w:spacing w:line="325.71428571428567" w:lineRule="auto"/>
+        <w:ind w:left="720" w:firstLine="0"/>
+        <w:rPr>
+          <w:rFonts w:ascii="Courier New" w:cs="Courier New" w:eastAsia="Courier New" w:hAnsi="Courier New"/>
+          <w:color w:val="6e7781"/>
+          <w:sz w:val="21"/>
+          <w:szCs w:val="21"/>
+        </w:rPr>
+      </w:pPr>
+      <w:r>
+        <w:rPr>
+          <w:rFonts w:ascii="Courier New" w:cs="Courier New" w:eastAsia="Courier New" w:hAnsi="Courier New"/>
+          <w:color w:val="6e7781"/>
+          <w:sz w:val="21"/>
+          <w:szCs w:val="21"/>
+          <w:rtl w:val="0"/>
+        </w:rPr>
+        <w:t xml:space="preserve">//here it will point to pageGoogle</w:t>
+      </w:r>
+    </w:p>
+    <w:p>
+      <w:pPr>
+        <w:shd w:fill="ffffff" w:val="clear"/>
+        <w:spacing w:line="325.71428571428567" w:lineRule="auto"/>
+        <w:ind w:left="720" w:firstLine="0"/>
+        <w:rPr>
+          <w:rFonts w:ascii="Courier New" w:cs="Courier New" w:eastAsia="Courier New" w:hAnsi="Courier New"/>
+          <w:color w:val="1f2328"/>
+          <w:sz w:val="21"/>
+          <w:szCs w:val="21"/>
+        </w:rPr>
+      </w:pPr>
+      <w:r>
+        <w:rPr>
+          <w:rtl w:val="0"/>
+        </w:rPr>
+      </w:r>
+    </w:p>
+    <w:p>
+      <w:pPr>
+        <w:ind w:left="720" w:firstLine="0"/>
+        <w:rPr/>
+      </w:pPr>
+      <w:r>
+        <w:rPr>
+          <w:rtl w:val="0"/>
+        </w:rPr>
+      </w:r>
+    </w:p>
+    <w:p>
+      <w:pPr>
+        <w:numPr>
+          <w:ilvl w:val="0"/>
+          <w:numId w:val="7"/>
+        </w:numPr>
+        <w:ind w:left="720" w:hanging="360"/>
+        <w:rPr/>
+      </w:pPr>
+      <w:r>
+        <w:rPr>
+          <w:rtl w:val="0"/>
+        </w:rPr>
+        <w:t xml:space="preserve">Frame - HTML embedded into another HTML </w:t>
+      </w:r>
+    </w:p>
+    <w:p>
+      <w:pPr>
+        <w:numPr>
+          <w:ilvl w:val="1"/>
+          <w:numId w:val="7"/>
+        </w:numPr>
+        <w:ind w:left="1440" w:hanging="360"/>
+        <w:rPr/>
+      </w:pPr>
+      <w:r>
+        <w:rPr>
+          <w:rtl w:val="0"/>
+        </w:rPr>
+        <w:t xml:space="preserve">Even though the locator is correct, there is still an error, such as waiting for the locator. </w:t>
+      </w:r>
+    </w:p>
+    <w:p>
+      <w:pPr>
+        <w:numPr>
+          <w:ilvl w:val="1"/>
+          <w:numId w:val="7"/>
+        </w:numPr>
+        <w:ind w:left="1440" w:hanging="360"/>
+        <w:rPr/>
+      </w:pPr>
+      <w:r>
+        <w:rPr>
+          <w:rtl w:val="0"/>
+        </w:rPr>
+        <w:t xml:space="preserve">Check for iframe or frame </w:t>
+      </w:r>
+    </w:p>
+    <w:p>
+      <w:pPr>
+        <w:numPr>
+          <w:ilvl w:val="1"/>
+          <w:numId w:val="7"/>
+        </w:numPr>
+        <w:ind w:left="1440" w:hanging="360"/>
+        <w:rPr>
+          <w:u w:val="none"/>
+        </w:rPr>
+      </w:pPr>
+      <w:r>
+        <w:rPr>
+          <w:rtl w:val="0"/>
+        </w:rPr>
+        <w:t xml:space="preserve">Access the frame element </w:t>
+      </w:r>
+    </w:p>
+    <w:p>
+      <w:pPr>
+        <w:numPr>
+          <w:ilvl w:val="2"/>
+          <w:numId w:val="7"/>
+        </w:numPr>
+        <w:ind w:left="2160" w:hanging="360"/>
+        <w:rPr>
+          <w:u w:val="none"/>
+        </w:rPr>
+      </w:pPr>
+      <w:r>
+        <w:rPr>
+          <w:rtl w:val="0"/>
+        </w:rPr>
+        <w:t xml:space="preserve">frameLocator - xpath or css </w:t>
+      </w:r>
+    </w:p>
+    <w:p>
+      <w:pPr>
+        <w:numPr>
+          <w:ilvl w:val="2"/>
+          <w:numId w:val="7"/>
+        </w:numPr>
+        <w:ind w:left="2160" w:hanging="360"/>
+        <w:rPr>
+          <w:u w:val="none"/>
+        </w:rPr>
+      </w:pPr>
+      <w:r>
+        <w:rPr>
+          <w:rtl w:val="0"/>
+        </w:rPr>
+        <w:t xml:space="preserve">frameByUrl</w:t>
+      </w:r>
+      <w:r>
+        <w:rPr>
+          <w:rtl w:val="0"/>
+        </w:rPr>
+      </w:r>
+    </w:p>
+    <w:p>
+      <w:pPr>
+        <w:rPr>
+          <w:highlight w:val="yellow"/>
+        </w:rPr>
+      </w:pPr>
+      <w:r>
+        <w:rPr>
+          <w:rtl w:val="0"/>
+        </w:rPr>
+      </w:r>
+    </w:p>
+    <w:p>
+      <w:pPr>
+        <w:numPr>
+          <w:ilvl w:val="0"/>
+          <w:numId w:val="7"/>
+        </w:numPr>
+        <w:ind w:left="720" w:hanging="360"/>
+        <w:rPr/>
+      </w:pPr>
+      <w:r>
+        <w:rPr>
+          <w:rtl w:val="0"/>
+        </w:rPr>
+        <w:t xml:space="preserve">Alert </w:t>
+      </w:r>
+    </w:p>
+    <w:p>
+      <w:pPr>
+        <w:numPr>
+          <w:ilvl w:val="1"/>
+          <w:numId w:val="7"/>
+        </w:numPr>
+        <w:ind w:left="1440" w:hanging="360"/>
+        <w:rPr>
+          <w:u w:val="none"/>
+        </w:rPr>
+      </w:pPr>
+      <w:r>
+        <w:rPr>
+          <w:rtl w:val="0"/>
+        </w:rPr>
+        <w:t xml:space="preserve">Javascript alert </w:t>
+      </w:r>
+    </w:p>
+    <w:p>
+      <w:pPr>
+        <w:numPr>
+          <w:ilvl w:val="0"/>
+          <w:numId w:val="7"/>
+        </w:numPr>
+        <w:ind w:left="720" w:hanging="360"/>
+        <w:rPr/>
+      </w:pPr>
+      <w:r>
+        <w:rPr>
+          <w:rtl w:val="0"/>
+        </w:rPr>
+        <w:t xml:space="preserve">Upload </w:t>
+      </w:r>
+    </w:p>
+    <w:p>
+      <w:pPr>
+        <w:numPr>
+          <w:ilvl w:val="1"/>
+          <w:numId w:val="7"/>
+        </w:numPr>
+        <w:ind w:left="1440" w:hanging="360"/>
+        <w:rPr>
+          <w:u w:val="none"/>
+        </w:rPr>
+      </w:pPr>
+      <w:r>
+        <w:rPr>
+          <w:rFonts w:ascii="Arial Unicode MS" w:cs="Arial Unicode MS" w:eastAsia="Arial Unicode MS" w:hAnsi="Arial Unicode MS"/>
+          <w:rtl w:val="0"/>
+        </w:rPr>
+        <w:t xml:space="preserve">Option 1 → check for //input[@type=’file’]</w:t>
+      </w:r>
+    </w:p>
+    <w:p>
+      <w:pPr>
+        <w:numPr>
+          <w:ilvl w:val="1"/>
+          <w:numId w:val="7"/>
+        </w:numPr>
+        <w:ind w:left="1440" w:hanging="360"/>
+        <w:rPr>
+          <w:u w:val="none"/>
+        </w:rPr>
+      </w:pPr>
+      <w:r>
+        <w:rPr>
+          <w:rtl w:val="0"/>
+        </w:rPr>
+        <w:t xml:space="preserve">Option 2</w:t>
+      </w:r>
+    </w:p>
+    <w:p>
+      <w:pPr>
+        <w:shd w:fill="ffffff" w:val="clear"/>
+        <w:spacing w:line="325.71428571428567" w:lineRule="auto"/>
+        <w:ind w:left="1440" w:firstLine="0"/>
+        <w:rPr>
+          <w:rFonts w:ascii="Courier New" w:cs="Courier New" w:eastAsia="Courier New" w:hAnsi="Courier New"/>
+          <w:color w:val="1f2328"/>
+          <w:sz w:val="21"/>
+          <w:szCs w:val="21"/>
+        </w:rPr>
+      </w:pPr>
+      <w:r>
+        <w:rPr>
+          <w:rFonts w:ascii="Courier New" w:cs="Courier New" w:eastAsia="Courier New" w:hAnsi="Courier New"/>
+          <w:color w:val="cf222e"/>
+          <w:sz w:val="21"/>
+          <w:szCs w:val="21"/>
+          <w:rtl w:val="0"/>
+        </w:rPr>
+        <w:t xml:space="preserve">const</w:t>
+      </w:r>
+      <w:r>
+        <w:rPr>
+          <w:rFonts w:ascii="Courier New" w:cs="Courier New" w:eastAsia="Courier New" w:hAnsi="Courier New"/>
+          <w:color w:val="1f2328"/>
+          <w:sz w:val="21"/>
+          <w:szCs w:val="21"/>
+          <w:rtl w:val="0"/>
+        </w:rPr>
+        <w:t xml:space="preserve"> [</w:t>
+      </w:r>
+      <w:r>
+        <w:rPr>
+          <w:rFonts w:ascii="Courier New" w:cs="Courier New" w:eastAsia="Courier New" w:hAnsi="Courier New"/>
+          <w:color w:val="0550ae"/>
+          <w:sz w:val="21"/>
+          <w:szCs w:val="21"/>
+          <w:rtl w:val="0"/>
+        </w:rPr>
+        <w:t xml:space="preserve">fileChooser</w:t>
+      </w:r>
+      <w:r>
+        <w:rPr>
+          <w:rFonts w:ascii="Courier New" w:cs="Courier New" w:eastAsia="Courier New" w:hAnsi="Courier New"/>
+          <w:color w:val="1f2328"/>
+          <w:sz w:val="21"/>
+          <w:szCs w:val="21"/>
+          <w:rtl w:val="0"/>
+        </w:rPr>
+        <w:t xml:space="preserve">,] </w:t>
+      </w:r>
+      <w:r>
+        <w:rPr>
+          <w:rFonts w:ascii="Courier New" w:cs="Courier New" w:eastAsia="Courier New" w:hAnsi="Courier New"/>
+          <w:color w:val="cf222e"/>
+          <w:sz w:val="21"/>
+          <w:szCs w:val="21"/>
+          <w:rtl w:val="0"/>
+        </w:rPr>
+        <w:t xml:space="preserve">=</w:t>
+      </w:r>
+      <w:r>
+        <w:rPr>
+          <w:rFonts w:ascii="Courier New" w:cs="Courier New" w:eastAsia="Courier New" w:hAnsi="Courier New"/>
+          <w:color w:val="1f2328"/>
+          <w:sz w:val="21"/>
+          <w:szCs w:val="21"/>
+          <w:rtl w:val="0"/>
+        </w:rPr>
+        <w:t xml:space="preserve"> </w:t>
+      </w:r>
+      <w:r>
+        <w:rPr>
+          <w:rFonts w:ascii="Courier New" w:cs="Courier New" w:eastAsia="Courier New" w:hAnsi="Courier New"/>
+          <w:color w:val="cf222e"/>
+          <w:sz w:val="21"/>
+          <w:szCs w:val="21"/>
+          <w:rtl w:val="0"/>
+        </w:rPr>
+        <w:t xml:space="preserve">await</w:t>
+      </w:r>
+      <w:r>
+        <w:rPr>
+          <w:rFonts w:ascii="Courier New" w:cs="Courier New" w:eastAsia="Courier New" w:hAnsi="Courier New"/>
+          <w:color w:val="1f2328"/>
+          <w:sz w:val="21"/>
+          <w:szCs w:val="21"/>
+          <w:rtl w:val="0"/>
+        </w:rPr>
+        <w:t xml:space="preserve"> </w:t>
+      </w:r>
+      <w:r>
+        <w:rPr>
+          <w:rFonts w:ascii="Courier New" w:cs="Courier New" w:eastAsia="Courier New" w:hAnsi="Courier New"/>
+          <w:color w:val="0550ae"/>
+          <w:sz w:val="21"/>
+          <w:szCs w:val="21"/>
+          <w:rtl w:val="0"/>
+        </w:rPr>
+        <w:t xml:space="preserve">Promise</w:t>
+      </w:r>
+      <w:r>
+        <w:rPr>
+          <w:rFonts w:ascii="Courier New" w:cs="Courier New" w:eastAsia="Courier New" w:hAnsi="Courier New"/>
+          <w:color w:val="1f2328"/>
+          <w:sz w:val="21"/>
+          <w:szCs w:val="21"/>
+          <w:rtl w:val="0"/>
+        </w:rPr>
+        <w:t xml:space="preserve">.</w:t>
+      </w:r>
+      <w:r>
+        <w:rPr>
+          <w:rFonts w:ascii="Courier New" w:cs="Courier New" w:eastAsia="Courier New" w:hAnsi="Courier New"/>
+          <w:color w:val="8250df"/>
+          <w:sz w:val="21"/>
+          <w:szCs w:val="21"/>
+          <w:rtl w:val="0"/>
+        </w:rPr>
+        <w:t xml:space="preserve">all</w:t>
+      </w:r>
+      <w:r>
+        <w:rPr>
+          <w:rFonts w:ascii="Courier New" w:cs="Courier New" w:eastAsia="Courier New" w:hAnsi="Courier New"/>
+          <w:color w:val="1f2328"/>
+          <w:sz w:val="21"/>
+          <w:szCs w:val="21"/>
+          <w:rtl w:val="0"/>
+        </w:rPr>
+        <w:t xml:space="preserve">([</w:t>
+      </w:r>
+    </w:p>
+    <w:p>
+      <w:pPr>
+        <w:shd w:fill="ffffff" w:val="clear"/>
+        <w:spacing w:line="325.71428571428567" w:lineRule="auto"/>
+        <w:ind w:left="1440" w:firstLine="0"/>
+        <w:rPr>
+          <w:rFonts w:ascii="Courier New" w:cs="Courier New" w:eastAsia="Courier New" w:hAnsi="Courier New"/>
+          <w:color w:val="1f2328"/>
+          <w:sz w:val="21"/>
+          <w:szCs w:val="21"/>
+        </w:rPr>
+      </w:pPr>
+      <w:r>
+        <w:rPr>
+          <w:rFonts w:ascii="Courier New" w:cs="Courier New" w:eastAsia="Courier New" w:hAnsi="Courier New"/>
+          <w:color w:val="1f2328"/>
+          <w:sz w:val="21"/>
+          <w:szCs w:val="21"/>
+          <w:rtl w:val="0"/>
+        </w:rPr>
+        <w:t xml:space="preserve">    </w:t>
+      </w:r>
+      <w:r>
+        <w:rPr>
+          <w:rFonts w:ascii="Courier New" w:cs="Courier New" w:eastAsia="Courier New" w:hAnsi="Courier New"/>
+          <w:color w:val="0550ae"/>
+          <w:sz w:val="21"/>
+          <w:szCs w:val="21"/>
+          <w:rtl w:val="0"/>
+        </w:rPr>
+        <w:t xml:space="preserve">page</w:t>
+      </w:r>
+      <w:r>
+        <w:rPr>
+          <w:rFonts w:ascii="Courier New" w:cs="Courier New" w:eastAsia="Courier New" w:hAnsi="Courier New"/>
+          <w:color w:val="1f2328"/>
+          <w:sz w:val="21"/>
+          <w:szCs w:val="21"/>
+          <w:rtl w:val="0"/>
+        </w:rPr>
+        <w:t xml:space="preserve">.</w:t>
+      </w:r>
+      <w:r>
+        <w:rPr>
+          <w:rFonts w:ascii="Courier New" w:cs="Courier New" w:eastAsia="Courier New" w:hAnsi="Courier New"/>
+          <w:color w:val="8250df"/>
+          <w:sz w:val="21"/>
+          <w:szCs w:val="21"/>
+          <w:rtl w:val="0"/>
+        </w:rPr>
+        <w:t xml:space="preserve">waitForEvent</w:t>
+      </w:r>
+      <w:r>
+        <w:rPr>
+          <w:rFonts w:ascii="Courier New" w:cs="Courier New" w:eastAsia="Courier New" w:hAnsi="Courier New"/>
+          <w:color w:val="1f2328"/>
+          <w:sz w:val="21"/>
+          <w:szCs w:val="21"/>
+          <w:rtl w:val="0"/>
+        </w:rPr>
+        <w:t xml:space="preserve">(</w:t>
+      </w:r>
+      <w:r>
+        <w:rPr>
+          <w:rFonts w:ascii="Courier New" w:cs="Courier New" w:eastAsia="Courier New" w:hAnsi="Courier New"/>
+          <w:color w:val="0a3069"/>
+          <w:sz w:val="21"/>
+          <w:szCs w:val="21"/>
+          <w:rtl w:val="0"/>
+        </w:rPr>
+        <w:t xml:space="preserve">"filechooser"</w:t>
+      </w:r>
+      <w:r>
+        <w:rPr>
+          <w:rFonts w:ascii="Courier New" w:cs="Courier New" w:eastAsia="Courier New" w:hAnsi="Courier New"/>
+          <w:color w:val="1f2328"/>
+          <w:sz w:val="21"/>
+          <w:szCs w:val="21"/>
+          <w:rtl w:val="0"/>
+        </w:rPr>
+        <w:t xml:space="preserve">),</w:t>
+      </w:r>
+    </w:p>
+    <w:p>
+      <w:pPr>
+        <w:shd w:fill="ffffff" w:val="clear"/>
+        <w:spacing w:line="325.71428571428567" w:lineRule="auto"/>
+        <w:ind w:left="1440" w:firstLine="0"/>
+        <w:rPr>
+          <w:rFonts w:ascii="Courier New" w:cs="Courier New" w:eastAsia="Courier New" w:hAnsi="Courier New"/>
+          <w:color w:val="1f2328"/>
+          <w:sz w:val="21"/>
+          <w:szCs w:val="21"/>
+        </w:rPr>
+      </w:pPr>
+      <w:r>
+        <w:rPr>
+          <w:rFonts w:ascii="Courier New" w:cs="Courier New" w:eastAsia="Courier New" w:hAnsi="Courier New"/>
+          <w:color w:val="1f2328"/>
+          <w:sz w:val="21"/>
+          <w:szCs w:val="21"/>
+          <w:rtl w:val="0"/>
+        </w:rPr>
+        <w:t xml:space="preserve">    </w:t>
+      </w:r>
+      <w:r>
+        <w:rPr>
+          <w:rFonts w:ascii="Courier New" w:cs="Courier New" w:eastAsia="Courier New" w:hAnsi="Courier New"/>
+          <w:color w:val="0550ae"/>
+          <w:sz w:val="21"/>
+          <w:szCs w:val="21"/>
+          <w:rtl w:val="0"/>
+        </w:rPr>
+        <w:t xml:space="preserve">page</w:t>
+      </w:r>
+      <w:r>
+        <w:rPr>
+          <w:rFonts w:ascii="Courier New" w:cs="Courier New" w:eastAsia="Courier New" w:hAnsi="Courier New"/>
+          <w:color w:val="1f2328"/>
+          <w:sz w:val="21"/>
+          <w:szCs w:val="21"/>
+          <w:rtl w:val="0"/>
+        </w:rPr>
+        <w:t xml:space="preserve">.</w:t>
+      </w:r>
+      <w:r>
+        <w:rPr>
+          <w:rFonts w:ascii="Courier New" w:cs="Courier New" w:eastAsia="Courier New" w:hAnsi="Courier New"/>
+          <w:color w:val="8250df"/>
+          <w:sz w:val="21"/>
+          <w:szCs w:val="21"/>
+          <w:rtl w:val="0"/>
+        </w:rPr>
+        <w:t xml:space="preserve">locator</w:t>
+      </w:r>
+      <w:r>
+        <w:rPr>
+          <w:rFonts w:ascii="Courier New" w:cs="Courier New" w:eastAsia="Courier New" w:hAnsi="Courier New"/>
+          <w:color w:val="1f2328"/>
+          <w:sz w:val="21"/>
+          <w:szCs w:val="21"/>
+          <w:rtl w:val="0"/>
+        </w:rPr>
+        <w:t xml:space="preserve">(</w:t>
+      </w:r>
+      <w:r>
+        <w:rPr>
+          <w:rFonts w:ascii="Courier New" w:cs="Courier New" w:eastAsia="Courier New" w:hAnsi="Courier New"/>
+          <w:color w:val="0a3069"/>
+          <w:sz w:val="21"/>
+          <w:szCs w:val="21"/>
+          <w:rtl w:val="0"/>
+        </w:rPr>
+        <w:t xml:space="preserve">"//a[@id='pickfiles']"</w:t>
+      </w:r>
+      <w:r>
+        <w:rPr>
+          <w:rFonts w:ascii="Courier New" w:cs="Courier New" w:eastAsia="Courier New" w:hAnsi="Courier New"/>
+          <w:color w:val="1f2328"/>
+          <w:sz w:val="21"/>
+          <w:szCs w:val="21"/>
+          <w:rtl w:val="0"/>
+        </w:rPr>
+        <w:t xml:space="preserve">).</w:t>
+      </w:r>
+      <w:r>
+        <w:rPr>
+          <w:rFonts w:ascii="Courier New" w:cs="Courier New" w:eastAsia="Courier New" w:hAnsi="Courier New"/>
+          <w:color w:val="8250df"/>
+          <w:sz w:val="21"/>
+          <w:szCs w:val="21"/>
+          <w:rtl w:val="0"/>
+        </w:rPr>
+        <w:t xml:space="preserve">click</w:t>
+      </w:r>
+      <w:r>
+        <w:rPr>
+          <w:rFonts w:ascii="Courier New" w:cs="Courier New" w:eastAsia="Courier New" w:hAnsi="Courier New"/>
+          <w:color w:val="1f2328"/>
+          <w:sz w:val="21"/>
+          <w:szCs w:val="21"/>
+          <w:rtl w:val="0"/>
+        </w:rPr>
+        <w:t xml:space="preserve">()</w:t>
+      </w:r>
+    </w:p>
+    <w:p>
+      <w:pPr>
+        <w:shd w:fill="ffffff" w:val="clear"/>
+        <w:spacing w:line="325.71428571428567" w:lineRule="auto"/>
+        <w:ind w:left="1440" w:firstLine="0"/>
+        <w:rPr>
+          <w:rFonts w:ascii="Courier New" w:cs="Courier New" w:eastAsia="Courier New" w:hAnsi="Courier New"/>
+          <w:color w:val="1f2328"/>
+          <w:sz w:val="21"/>
+          <w:szCs w:val="21"/>
+        </w:rPr>
+      </w:pPr>
+      <w:r>
+        <w:rPr>
+          <w:rFonts w:ascii="Courier New" w:cs="Courier New" w:eastAsia="Courier New" w:hAnsi="Courier New"/>
+          <w:color w:val="1f2328"/>
+          <w:sz w:val="21"/>
+          <w:szCs w:val="21"/>
+          <w:rtl w:val="0"/>
+        </w:rPr>
+        <w:t xml:space="preserve">])</w:t>
+      </w:r>
+    </w:p>
+    <w:p>
+      <w:pPr>
+        <w:shd w:fill="ffffff" w:val="clear"/>
+        <w:spacing w:line="325.71428571428567" w:lineRule="auto"/>
+        <w:ind w:left="1440" w:firstLine="0"/>
+        <w:rPr>
+          <w:rFonts w:ascii="Courier New" w:cs="Courier New" w:eastAsia="Courier New" w:hAnsi="Courier New"/>
+          <w:color w:val="1f2328"/>
+          <w:sz w:val="21"/>
+          <w:szCs w:val="21"/>
+        </w:rPr>
+      </w:pPr>
+      <w:r>
+        <w:rPr>
+          <w:rtl w:val="0"/>
+        </w:rPr>
+      </w:r>
+    </w:p>
+    <w:p>
+      <w:pPr>
+        <w:shd w:fill="ffffff" w:val="clear"/>
+        <w:spacing w:line="325.71428571428567" w:lineRule="auto"/>
+        <w:ind w:left="1440" w:firstLine="0"/>
+        <w:rPr>
+          <w:rFonts w:ascii="Courier New" w:cs="Courier New" w:eastAsia="Courier New" w:hAnsi="Courier New"/>
+          <w:color w:val="1f2328"/>
+          <w:sz w:val="21"/>
+          <w:szCs w:val="21"/>
+        </w:rPr>
+      </w:pPr>
+      <w:r>
+        <w:rPr>
+          <w:rFonts w:ascii="Courier New" w:cs="Courier New" w:eastAsia="Courier New" w:hAnsi="Courier New"/>
+          <w:color w:val="0550ae"/>
+          <w:sz w:val="21"/>
+          <w:szCs w:val="21"/>
+          <w:rtl w:val="0"/>
+        </w:rPr>
+        <w:t xml:space="preserve">fileChooser</w:t>
+      </w:r>
+      <w:r>
+        <w:rPr>
+          <w:rFonts w:ascii="Courier New" w:cs="Courier New" w:eastAsia="Courier New" w:hAnsi="Courier New"/>
+          <w:color w:val="1f2328"/>
+          <w:sz w:val="21"/>
+          <w:szCs w:val="21"/>
+          <w:rtl w:val="0"/>
+        </w:rPr>
+        <w:t xml:space="preserve">.</w:t>
+      </w:r>
+      <w:r>
+        <w:rPr>
+          <w:rFonts w:ascii="Courier New" w:cs="Courier New" w:eastAsia="Courier New" w:hAnsi="Courier New"/>
+          <w:color w:val="8250df"/>
+          <w:sz w:val="21"/>
+          <w:szCs w:val="21"/>
+          <w:rtl w:val="0"/>
+        </w:rPr>
+        <w:t xml:space="preserve">setFiles</w:t>
+      </w:r>
+      <w:r>
+        <w:rPr>
+          <w:rFonts w:ascii="Courier New" w:cs="Courier New" w:eastAsia="Courier New" w:hAnsi="Courier New"/>
+          <w:color w:val="1f2328"/>
+          <w:sz w:val="21"/>
+          <w:szCs w:val="21"/>
+          <w:rtl w:val="0"/>
+        </w:rPr>
+        <w:t xml:space="preserve">(</w:t>
+      </w:r>
+      <w:r>
+        <w:rPr>
+          <w:rFonts w:ascii="Courier New" w:cs="Courier New" w:eastAsia="Courier New" w:hAnsi="Courier New"/>
+          <w:color w:val="0a3069"/>
+          <w:sz w:val="21"/>
+          <w:szCs w:val="21"/>
+          <w:rtl w:val="0"/>
+        </w:rPr>
+        <w:t xml:space="preserve">"D:</w:t>
+      </w:r>
+      <w:r>
+        <w:rPr>
+          <w:rFonts w:ascii="Courier New" w:cs="Courier New" w:eastAsia="Courier New" w:hAnsi="Courier New"/>
+          <w:color w:val="cf222e"/>
+          <w:sz w:val="21"/>
+          <w:szCs w:val="21"/>
+          <w:rtl w:val="0"/>
+        </w:rPr>
+        <w:t xml:space="preserve">\\</w:t>
+      </w:r>
+      <w:r>
+        <w:rPr>
+          <w:rFonts w:ascii="Courier New" w:cs="Courier New" w:eastAsia="Courier New" w:hAnsi="Courier New"/>
+          <w:color w:val="0a3069"/>
+          <w:sz w:val="21"/>
+          <w:szCs w:val="21"/>
+          <w:rtl w:val="0"/>
+        </w:rPr>
+        <w:t xml:space="preserve">Balaji Dinakaran Trainer Profile AI 2026.pdf"</w:t>
+      </w:r>
+      <w:r>
+        <w:rPr>
+          <w:rFonts w:ascii="Courier New" w:cs="Courier New" w:eastAsia="Courier New" w:hAnsi="Courier New"/>
+          <w:color w:val="1f2328"/>
+          <w:sz w:val="21"/>
+          <w:szCs w:val="21"/>
+          <w:rtl w:val="0"/>
+        </w:rPr>
+        <w:t xml:space="preserve">)</w:t>
+      </w:r>
+    </w:p>
+    <w:p>
+      <w:pPr>
+        <w:ind w:left="1440" w:firstLine="0"/>
+        <w:rPr/>
+      </w:pPr>
+      <w:r>
+        <w:rPr>
+          <w:rtl w:val="0"/>
+        </w:rPr>
+      </w:r>
+    </w:p>
+    <w:p>
+      <w:pPr>
+        <w:numPr>
+          <w:ilvl w:val="1"/>
+          <w:numId w:val="7"/>
+        </w:numPr>
+        <w:ind w:left="1440" w:hanging="360"/>
+        <w:rPr>
+          <w:u w:val="none"/>
+        </w:rPr>
+      </w:pPr>
+      <w:r>
+        <w:rPr>
+          <w:rtl w:val="0"/>
+        </w:rPr>
+        <w:t xml:space="preserve">Option 3</w:t>
+      </w:r>
+    </w:p>
+    <w:p>
+      <w:pPr>
+        <w:shd w:fill="ffffff" w:val="clear"/>
+        <w:spacing w:line="325.71428571428567" w:lineRule="auto"/>
+        <w:ind w:left="1440" w:firstLine="0"/>
+        <w:rPr>
+          <w:rFonts w:ascii="Courier New" w:cs="Courier New" w:eastAsia="Courier New" w:hAnsi="Courier New"/>
+          <w:color w:val="6e7781"/>
+          <w:sz w:val="21"/>
+          <w:szCs w:val="21"/>
+        </w:rPr>
+      </w:pPr>
+      <w:r>
+        <w:rPr>
+          <w:rFonts w:ascii="Courier New" w:cs="Courier New" w:eastAsia="Courier New" w:hAnsi="Courier New"/>
+          <w:color w:val="6e7781"/>
+          <w:sz w:val="21"/>
+          <w:szCs w:val="21"/>
+          <w:rtl w:val="0"/>
+        </w:rPr>
+        <w:t xml:space="preserve">//register the event before opening the filechooser window</w:t>
+      </w:r>
+    </w:p>
+    <w:p>
+      <w:pPr>
+        <w:shd w:fill="ffffff" w:val="clear"/>
+        <w:spacing w:line="325.71428571428567" w:lineRule="auto"/>
+        <w:ind w:left="1440" w:firstLine="0"/>
+        <w:rPr>
+          <w:rFonts w:ascii="Courier New" w:cs="Courier New" w:eastAsia="Courier New" w:hAnsi="Courier New"/>
+          <w:color w:val="1f2328"/>
+          <w:sz w:val="21"/>
+          <w:szCs w:val="21"/>
+        </w:rPr>
+      </w:pPr>
+      <w:r>
+        <w:rPr>
+          <w:rFonts w:ascii="Courier New" w:cs="Courier New" w:eastAsia="Courier New" w:hAnsi="Courier New"/>
+          <w:color w:val="cf222e"/>
+          <w:sz w:val="21"/>
+          <w:szCs w:val="21"/>
+          <w:rtl w:val="0"/>
+        </w:rPr>
+        <w:t xml:space="preserve">await</w:t>
+      </w:r>
+      <w:r>
+        <w:rPr>
+          <w:rFonts w:ascii="Courier New" w:cs="Courier New" w:eastAsia="Courier New" w:hAnsi="Courier New"/>
+          <w:color w:val="1f2328"/>
+          <w:sz w:val="21"/>
+          <w:szCs w:val="21"/>
+          <w:rtl w:val="0"/>
+        </w:rPr>
+        <w:t xml:space="preserve"> </w:t>
+      </w:r>
+      <w:r>
+        <w:rPr>
+          <w:rFonts w:ascii="Courier New" w:cs="Courier New" w:eastAsia="Courier New" w:hAnsi="Courier New"/>
+          <w:color w:val="0550ae"/>
+          <w:sz w:val="21"/>
+          <w:szCs w:val="21"/>
+          <w:rtl w:val="0"/>
+        </w:rPr>
+        <w:t xml:space="preserve">page</w:t>
+      </w:r>
+      <w:r>
+        <w:rPr>
+          <w:rFonts w:ascii="Courier New" w:cs="Courier New" w:eastAsia="Courier New" w:hAnsi="Courier New"/>
+          <w:color w:val="1f2328"/>
+          <w:sz w:val="21"/>
+          <w:szCs w:val="21"/>
+          <w:rtl w:val="0"/>
+        </w:rPr>
+        <w:t xml:space="preserve">.</w:t>
+      </w:r>
+      <w:r>
+        <w:rPr>
+          <w:rFonts w:ascii="Courier New" w:cs="Courier New" w:eastAsia="Courier New" w:hAnsi="Courier New"/>
+          <w:color w:val="8250df"/>
+          <w:sz w:val="21"/>
+          <w:szCs w:val="21"/>
+          <w:rtl w:val="0"/>
+        </w:rPr>
+        <w:t xml:space="preserve">on</w:t>
+      </w:r>
+      <w:r>
+        <w:rPr>
+          <w:rFonts w:ascii="Courier New" w:cs="Courier New" w:eastAsia="Courier New" w:hAnsi="Courier New"/>
+          <w:color w:val="1f2328"/>
+          <w:sz w:val="21"/>
+          <w:szCs w:val="21"/>
+          <w:rtl w:val="0"/>
+        </w:rPr>
+        <w:t xml:space="preserve">(</w:t>
+      </w:r>
+      <w:r>
+        <w:rPr>
+          <w:rFonts w:ascii="Courier New" w:cs="Courier New" w:eastAsia="Courier New" w:hAnsi="Courier New"/>
+          <w:color w:val="0a3069"/>
+          <w:sz w:val="21"/>
+          <w:szCs w:val="21"/>
+          <w:rtl w:val="0"/>
+        </w:rPr>
+        <w:t xml:space="preserve">'filechooser'</w:t>
+      </w:r>
+      <w:r>
+        <w:rPr>
+          <w:rFonts w:ascii="Courier New" w:cs="Courier New" w:eastAsia="Courier New" w:hAnsi="Courier New"/>
+          <w:color w:val="1f2328"/>
+          <w:sz w:val="21"/>
+          <w:szCs w:val="21"/>
+          <w:rtl w:val="0"/>
+        </w:rPr>
+        <w:t xml:space="preserve">,</w:t>
+      </w:r>
+      <w:r>
+        <w:rPr>
+          <w:rFonts w:ascii="Courier New" w:cs="Courier New" w:eastAsia="Courier New" w:hAnsi="Courier New"/>
+          <w:color w:val="cf222e"/>
+          <w:sz w:val="21"/>
+          <w:szCs w:val="21"/>
+          <w:rtl w:val="0"/>
+        </w:rPr>
+        <w:t xml:space="preserve">async</w:t>
+      </w:r>
+      <w:r>
+        <w:rPr>
+          <w:rFonts w:ascii="Courier New" w:cs="Courier New" w:eastAsia="Courier New" w:hAnsi="Courier New"/>
+          <w:color w:val="1f2328"/>
+          <w:sz w:val="21"/>
+          <w:szCs w:val="21"/>
+          <w:rtl w:val="0"/>
+        </w:rPr>
+        <w:t xml:space="preserve"> </w:t>
+      </w:r>
+      <w:r>
+        <w:rPr>
+          <w:rFonts w:ascii="Courier New" w:cs="Courier New" w:eastAsia="Courier New" w:hAnsi="Courier New"/>
+          <w:color w:val="953800"/>
+          <w:sz w:val="21"/>
+          <w:szCs w:val="21"/>
+          <w:rtl w:val="0"/>
+        </w:rPr>
+        <w:t xml:space="preserve">filechooser</w:t>
+      </w:r>
+      <w:r>
+        <w:rPr>
+          <w:rFonts w:ascii="Courier New" w:cs="Courier New" w:eastAsia="Courier New" w:hAnsi="Courier New"/>
+          <w:color w:val="cf222e"/>
+          <w:sz w:val="21"/>
+          <w:szCs w:val="21"/>
+          <w:rtl w:val="0"/>
+        </w:rPr>
+        <w:t xml:space="preserve">=&gt;</w:t>
+      </w:r>
+      <w:r>
+        <w:rPr>
+          <w:rFonts w:ascii="Courier New" w:cs="Courier New" w:eastAsia="Courier New" w:hAnsi="Courier New"/>
+          <w:color w:val="1f2328"/>
+          <w:sz w:val="21"/>
+          <w:szCs w:val="21"/>
+          <w:rtl w:val="0"/>
+        </w:rPr>
+        <w:t xml:space="preserve">{</w:t>
+      </w:r>
+    </w:p>
+    <w:p>
+      <w:pPr>
+        <w:shd w:fill="ffffff" w:val="clear"/>
+        <w:spacing w:line="325.71428571428567" w:lineRule="auto"/>
+        <w:ind w:left="1440" w:firstLine="0"/>
+        <w:rPr>
+          <w:rFonts w:ascii="Courier New" w:cs="Courier New" w:eastAsia="Courier New" w:hAnsi="Courier New"/>
+          <w:color w:val="1f2328"/>
+          <w:sz w:val="21"/>
+          <w:szCs w:val="21"/>
+        </w:rPr>
+      </w:pPr>
+      <w:r>
+        <w:rPr>
+          <w:rFonts w:ascii="Courier New" w:cs="Courier New" w:eastAsia="Courier New" w:hAnsi="Courier New"/>
+          <w:color w:val="1f2328"/>
+          <w:sz w:val="21"/>
+          <w:szCs w:val="21"/>
+          <w:rtl w:val="0"/>
+        </w:rPr>
+        <w:t xml:space="preserve">    </w:t>
+      </w:r>
+      <w:r>
+        <w:rPr>
+          <w:rFonts w:ascii="Courier New" w:cs="Courier New" w:eastAsia="Courier New" w:hAnsi="Courier New"/>
+          <w:color w:val="953800"/>
+          <w:sz w:val="21"/>
+          <w:szCs w:val="21"/>
+          <w:rtl w:val="0"/>
+        </w:rPr>
+        <w:t xml:space="preserve">filechooser</w:t>
+      </w:r>
+      <w:r>
+        <w:rPr>
+          <w:rFonts w:ascii="Courier New" w:cs="Courier New" w:eastAsia="Courier New" w:hAnsi="Courier New"/>
+          <w:color w:val="1f2328"/>
+          <w:sz w:val="21"/>
+          <w:szCs w:val="21"/>
+          <w:rtl w:val="0"/>
+        </w:rPr>
+        <w:t xml:space="preserve">.</w:t>
+      </w:r>
+      <w:r>
+        <w:rPr>
+          <w:rFonts w:ascii="Courier New" w:cs="Courier New" w:eastAsia="Courier New" w:hAnsi="Courier New"/>
+          <w:color w:val="8250df"/>
+          <w:sz w:val="21"/>
+          <w:szCs w:val="21"/>
+          <w:rtl w:val="0"/>
+        </w:rPr>
+        <w:t xml:space="preserve">setFiles</w:t>
+      </w:r>
+      <w:r>
+        <w:rPr>
+          <w:rFonts w:ascii="Courier New" w:cs="Courier New" w:eastAsia="Courier New" w:hAnsi="Courier New"/>
+          <w:color w:val="1f2328"/>
+          <w:sz w:val="21"/>
+          <w:szCs w:val="21"/>
+          <w:rtl w:val="0"/>
+        </w:rPr>
+        <w:t xml:space="preserve">(</w:t>
+      </w:r>
+      <w:r>
+        <w:rPr>
+          <w:rFonts w:ascii="Courier New" w:cs="Courier New" w:eastAsia="Courier New" w:hAnsi="Courier New"/>
+          <w:color w:val="0a3069"/>
+          <w:sz w:val="21"/>
+          <w:szCs w:val="21"/>
+          <w:rtl w:val="0"/>
+        </w:rPr>
+        <w:t xml:space="preserve">"D:</w:t>
+      </w:r>
+      <w:r>
+        <w:rPr>
+          <w:rFonts w:ascii="Courier New" w:cs="Courier New" w:eastAsia="Courier New" w:hAnsi="Courier New"/>
+          <w:color w:val="cf222e"/>
+          <w:sz w:val="21"/>
+          <w:szCs w:val="21"/>
+          <w:rtl w:val="0"/>
+        </w:rPr>
+        <w:t xml:space="preserve">\\</w:t>
+      </w:r>
+      <w:r>
+        <w:rPr>
+          <w:rFonts w:ascii="Courier New" w:cs="Courier New" w:eastAsia="Courier New" w:hAnsi="Courier New"/>
+          <w:color w:val="0a3069"/>
+          <w:sz w:val="21"/>
+          <w:szCs w:val="21"/>
+          <w:rtl w:val="0"/>
+        </w:rPr>
+        <w:t xml:space="preserve">Balaji Dinakaran Trainer Profile AI 2026.pdf"</w:t>
+      </w:r>
+      <w:r>
+        <w:rPr>
+          <w:rFonts w:ascii="Courier New" w:cs="Courier New" w:eastAsia="Courier New" w:hAnsi="Courier New"/>
+          <w:color w:val="1f2328"/>
+          <w:sz w:val="21"/>
+          <w:szCs w:val="21"/>
+          <w:rtl w:val="0"/>
+        </w:rPr>
+        <w:t xml:space="preserve">);</w:t>
+      </w:r>
+    </w:p>
+    <w:p>
+      <w:pPr>
+        <w:shd w:fill="ffffff" w:val="clear"/>
+        <w:spacing w:line="325.71428571428567" w:lineRule="auto"/>
+        <w:ind w:left="1440" w:firstLine="0"/>
+        <w:rPr>
+          <w:rFonts w:ascii="Courier New" w:cs="Courier New" w:eastAsia="Courier New" w:hAnsi="Courier New"/>
+          <w:color w:val="1f2328"/>
+          <w:sz w:val="21"/>
+          <w:szCs w:val="21"/>
+        </w:rPr>
+      </w:pPr>
+      <w:r>
+        <w:rPr>
+          <w:rFonts w:ascii="Courier New" w:cs="Courier New" w:eastAsia="Courier New" w:hAnsi="Courier New"/>
+          <w:color w:val="1f2328"/>
+          <w:sz w:val="21"/>
+          <w:szCs w:val="21"/>
+          <w:rtl w:val="0"/>
+        </w:rPr>
+        <w:t xml:space="preserve">})</w:t>
+      </w:r>
+    </w:p>
+    <w:p>
+      <w:pPr>
+        <w:shd w:fill="ffffff" w:val="clear"/>
+        <w:spacing w:line="325.71428571428567" w:lineRule="auto"/>
+        <w:ind w:left="1440" w:firstLine="0"/>
+        <w:rPr>
+          <w:rFonts w:ascii="Courier New" w:cs="Courier New" w:eastAsia="Courier New" w:hAnsi="Courier New"/>
+          <w:color w:val="1f2328"/>
+          <w:sz w:val="21"/>
+          <w:szCs w:val="21"/>
+        </w:rPr>
+      </w:pPr>
+      <w:r>
+        <w:rPr>
+          <w:rtl w:val="0"/>
+        </w:rPr>
+      </w:r>
+    </w:p>
+    <w:p>
+      <w:pPr>
+        <w:shd w:fill="ffffff" w:val="clear"/>
+        <w:spacing w:line="325.71428571428567" w:lineRule="auto"/>
+        <w:ind w:left="1440" w:firstLine="0"/>
+        <w:rPr>
+          <w:rFonts w:ascii="Courier New" w:cs="Courier New" w:eastAsia="Courier New" w:hAnsi="Courier New"/>
+          <w:color w:val="1f2328"/>
+          <w:sz w:val="21"/>
+          <w:szCs w:val="21"/>
+        </w:rPr>
+      </w:pPr>
+      <w:r>
+        <w:rPr>
+          <w:rFonts w:ascii="Courier New" w:cs="Courier New" w:eastAsia="Courier New" w:hAnsi="Courier New"/>
+          <w:color w:val="cf222e"/>
+          <w:sz w:val="21"/>
+          <w:szCs w:val="21"/>
+          <w:rtl w:val="0"/>
+        </w:rPr>
+        <w:t xml:space="preserve">await</w:t>
+      </w:r>
+      <w:r>
+        <w:rPr>
+          <w:rFonts w:ascii="Courier New" w:cs="Courier New" w:eastAsia="Courier New" w:hAnsi="Courier New"/>
+          <w:color w:val="1f2328"/>
+          <w:sz w:val="21"/>
+          <w:szCs w:val="21"/>
+          <w:rtl w:val="0"/>
+        </w:rPr>
+        <w:t xml:space="preserve"> </w:t>
+      </w:r>
+      <w:r>
+        <w:rPr>
+          <w:rFonts w:ascii="Courier New" w:cs="Courier New" w:eastAsia="Courier New" w:hAnsi="Courier New"/>
+          <w:color w:val="0550ae"/>
+          <w:sz w:val="21"/>
+          <w:szCs w:val="21"/>
+          <w:rtl w:val="0"/>
+        </w:rPr>
+        <w:t xml:space="preserve">page</w:t>
+      </w:r>
+      <w:r>
+        <w:rPr>
+          <w:rFonts w:ascii="Courier New" w:cs="Courier New" w:eastAsia="Courier New" w:hAnsi="Courier New"/>
+          <w:color w:val="1f2328"/>
+          <w:sz w:val="21"/>
+          <w:szCs w:val="21"/>
+          <w:rtl w:val="0"/>
+        </w:rPr>
+        <w:t xml:space="preserve">.</w:t>
+      </w:r>
+      <w:r>
+        <w:rPr>
+          <w:rFonts w:ascii="Courier New" w:cs="Courier New" w:eastAsia="Courier New" w:hAnsi="Courier New"/>
+          <w:color w:val="8250df"/>
+          <w:sz w:val="21"/>
+          <w:szCs w:val="21"/>
+          <w:rtl w:val="0"/>
+        </w:rPr>
+        <w:t xml:space="preserve">locator</w:t>
+      </w:r>
+      <w:r>
+        <w:rPr>
+          <w:rFonts w:ascii="Courier New" w:cs="Courier New" w:eastAsia="Courier New" w:hAnsi="Courier New"/>
+          <w:color w:val="1f2328"/>
+          <w:sz w:val="21"/>
+          <w:szCs w:val="21"/>
+          <w:rtl w:val="0"/>
+        </w:rPr>
+        <w:t xml:space="preserve">(</w:t>
+      </w:r>
+      <w:r>
+        <w:rPr>
+          <w:rFonts w:ascii="Courier New" w:cs="Courier New" w:eastAsia="Courier New" w:hAnsi="Courier New"/>
+          <w:color w:val="0a3069"/>
+          <w:sz w:val="21"/>
+          <w:szCs w:val="21"/>
+          <w:rtl w:val="0"/>
+        </w:rPr>
+        <w:t xml:space="preserve">"//a[@id='pickfiles']"</w:t>
+      </w:r>
+      <w:r>
+        <w:rPr>
+          <w:rFonts w:ascii="Courier New" w:cs="Courier New" w:eastAsia="Courier New" w:hAnsi="Courier New"/>
+          <w:color w:val="1f2328"/>
+          <w:sz w:val="21"/>
+          <w:szCs w:val="21"/>
+          <w:rtl w:val="0"/>
+        </w:rPr>
+        <w:t xml:space="preserve">).</w:t>
+      </w:r>
+      <w:r>
+        <w:rPr>
+          <w:rFonts w:ascii="Courier New" w:cs="Courier New" w:eastAsia="Courier New" w:hAnsi="Courier New"/>
+          <w:color w:val="8250df"/>
+          <w:sz w:val="21"/>
+          <w:szCs w:val="21"/>
+          <w:rtl w:val="0"/>
+        </w:rPr>
+        <w:t xml:space="preserve">click</w:t>
+      </w:r>
+      <w:r>
+        <w:rPr>
+          <w:rFonts w:ascii="Courier New" w:cs="Courier New" w:eastAsia="Courier New" w:hAnsi="Courier New"/>
+          <w:color w:val="1f2328"/>
+          <w:sz w:val="21"/>
+          <w:szCs w:val="21"/>
+          <w:rtl w:val="0"/>
+        </w:rPr>
+        <w:t xml:space="preserve">();</w:t>
+      </w:r>
+    </w:p>
+    <w:p>
+      <w:pPr>
+        <w:ind w:left="1440" w:firstLine="0"/>
+        <w:rPr/>
+      </w:pPr>
+      <w:r>
+        <w:rPr>
+          <w:rtl w:val="0"/>
+        </w:rPr>
+      </w:r>
+    </w:p>
+    <w:p>
+      <w:pPr>
+        <w:ind w:left="1440" w:firstLine="0"/>
+        <w:rPr/>
+      </w:pPr>
+      <w:r>
+        <w:rPr>
+          <w:rtl w:val="0"/>
+        </w:rPr>
+      </w:r>
+    </w:p>
+    <w:p>
+      <w:pPr>
+        <w:numPr>
+          <w:ilvl w:val="0"/>
+          <w:numId w:val="7"/>
+        </w:numPr>
+        <w:ind w:left="720" w:hanging="360"/>
+        <w:rPr/>
+      </w:pPr>
+      <w:r>
+        <w:rPr>
+          <w:rtl w:val="0"/>
+        </w:rPr>
+        <w:t xml:space="preserve">Download </w:t>
+      </w:r>
+    </w:p>
+    <w:p>
+      <w:pPr>
+        <w:numPr>
+          <w:ilvl w:val="0"/>
+          <w:numId w:val="7"/>
+        </w:numPr>
+        <w:ind w:left="720" w:hanging="360"/>
+        <w:rPr/>
+      </w:pPr>
+      <w:r>
+        <w:rPr>
+          <w:rtl w:val="0"/>
+        </w:rPr>
+        <w:t xml:space="preserve">Shadow root </w:t>
+      </w:r>
+    </w:p>
+    <w:p>
+      <w:pPr>
+        <w:numPr>
+          <w:ilvl w:val="0"/>
+          <w:numId w:val="7"/>
+        </w:numPr>
+        <w:ind w:left="720" w:hanging="360"/>
+        <w:rPr>
+          <w:highlight w:val="yellow"/>
+        </w:rPr>
+      </w:pPr>
+      <w:r>
+        <w:rPr>
+          <w:highlight w:val="yellow"/>
+          <w:rtl w:val="0"/>
+        </w:rPr>
+        <w:t xml:space="preserve">Javascript </w:t>
+      </w:r>
+    </w:p>
+    <w:p>
+      <w:pPr>
+        <w:numPr>
+          <w:ilvl w:val="1"/>
+          <w:numId w:val="7"/>
+        </w:numPr>
+        <w:ind w:left="1440" w:hanging="360"/>
+        <w:rPr>
+          <w:highlight w:val="yellow"/>
+        </w:rPr>
+      </w:pPr>
+      <w:r>
+        <w:rPr>
+          <w:highlight w:val="yellow"/>
+          <w:rtl w:val="0"/>
+        </w:rPr>
+        <w:t xml:space="preserve">Click on hidden elements </w:t>
+      </w:r>
+    </w:p>
+    <w:p>
+      <w:pPr>
+        <w:numPr>
+          <w:ilvl w:val="1"/>
+          <w:numId w:val="7"/>
+        </w:numPr>
+        <w:ind w:left="1440" w:hanging="360"/>
+        <w:rPr>
+          <w:highlight w:val="yellow"/>
+        </w:rPr>
+      </w:pPr>
+      <w:r>
+        <w:rPr>
+          <w:highlight w:val="yellow"/>
+          <w:rtl w:val="0"/>
+        </w:rPr>
+        <w:t xml:space="preserve">Type in a read-only textbox </w:t>
+      </w:r>
+    </w:p>
+    <w:p>
+      <w:pPr>
+        <w:ind w:left="720" w:firstLine="0"/>
+        <w:rPr/>
+      </w:pPr>
+      <w:r>
+        <w:rPr>
+          <w:rtl w:val="0"/>
+        </w:rPr>
+      </w:r>
+    </w:p>
+    <w:p>
+      <w:pPr>
+        <w:shd w:fill="ffffff" w:val="clear"/>
+        <w:spacing w:line="325.71428571428567" w:lineRule="auto"/>
+        <w:ind w:left="0" w:firstLine="0"/>
+        <w:rPr>
+          <w:rFonts w:ascii="Courier New" w:cs="Courier New" w:eastAsia="Courier New" w:hAnsi="Courier New"/>
+          <w:color w:val="0a3069"/>
+          <w:sz w:val="21"/>
+          <w:szCs w:val="21"/>
+        </w:rPr>
+      </w:pPr>
+      <w:r>
+        <w:rPr>
+          <w:rFonts w:ascii="Courier New" w:cs="Courier New" w:eastAsia="Courier New" w:hAnsi="Courier New"/>
+          <w:color w:val="0a3069"/>
+          <w:sz w:val="21"/>
+          <w:szCs w:val="21"/>
+          <w:rtl w:val="0"/>
+        </w:rPr>
+        <w:t xml:space="preserve">Will resume at 3:50 PM IST</w:t>
       </w:r>
     </w:p>
     <w:p>
@@ -1993,7 +4458,7 @@
                     <pic:cNvPicPr preferRelativeResize="0"/>
                   </pic:nvPicPr>
                   <pic:blipFill>
-                    <a:blip r:embed="rId8"/>
+                    <a:blip r:embed="rId10"/>
                     <a:srcRect b="0" l="0" r="0" t="0"/>
                     <a:stretch>
                       <a:fillRect/>
@@ -2019,6 +4484,2094 @@
         </w:rPr>
       </w:r>
     </w:p>
+    <w:p>
+      <w:pPr>
+        <w:rPr/>
+      </w:pPr>
+      <w:r>
+        <w:rPr>
+          <w:rtl w:val="0"/>
+        </w:rPr>
+      </w:r>
+    </w:p>
+    <w:p>
+      <w:pPr>
+        <w:rPr/>
+      </w:pPr>
+      <w:r>
+        <w:rPr>
+          <w:rtl w:val="0"/>
+        </w:rPr>
+      </w:r>
+    </w:p>
+    <w:p>
+      <w:pPr>
+        <w:rPr/>
+      </w:pPr>
+      <w:r>
+        <w:rPr>
+          <w:rtl w:val="0"/>
+        </w:rPr>
+      </w:r>
+    </w:p>
+    <w:p>
+      <w:pPr>
+        <w:rPr/>
+      </w:pPr>
+      <w:r>
+        <w:rPr>
+          <w:rtl w:val="0"/>
+        </w:rPr>
+      </w:r>
+    </w:p>
+    <w:p>
+      <w:pPr>
+        <w:rPr>
+          <w:sz w:val="28"/>
+          <w:szCs w:val="28"/>
+        </w:rPr>
+      </w:pPr>
+      <w:r>
+        <w:rPr>
+          <w:sz w:val="28"/>
+          <w:szCs w:val="28"/>
+          <w:rtl w:val="0"/>
+        </w:rPr>
+        <w:t xml:space="preserve">Day 1 Task </w:t>
+      </w:r>
+    </w:p>
+    <w:p>
+      <w:pPr>
+        <w:rPr>
+          <w:color w:val="2f5496"/>
+          <w:sz w:val="34"/>
+          <w:szCs w:val="34"/>
+        </w:rPr>
+      </w:pPr>
+      <w:r>
+        <w:rPr>
+          <w:color w:val="2f5496"/>
+          <w:sz w:val="34"/>
+          <w:szCs w:val="34"/>
+          <w:rtl w:val="0"/>
+        </w:rPr>
+        <w:t xml:space="preserve">Task 1</w:t>
+      </w:r>
+    </w:p>
+    <w:p>
+      <w:pPr>
+        <w:ind w:left="810" w:firstLine="0"/>
+        <w:rPr>
+          <w:rFonts w:ascii="Calibri" w:cs="Calibri" w:eastAsia="Calibri" w:hAnsi="Calibri"/>
+          <w:sz w:val="24"/>
+          <w:szCs w:val="24"/>
+        </w:rPr>
+      </w:pPr>
+      <w:r>
+        <w:rPr>
+          <w:rFonts w:ascii="Calibri" w:cs="Calibri" w:eastAsia="Calibri" w:hAnsi="Calibri"/>
+          <w:sz w:val="24"/>
+          <w:szCs w:val="24"/>
+          <w:rtl w:val="0"/>
+        </w:rPr>
+        <w:t xml:space="preserve">1.</w:t>
+      </w:r>
+      <w:r>
+        <w:rPr>
+          <w:rFonts w:ascii="Times New Roman" w:cs="Times New Roman" w:eastAsia="Times New Roman" w:hAnsi="Times New Roman"/>
+          <w:sz w:val="16"/>
+          <w:szCs w:val="16"/>
+          <w:rtl w:val="0"/>
+        </w:rPr>
+        <w:t xml:space="preserve">       </w:t>
+      </w:r>
+      <w:r>
+        <w:rPr>
+          <w:rFonts w:ascii="Calibri" w:cs="Calibri" w:eastAsia="Calibri" w:hAnsi="Calibri"/>
+          <w:sz w:val="24"/>
+          <w:szCs w:val="24"/>
+          <w:rtl w:val="0"/>
+        </w:rPr>
+        <w:t xml:space="preserve">Create a Student type under the student package with the following details (decide between static and non-static variable) </w:t>
+      </w:r>
+    </w:p>
+    <w:p>
+      <w:pPr>
+        <w:ind w:left="1080" w:firstLine="360"/>
+        <w:rPr>
+          <w:rFonts w:ascii="Calibri" w:cs="Calibri" w:eastAsia="Calibri" w:hAnsi="Calibri"/>
+          <w:sz w:val="24"/>
+          <w:szCs w:val="24"/>
+        </w:rPr>
+      </w:pPr>
+      <w:r>
+        <w:rPr>
+          <w:rFonts w:ascii="Calibri" w:cs="Calibri" w:eastAsia="Calibri" w:hAnsi="Calibri"/>
+          <w:sz w:val="24"/>
+          <w:szCs w:val="24"/>
+          <w:rtl w:val="0"/>
+        </w:rPr>
+        <w:t xml:space="preserve">Student - attributes/state  </w:t>
+      </w:r>
+    </w:p>
+    <w:p>
+      <w:pPr>
+        <w:ind w:left="1440" w:firstLine="0"/>
+        <w:rPr>
+          <w:rFonts w:ascii="Calibri" w:cs="Calibri" w:eastAsia="Calibri" w:hAnsi="Calibri"/>
+          <w:sz w:val="24"/>
+          <w:szCs w:val="24"/>
+        </w:rPr>
+      </w:pPr>
+      <w:r>
+        <w:rPr>
+          <w:rFonts w:ascii="Calibri" w:cs="Calibri" w:eastAsia="Calibri" w:hAnsi="Calibri"/>
+          <w:sz w:val="24"/>
+          <w:szCs w:val="24"/>
+          <w:rtl w:val="0"/>
+        </w:rPr>
+        <w:t xml:space="preserve">•   studentRollno  </w:t>
+      </w:r>
+    </w:p>
+    <w:p>
+      <w:pPr>
+        <w:ind w:left="1440" w:firstLine="0"/>
+        <w:rPr>
+          <w:rFonts w:ascii="Calibri" w:cs="Calibri" w:eastAsia="Calibri" w:hAnsi="Calibri"/>
+          <w:sz w:val="24"/>
+          <w:szCs w:val="24"/>
+        </w:rPr>
+      </w:pPr>
+      <w:r>
+        <w:rPr>
+          <w:rFonts w:ascii="Calibri" w:cs="Calibri" w:eastAsia="Calibri" w:hAnsi="Calibri"/>
+          <w:sz w:val="24"/>
+          <w:szCs w:val="24"/>
+          <w:rtl w:val="0"/>
+        </w:rPr>
+        <w:t xml:space="preserve">•   studentName  </w:t>
+      </w:r>
+    </w:p>
+    <w:p>
+      <w:pPr>
+        <w:ind w:left="1440" w:firstLine="0"/>
+        <w:rPr>
+          <w:rFonts w:ascii="Calibri" w:cs="Calibri" w:eastAsia="Calibri" w:hAnsi="Calibri"/>
+          <w:sz w:val="24"/>
+          <w:szCs w:val="24"/>
+        </w:rPr>
+      </w:pPr>
+      <w:r>
+        <w:rPr>
+          <w:rFonts w:ascii="Calibri" w:cs="Calibri" w:eastAsia="Calibri" w:hAnsi="Calibri"/>
+          <w:sz w:val="24"/>
+          <w:szCs w:val="24"/>
+          <w:rtl w:val="0"/>
+        </w:rPr>
+        <w:t xml:space="preserve">•   studentMailid  </w:t>
+      </w:r>
+    </w:p>
+    <w:p>
+      <w:pPr>
+        <w:ind w:left="1440" w:firstLine="0"/>
+        <w:rPr>
+          <w:rFonts w:ascii="Calibri" w:cs="Calibri" w:eastAsia="Calibri" w:hAnsi="Calibri"/>
+          <w:sz w:val="24"/>
+          <w:szCs w:val="24"/>
+        </w:rPr>
+      </w:pPr>
+      <w:r>
+        <w:rPr>
+          <w:rFonts w:ascii="Calibri" w:cs="Calibri" w:eastAsia="Calibri" w:hAnsi="Calibri"/>
+          <w:sz w:val="24"/>
+          <w:szCs w:val="24"/>
+          <w:rtl w:val="0"/>
+        </w:rPr>
+        <w:t xml:space="preserve">•   studentPercentage  </w:t>
+      </w:r>
+    </w:p>
+    <w:p>
+      <w:pPr>
+        <w:ind w:left="1440" w:firstLine="0"/>
+        <w:rPr>
+          <w:rFonts w:ascii="Calibri" w:cs="Calibri" w:eastAsia="Calibri" w:hAnsi="Calibri"/>
+          <w:sz w:val="24"/>
+          <w:szCs w:val="24"/>
+        </w:rPr>
+      </w:pPr>
+      <w:r>
+        <w:rPr>
+          <w:rFonts w:ascii="Calibri" w:cs="Calibri" w:eastAsia="Calibri" w:hAnsi="Calibri"/>
+          <w:sz w:val="24"/>
+          <w:szCs w:val="24"/>
+          <w:rtl w:val="0"/>
+        </w:rPr>
+        <w:t xml:space="preserve">•   schoolName  </w:t>
+      </w:r>
+    </w:p>
+    <w:p>
+      <w:pPr>
+        <w:ind w:left="1440" w:firstLine="0"/>
+        <w:rPr>
+          <w:rFonts w:ascii="Calibri" w:cs="Calibri" w:eastAsia="Calibri" w:hAnsi="Calibri"/>
+          <w:sz w:val="24"/>
+          <w:szCs w:val="24"/>
+        </w:rPr>
+      </w:pPr>
+      <w:r>
+        <w:rPr>
+          <w:rFonts w:ascii="Calibri" w:cs="Calibri" w:eastAsia="Calibri" w:hAnsi="Calibri"/>
+          <w:sz w:val="24"/>
+          <w:szCs w:val="24"/>
+          <w:rtl w:val="0"/>
+        </w:rPr>
+        <w:t xml:space="preserve">•   schoolAddress </w:t>
+      </w:r>
+    </w:p>
+    <w:p>
+      <w:pPr>
+        <w:ind w:left="1080" w:firstLine="0"/>
+        <w:rPr>
+          <w:rFonts w:ascii="Calibri" w:cs="Calibri" w:eastAsia="Calibri" w:hAnsi="Calibri"/>
+          <w:sz w:val="24"/>
+          <w:szCs w:val="24"/>
+        </w:rPr>
+      </w:pPr>
+      <w:r>
+        <w:rPr>
+          <w:rFonts w:ascii="Calibri" w:cs="Calibri" w:eastAsia="Calibri" w:hAnsi="Calibri"/>
+          <w:sz w:val="34"/>
+          <w:szCs w:val="34"/>
+          <w:rtl w:val="0"/>
+        </w:rPr>
+        <w:t xml:space="preserve">2.</w:t>
+      </w:r>
+      <w:r>
+        <w:rPr>
+          <w:rFonts w:ascii="Times New Roman" w:cs="Times New Roman" w:eastAsia="Times New Roman" w:hAnsi="Times New Roman"/>
+          <w:sz w:val="16"/>
+          <w:szCs w:val="16"/>
+          <w:rtl w:val="0"/>
+        </w:rPr>
+        <w:t xml:space="preserve">    </w:t>
+      </w:r>
+      <w:r>
+        <w:rPr>
+          <w:rFonts w:ascii="Calibri" w:cs="Calibri" w:eastAsia="Calibri" w:hAnsi="Calibri"/>
+          <w:sz w:val="24"/>
+          <w:szCs w:val="24"/>
+          <w:rtl w:val="0"/>
+        </w:rPr>
+        <w:t xml:space="preserve">create a method to printStudentDetails </w:t>
+      </w:r>
+    </w:p>
+    <w:p>
+      <w:pPr>
+        <w:ind w:left="1080" w:firstLine="0"/>
+        <w:rPr>
+          <w:rFonts w:ascii="Calibri" w:cs="Calibri" w:eastAsia="Calibri" w:hAnsi="Calibri"/>
+          <w:sz w:val="24"/>
+          <w:szCs w:val="24"/>
+        </w:rPr>
+      </w:pPr>
+      <w:r>
+        <w:rPr>
+          <w:rFonts w:ascii="Calibri" w:cs="Calibri" w:eastAsia="Calibri" w:hAnsi="Calibri"/>
+          <w:sz w:val="34"/>
+          <w:szCs w:val="34"/>
+          <w:rtl w:val="0"/>
+        </w:rPr>
+        <w:t xml:space="preserve">3.</w:t>
+      </w:r>
+      <w:r>
+        <w:rPr>
+          <w:rFonts w:ascii="Times New Roman" w:cs="Times New Roman" w:eastAsia="Times New Roman" w:hAnsi="Times New Roman"/>
+          <w:sz w:val="16"/>
+          <w:szCs w:val="16"/>
+          <w:rtl w:val="0"/>
+        </w:rPr>
+        <w:t xml:space="preserve">    </w:t>
+      </w:r>
+      <w:r>
+        <w:rPr>
+          <w:rFonts w:ascii="Calibri" w:cs="Calibri" w:eastAsia="Calibri" w:hAnsi="Calibri"/>
+          <w:sz w:val="24"/>
+          <w:szCs w:val="24"/>
+          <w:rtl w:val="0"/>
+        </w:rPr>
+        <w:t xml:space="preserve">Create stud_runner module under student_runner package  </w:t>
+      </w:r>
+    </w:p>
+    <w:p>
+      <w:pPr>
+        <w:ind w:left="720" w:firstLine="0"/>
+        <w:rPr>
+          <w:rFonts w:ascii="Calibri" w:cs="Calibri" w:eastAsia="Calibri" w:hAnsi="Calibri"/>
+          <w:sz w:val="24"/>
+          <w:szCs w:val="24"/>
+        </w:rPr>
+      </w:pPr>
+      <w:r>
+        <w:rPr>
+          <w:rFonts w:ascii="Calibri" w:cs="Calibri" w:eastAsia="Calibri" w:hAnsi="Calibri"/>
+          <w:sz w:val="24"/>
+          <w:szCs w:val="24"/>
+          <w:rtl w:val="0"/>
+        </w:rPr>
+        <w:t xml:space="preserve">Create 3 different instance for storing below values </w:t>
+      </w:r>
+    </w:p>
+    <w:p>
+      <w:pPr>
+        <w:ind w:left="720" w:firstLine="0"/>
+        <w:rPr>
+          <w:rFonts w:ascii="Calibri" w:cs="Calibri" w:eastAsia="Calibri" w:hAnsi="Calibri"/>
+          <w:sz w:val="24"/>
+          <w:szCs w:val="24"/>
+        </w:rPr>
+      </w:pPr>
+      <w:r>
+        <w:rPr>
+          <w:rFonts w:ascii="Calibri" w:cs="Calibri" w:eastAsia="Calibri" w:hAnsi="Calibri"/>
+          <w:sz w:val="24"/>
+          <w:szCs w:val="24"/>
+          <w:rtl w:val="0"/>
+        </w:rPr>
+        <w:t xml:space="preserve">1001,"jack",jack@gmail.com,45.2, Global school, chennai </w:t>
+      </w:r>
+    </w:p>
+    <w:p>
+      <w:pPr>
+        <w:ind w:left="720" w:firstLine="0"/>
+        <w:rPr>
+          <w:rFonts w:ascii="Calibri" w:cs="Calibri" w:eastAsia="Calibri" w:hAnsi="Calibri"/>
+          <w:sz w:val="24"/>
+          <w:szCs w:val="24"/>
+        </w:rPr>
+      </w:pPr>
+      <w:r>
+        <w:rPr>
+          <w:rFonts w:ascii="Calibri" w:cs="Calibri" w:eastAsia="Calibri" w:hAnsi="Calibri"/>
+          <w:sz w:val="24"/>
+          <w:szCs w:val="24"/>
+          <w:rtl w:val="0"/>
+        </w:rPr>
+        <w:t xml:space="preserve">1002,"peter",peter@gmail.com,85.2, Global school, chennai </w:t>
+      </w:r>
+    </w:p>
+    <w:p>
+      <w:pPr>
+        <w:ind w:left="720" w:firstLine="0"/>
+        <w:rPr>
+          <w:rFonts w:ascii="Calibri" w:cs="Calibri" w:eastAsia="Calibri" w:hAnsi="Calibri"/>
+          <w:sz w:val="24"/>
+          <w:szCs w:val="24"/>
+        </w:rPr>
+      </w:pPr>
+      <w:r>
+        <w:rPr>
+          <w:rFonts w:ascii="Calibri" w:cs="Calibri" w:eastAsia="Calibri" w:hAnsi="Calibri"/>
+          <w:sz w:val="24"/>
+          <w:szCs w:val="24"/>
+          <w:rtl w:val="0"/>
+        </w:rPr>
+        <w:t xml:space="preserve">1003,"mark",mark@gmail.com,56.5, Global school, chennai </w:t>
+      </w:r>
+    </w:p>
+    <w:p>
+      <w:pPr>
+        <w:ind w:left="720" w:firstLine="0"/>
+        <w:rPr>
+          <w:rFonts w:ascii="Calibri" w:cs="Calibri" w:eastAsia="Calibri" w:hAnsi="Calibri"/>
+          <w:sz w:val="24"/>
+          <w:szCs w:val="24"/>
+        </w:rPr>
+      </w:pPr>
+      <w:r>
+        <w:rPr>
+          <w:rtl w:val="0"/>
+        </w:rPr>
+      </w:r>
+    </w:p>
+    <w:p>
+      <w:pPr>
+        <w:rPr>
+          <w:b w:val="1"/>
+          <w:bCs w:val="1"/>
+        </w:rPr>
+      </w:pPr>
+      <w:r>
+        <w:rPr>
+          <w:rtl w:val="0"/>
+        </w:rPr>
+      </w:r>
+    </w:p>
+    <w:p>
+      <w:pPr>
+        <w:rPr/>
+      </w:pPr>
+      <w:r>
+        <w:rPr>
+          <w:rtl w:val="0"/>
+        </w:rPr>
+        <w:t xml:space="preserve">Day 2</w:t>
+      </w:r>
+    </w:p>
+    <w:p>
+      <w:pPr>
+        <w:rPr/>
+      </w:pPr>
+      <w:r>
+        <w:rPr>
+          <w:rtl w:val="0"/>
+        </w:rPr>
+        <w:t xml:space="preserve">Task 1</w:t>
+      </w:r>
+    </w:p>
+    <w:p>
+      <w:pPr>
+        <w:rPr/>
+      </w:pPr>
+      <w:r>
+        <w:rPr>
+          <w:rtl w:val="0"/>
+        </w:rPr>
+        <w:t xml:space="preserve">1.      Navigate onto https://www.medibuddy.in/</w:t>
+      </w:r>
+    </w:p>
+    <w:p>
+      <w:pPr>
+        <w:rPr/>
+      </w:pPr>
+      <w:r>
+        <w:rPr>
+          <w:rtl w:val="0"/>
+        </w:rPr>
+        <w:t xml:space="preserve">2.      Close if any popup and Click on Login</w:t>
+      </w:r>
+    </w:p>
+    <w:p>
+      <w:pPr>
+        <w:rPr/>
+      </w:pPr>
+      <w:r>
+        <w:rPr>
+          <w:rtl w:val="0"/>
+        </w:rPr>
+        <w:t xml:space="preserve">3.      Click on I have Corporate Account</w:t>
+      </w:r>
+    </w:p>
+    <w:p>
+      <w:pPr>
+        <w:rPr/>
+      </w:pPr>
+      <w:r>
+        <w:rPr>
+          <w:rtl w:val="0"/>
+        </w:rPr>
+        <w:t xml:space="preserve">4.      Click on Learn More</w:t>
+      </w:r>
+    </w:p>
+    <w:p>
+      <w:pPr>
+        <w:rPr/>
+      </w:pPr>
+      <w:r>
+        <w:rPr>
+          <w:rtl w:val="0"/>
+        </w:rPr>
+        <w:t xml:space="preserve">5.      Click on Skip</w:t>
+      </w:r>
+    </w:p>
+    <w:p>
+      <w:pPr>
+        <w:rPr/>
+      </w:pPr>
+      <w:r>
+        <w:rPr>
+          <w:rtl w:val="0"/>
+        </w:rPr>
+        <w:t xml:space="preserve">6.      Click on Login using Username &amp; Password</w:t>
+      </w:r>
+    </w:p>
+    <w:p>
+      <w:pPr>
+        <w:rPr/>
+      </w:pPr>
+      <w:r>
+        <w:rPr>
+          <w:rtl w:val="0"/>
+        </w:rPr>
+        <w:t xml:space="preserve">7.      Enter username as john</w:t>
+      </w:r>
+    </w:p>
+    <w:p>
+      <w:pPr>
+        <w:rPr/>
+      </w:pPr>
+      <w:r>
+        <w:rPr>
+          <w:rtl w:val="0"/>
+        </w:rPr>
+        <w:t xml:space="preserve">8.      Enter password as john123</w:t>
+      </w:r>
+    </w:p>
+    <w:p>
+      <w:pPr>
+        <w:rPr/>
+      </w:pPr>
+      <w:r>
+        <w:rPr>
+          <w:rtl w:val="0"/>
+        </w:rPr>
+        <w:t xml:space="preserve">9.      Click on show password</w:t>
+      </w:r>
+    </w:p>
+    <w:p>
+      <w:pPr>
+        <w:rPr/>
+      </w:pPr>
+      <w:r>
+        <w:rPr>
+          <w:rtl w:val="0"/>
+        </w:rPr>
+        <w:t xml:space="preserve">10.   Click log in</w:t>
+      </w:r>
+    </w:p>
+    <w:p>
+      <w:pPr>
+        <w:rPr/>
+      </w:pPr>
+      <w:r>
+        <w:rPr>
+          <w:rtl w:val="0"/>
+        </w:rPr>
+        <w:t xml:space="preserve">11.    Get the error message shown and print it in the terminal  </w:t>
+      </w:r>
+    </w:p>
+    <w:p>
+      <w:pPr>
+        <w:rPr/>
+      </w:pPr>
+      <w:r>
+        <w:rPr>
+          <w:rtl w:val="0"/>
+        </w:rPr>
+      </w:r>
+    </w:p>
+    <w:p>
+      <w:pPr>
+        <w:rPr/>
+      </w:pPr>
+      <w:r>
+        <w:rPr>
+          <w:rtl w:val="0"/>
+        </w:rPr>
+      </w:r>
+    </w:p>
+    <w:p>
+      <w:pPr>
+        <w:rPr/>
+      </w:pPr>
+      <w:r>
+        <w:rPr>
+          <w:rtl w:val="0"/>
+        </w:rPr>
+      </w:r>
+    </w:p>
+    <w:p>
+      <w:pPr>
+        <w:rPr/>
+      </w:pPr>
+      <w:r>
+        <w:rPr>
+          <w:rtl w:val="0"/>
+        </w:rPr>
+      </w:r>
+    </w:p>
+    <w:p>
+      <w:pPr>
+        <w:rPr/>
+      </w:pPr>
+      <w:r>
+        <w:rPr>
+          <w:rtl w:val="0"/>
+        </w:rPr>
+      </w:r>
+    </w:p>
+    <w:p>
+      <w:pPr>
+        <w:rPr/>
+      </w:pPr>
+      <w:r>
+        <w:rPr>
+          <w:rtl w:val="0"/>
+        </w:rPr>
+        <w:t xml:space="preserve">—-------------------------------------------------------------------------------------------</w:t>
+      </w:r>
+    </w:p>
+    <w:p>
+      <w:pPr>
+        <w:rPr/>
+      </w:pPr>
+      <w:r>
+        <w:rPr>
+          <w:rtl w:val="0"/>
+        </w:rPr>
+        <w:t xml:space="preserve">Day 3 </w:t>
+      </w:r>
+    </w:p>
+    <w:p>
+      <w:pPr>
+        <w:rPr>
+          <w:highlight w:val="yellow"/>
+        </w:rPr>
+      </w:pPr>
+      <w:r>
+        <w:rPr>
+          <w:highlight w:val="yellow"/>
+          <w:rtl w:val="0"/>
+        </w:rPr>
+        <w:t xml:space="preserve">Task 1 (Important) - Multiple tabs  </w:t>
+      </w:r>
+      <w:r>
+        <w:rPr>
+          <w:b w:val="1"/>
+          <w:bCs w:val="1"/>
+          <w:highlight w:val="yellow"/>
+          <w:rtl w:val="0"/>
+        </w:rPr>
+        <w:t xml:space="preserve">Complete before Monday</w:t>
+      </w:r>
+      <w:r>
+        <w:rPr>
+          <w:rtl w:val="0"/>
+        </w:rPr>
+      </w:r>
+    </w:p>
+    <w:p>
+      <w:pPr>
+        <w:ind w:left="720" w:firstLine="0"/>
+        <w:rPr>
+          <w:highlight w:val="yellow"/>
+        </w:rPr>
+      </w:pPr>
+      <w:r>
+        <w:rPr>
+          <w:highlight w:val="yellow"/>
+          <w:rtl w:val="0"/>
+        </w:rPr>
+        <w:t xml:space="preserve">1.      Navigate onto https://www.online.citibank.co.in/</w:t>
+      </w:r>
+    </w:p>
+    <w:p>
+      <w:pPr>
+        <w:ind w:left="720" w:firstLine="0"/>
+        <w:rPr>
+          <w:highlight w:val="yellow"/>
+        </w:rPr>
+      </w:pPr>
+      <w:r>
+        <w:rPr>
+          <w:highlight w:val="yellow"/>
+          <w:rtl w:val="0"/>
+        </w:rPr>
+        <w:t xml:space="preserve">2.      Close if any pop up comes</w:t>
+      </w:r>
+    </w:p>
+    <w:p>
+      <w:pPr>
+        <w:ind w:left="720" w:firstLine="0"/>
+        <w:rPr>
+          <w:highlight w:val="yellow"/>
+        </w:rPr>
+      </w:pPr>
+      <w:r>
+        <w:rPr>
+          <w:highlight w:val="yellow"/>
+          <w:rtl w:val="0"/>
+        </w:rPr>
+        <w:t xml:space="preserve">3.      Click on My Account</w:t>
+      </w:r>
+    </w:p>
+    <w:p>
+      <w:pPr>
+        <w:ind w:left="720" w:firstLine="0"/>
+        <w:rPr>
+          <w:highlight w:val="yellow"/>
+        </w:rPr>
+      </w:pPr>
+      <w:r>
+        <w:rPr>
+          <w:highlight w:val="yellow"/>
+          <w:rtl w:val="0"/>
+        </w:rPr>
+        <w:t xml:space="preserve">4.      Click on Banking with citi</w:t>
+      </w:r>
+    </w:p>
+    <w:p>
+      <w:pPr>
+        <w:ind w:left="720" w:firstLine="0"/>
+        <w:rPr>
+          <w:highlight w:val="yellow"/>
+        </w:rPr>
+      </w:pPr>
+      <w:r>
+        <w:rPr>
+          <w:highlight w:val="yellow"/>
+          <w:rtl w:val="0"/>
+        </w:rPr>
+        <w:t xml:space="preserve">5.      In new tab</w:t>
+      </w:r>
+    </w:p>
+    <w:p>
+      <w:pPr>
+        <w:ind w:left="720" w:firstLine="0"/>
+        <w:rPr>
+          <w:highlight w:val="yellow"/>
+        </w:rPr>
+      </w:pPr>
+      <w:r>
+        <w:rPr>
+          <w:highlight w:val="yellow"/>
+          <w:rtl w:val="0"/>
+        </w:rPr>
+        <w:t xml:space="preserve">6.      Enter userid as john123</w:t>
+      </w:r>
+    </w:p>
+    <w:p>
+      <w:pPr>
+        <w:ind w:left="720" w:firstLine="0"/>
+        <w:rPr>
+          <w:highlight w:val="yellow"/>
+        </w:rPr>
+      </w:pPr>
+      <w:r>
+        <w:rPr>
+          <w:highlight w:val="yellow"/>
+          <w:rtl w:val="0"/>
+        </w:rPr>
+        <w:t xml:space="preserve">7.      Click on signup</w:t>
+      </w:r>
+    </w:p>
+    <w:p>
+      <w:pPr>
+        <w:ind w:left="720" w:firstLine="0"/>
+        <w:rPr>
+          <w:highlight w:val="yellow"/>
+        </w:rPr>
+      </w:pPr>
+      <w:r>
+        <w:rPr>
+          <w:highlight w:val="yellow"/>
+          <w:rtl w:val="0"/>
+        </w:rPr>
+        <w:t xml:space="preserve">8.      Get the error displayed for the password</w:t>
+      </w:r>
+    </w:p>
+    <w:p>
+      <w:pPr>
+        <w:rPr/>
+      </w:pPr>
+      <w:r>
+        <w:rPr>
+          <w:rtl w:val="0"/>
+        </w:rPr>
+      </w:r>
+    </w:p>
+    <w:p>
+      <w:pPr>
+        <w:pBdr>
+          <w:top w:color="auto" w:space="0" w:sz="0" w:val="none"/>
+          <w:left w:color="auto" w:space="0" w:sz="0" w:val="none"/>
+          <w:bottom w:color="auto" w:space="0" w:sz="0" w:val="none"/>
+          <w:right w:color="auto" w:space="0" w:sz="0" w:val="none"/>
+          <w:between w:color="auto" w:space="0" w:sz="0" w:val="none"/>
+        </w:pBdr>
+        <w:shd w:fill="ffffff" w:val="clear"/>
+        <w:rPr>
+          <w:rFonts w:ascii="Calibri" w:cs="Calibri" w:eastAsia="Calibri" w:hAnsi="Calibri"/>
+        </w:rPr>
+      </w:pPr>
+      <w:r>
+        <w:rPr>
+          <w:rFonts w:ascii="Calibri" w:cs="Calibri" w:eastAsia="Calibri" w:hAnsi="Calibri"/>
+          <w:rtl w:val="0"/>
+        </w:rPr>
+        <w:t xml:space="preserve">Task 2</w:t>
+      </w:r>
+    </w:p>
+    <w:p>
+      <w:pPr>
+        <w:numPr>
+          <w:ilvl w:val="0"/>
+          <w:numId w:val="6"/>
+        </w:numPr>
+        <w:pBdr>
+          <w:top w:color="auto" w:space="0" w:sz="0" w:val="none"/>
+          <w:bottom w:color="auto" w:space="0" w:sz="0" w:val="none"/>
+          <w:right w:color="auto" w:space="0" w:sz="0" w:val="none"/>
+          <w:between w:color="auto" w:space="0" w:sz="0" w:val="none"/>
+        </w:pBdr>
+        <w:ind w:left="1080" w:hanging="360"/>
+        <w:rPr>
+          <w:rFonts w:ascii="Calibri" w:cs="Calibri" w:eastAsia="Calibri" w:hAnsi="Calibri"/>
+        </w:rPr>
+      </w:pPr>
+      <w:r>
+        <w:rPr>
+          <w:rFonts w:ascii="Calibri" w:cs="Calibri" w:eastAsia="Calibri" w:hAnsi="Calibri"/>
+          <w:rtl w:val="0"/>
+        </w:rPr>
+        <w:t xml:space="preserve">Navigate to </w:t>
+      </w:r>
+      <w:hyperlink r:id="rId11">
+        <w:r>
+          <w:rPr>
+            <w:rFonts w:ascii="Calibri" w:cs="Calibri" w:eastAsia="Calibri" w:hAnsi="Calibri"/>
+            <w:color w:val="0000ff"/>
+            <w:u w:val="single"/>
+            <w:rtl w:val="0"/>
+          </w:rPr>
+          <w:t xml:space="preserve">https://secure1.inmotionhosting.com/index/login</w:t>
+        </w:r>
+      </w:hyperlink>
+      <w:r>
+        <w:rPr>
+          <w:rFonts w:ascii="Calibri" w:cs="Calibri" w:eastAsia="Calibri" w:hAnsi="Calibri"/>
+          <w:rtl w:val="0"/>
+        </w:rPr>
+        <w:t xml:space="preserve"> </w:t>
+      </w:r>
+    </w:p>
+    <w:p>
+      <w:pPr>
+        <w:numPr>
+          <w:ilvl w:val="0"/>
+          <w:numId w:val="2"/>
+        </w:numPr>
+        <w:pBdr>
+          <w:top w:color="auto" w:space="0" w:sz="0" w:val="none"/>
+          <w:bottom w:color="auto" w:space="0" w:sz="0" w:val="none"/>
+          <w:right w:color="auto" w:space="0" w:sz="0" w:val="none"/>
+          <w:between w:color="auto" w:space="0" w:sz="0" w:val="none"/>
+        </w:pBdr>
+        <w:ind w:left="1080" w:hanging="360"/>
+        <w:rPr>
+          <w:rFonts w:ascii="Calibri" w:cs="Calibri" w:eastAsia="Calibri" w:hAnsi="Calibri"/>
+        </w:rPr>
+      </w:pPr>
+      <w:r>
+        <w:rPr>
+          <w:rFonts w:ascii="Calibri" w:cs="Calibri" w:eastAsia="Calibri" w:hAnsi="Calibri"/>
+          <w:rtl w:val="0"/>
+        </w:rPr>
+        <w:t xml:space="preserve">Click on visit our support center  </w:t>
+      </w:r>
+    </w:p>
+    <w:p>
+      <w:pPr>
+        <w:numPr>
+          <w:ilvl w:val="0"/>
+          <w:numId w:val="5"/>
+        </w:numPr>
+        <w:pBdr>
+          <w:top w:color="auto" w:space="0" w:sz="0" w:val="none"/>
+          <w:bottom w:color="auto" w:space="0" w:sz="0" w:val="none"/>
+          <w:right w:color="auto" w:space="0" w:sz="0" w:val="none"/>
+          <w:between w:color="auto" w:space="0" w:sz="0" w:val="none"/>
+        </w:pBdr>
+        <w:ind w:left="1080" w:hanging="360"/>
+        <w:rPr>
+          <w:rFonts w:ascii="Calibri" w:cs="Calibri" w:eastAsia="Calibri" w:hAnsi="Calibri"/>
+        </w:rPr>
+      </w:pPr>
+      <w:r>
+        <w:rPr>
+          <w:rFonts w:ascii="Calibri" w:cs="Calibri" w:eastAsia="Calibri" w:hAnsi="Calibri"/>
+          <w:rtl w:val="0"/>
+        </w:rPr>
+        <w:t xml:space="preserve">Click on “No Thanks” if any popup  </w:t>
+      </w:r>
+    </w:p>
+    <w:p>
+      <w:pPr>
+        <w:numPr>
+          <w:ilvl w:val="0"/>
+          <w:numId w:val="1"/>
+        </w:numPr>
+        <w:pBdr>
+          <w:top w:color="auto" w:space="0" w:sz="0" w:val="none"/>
+          <w:bottom w:color="auto" w:space="0" w:sz="0" w:val="none"/>
+          <w:right w:color="auto" w:space="0" w:sz="0" w:val="none"/>
+          <w:between w:color="auto" w:space="0" w:sz="0" w:val="none"/>
+        </w:pBdr>
+        <w:ind w:left="1080" w:hanging="360"/>
+        <w:rPr>
+          <w:rFonts w:ascii="Calibri" w:cs="Calibri" w:eastAsia="Calibri" w:hAnsi="Calibri"/>
+        </w:rPr>
+      </w:pPr>
+      <w:r>
+        <w:rPr>
+          <w:rFonts w:ascii="Calibri" w:cs="Calibri" w:eastAsia="Calibri" w:hAnsi="Calibri"/>
+          <w:rtl w:val="0"/>
+        </w:rPr>
+        <w:t xml:space="preserve">Search for “diskspace”  </w:t>
+      </w:r>
+    </w:p>
+    <w:p>
+      <w:pPr>
+        <w:numPr>
+          <w:ilvl w:val="0"/>
+          <w:numId w:val="3"/>
+        </w:numPr>
+        <w:pBdr>
+          <w:top w:color="auto" w:space="0" w:sz="0" w:val="none"/>
+          <w:bottom w:color="auto" w:space="0" w:sz="0" w:val="none"/>
+          <w:right w:color="auto" w:space="0" w:sz="0" w:val="none"/>
+          <w:between w:color="auto" w:space="0" w:sz="0" w:val="none"/>
+        </w:pBdr>
+        <w:ind w:left="1080" w:hanging="360"/>
+        <w:rPr>
+          <w:rFonts w:ascii="Calibri" w:cs="Calibri" w:eastAsia="Calibri" w:hAnsi="Calibri"/>
+        </w:rPr>
+      </w:pPr>
+      <w:r>
+        <w:rPr>
+          <w:rFonts w:ascii="Calibri" w:cs="Calibri" w:eastAsia="Calibri" w:hAnsi="Calibri"/>
+          <w:rtl w:val="0"/>
+        </w:rPr>
+        <w:t xml:space="preserve">Get the text “Search Results for: diskspace” and print it </w:t>
+      </w:r>
+      <w:r>
+        <w:rPr>
+          <w:rtl w:val="0"/>
+        </w:rPr>
+      </w:r>
+    </w:p>
+    <w:p>
+      <w:pPr>
+        <w:pStyle w:val="Heading1"/>
+        <w:keepNext w:val="0"/>
+        <w:keepLines w:val="0"/>
+        <w:spacing w:before="480" w:lineRule="auto"/>
+        <w:rPr>
+          <w:b w:val="1"/>
+          <w:bCs w:val="1"/>
+          <w:sz w:val="48"/>
+          <w:szCs w:val="48"/>
+        </w:rPr>
+      </w:pPr>
+      <w:bookmarkStart w:colFirst="0" w:colLast="0" w:name="_f0g6vcj2e9ud" w:id="0"/>
+      <w:bookmarkEnd w:id="0"/>
+      <w:r>
+        <w:rPr>
+          <w:rFonts w:ascii="Arial Unicode MS" w:cs="Arial Unicode MS" w:eastAsia="Arial Unicode MS" w:hAnsi="Arial Unicode MS"/>
+          <w:b w:val="1"/>
+          <w:bCs w:val="1"/>
+          <w:sz w:val="48"/>
+          <w:szCs w:val="48"/>
+          <w:rtl w:val="0"/>
+        </w:rPr>
+        <w:t xml:space="preserve">Task 1 (Important) → after 5 PM or weekend </w:t>
+      </w:r>
+    </w:p>
+    <w:p>
+      <w:pPr>
+        <w:spacing w:line="252.00000000000003" w:lineRule="auto"/>
+        <w:ind w:left="1180" w:hanging="360"/>
+        <w:rPr>
+          <w:sz w:val="28"/>
+          <w:szCs w:val="28"/>
+        </w:rPr>
+      </w:pPr>
+      <w:r>
+        <w:rPr>
+          <w:sz w:val="28"/>
+          <w:szCs w:val="28"/>
+          <w:rtl w:val="0"/>
+        </w:rPr>
+        <w:t xml:space="preserve">1.</w:t>
+      </w:r>
+      <w:r>
+        <w:rPr>
+          <w:rFonts w:ascii="Times New Roman" w:cs="Times New Roman" w:eastAsia="Times New Roman" w:hAnsi="Times New Roman"/>
+          <w:sz w:val="16"/>
+          <w:szCs w:val="16"/>
+          <w:rtl w:val="0"/>
+        </w:rPr>
+        <w:t xml:space="preserve">       </w:t>
+      </w:r>
+      <w:r>
+        <w:rPr>
+          <w:sz w:val="28"/>
+          <w:szCs w:val="28"/>
+          <w:rtl w:val="0"/>
+        </w:rPr>
+        <w:t xml:space="preserve">Navigate onto http://demo.openemr.io/b/openemr/</w:t>
+      </w:r>
+    </w:p>
+    <w:p>
+      <w:pPr>
+        <w:spacing w:line="252.00000000000003" w:lineRule="auto"/>
+        <w:ind w:left="1180" w:hanging="360"/>
+        <w:rPr>
+          <w:sz w:val="28"/>
+          <w:szCs w:val="28"/>
+        </w:rPr>
+      </w:pPr>
+      <w:r>
+        <w:rPr>
+          <w:sz w:val="28"/>
+          <w:szCs w:val="28"/>
+          <w:rtl w:val="0"/>
+        </w:rPr>
+        <w:t xml:space="preserve">2.</w:t>
+      </w:r>
+      <w:r>
+        <w:rPr>
+          <w:rFonts w:ascii="Times New Roman" w:cs="Times New Roman" w:eastAsia="Times New Roman" w:hAnsi="Times New Roman"/>
+          <w:sz w:val="16"/>
+          <w:szCs w:val="16"/>
+          <w:rtl w:val="0"/>
+        </w:rPr>
+        <w:t xml:space="preserve">       </w:t>
+      </w:r>
+      <w:r>
+        <w:rPr>
+          <w:sz w:val="28"/>
+          <w:szCs w:val="28"/>
+          <w:rtl w:val="0"/>
+        </w:rPr>
+        <w:t xml:space="preserve">Update username as admin</w:t>
+      </w:r>
+    </w:p>
+    <w:p>
+      <w:pPr>
+        <w:spacing w:line="252.00000000000003" w:lineRule="auto"/>
+        <w:ind w:left="1180" w:hanging="360"/>
+        <w:rPr>
+          <w:sz w:val="28"/>
+          <w:szCs w:val="28"/>
+        </w:rPr>
+      </w:pPr>
+      <w:r>
+        <w:rPr>
+          <w:sz w:val="28"/>
+          <w:szCs w:val="28"/>
+          <w:rtl w:val="0"/>
+        </w:rPr>
+        <w:t xml:space="preserve">3.</w:t>
+      </w:r>
+      <w:r>
+        <w:rPr>
+          <w:rFonts w:ascii="Times New Roman" w:cs="Times New Roman" w:eastAsia="Times New Roman" w:hAnsi="Times New Roman"/>
+          <w:sz w:val="16"/>
+          <w:szCs w:val="16"/>
+          <w:rtl w:val="0"/>
+        </w:rPr>
+        <w:t xml:space="preserve">       </w:t>
+      </w:r>
+      <w:r>
+        <w:rPr>
+          <w:sz w:val="28"/>
+          <w:szCs w:val="28"/>
+          <w:rtl w:val="0"/>
+        </w:rPr>
+        <w:t xml:space="preserve">Update password as pass</w:t>
+      </w:r>
+    </w:p>
+    <w:p>
+      <w:pPr>
+        <w:spacing w:line="252.00000000000003" w:lineRule="auto"/>
+        <w:ind w:left="1180" w:hanging="360"/>
+        <w:rPr>
+          <w:sz w:val="28"/>
+          <w:szCs w:val="28"/>
+        </w:rPr>
+      </w:pPr>
+      <w:r>
+        <w:rPr>
+          <w:sz w:val="28"/>
+          <w:szCs w:val="28"/>
+          <w:rtl w:val="0"/>
+        </w:rPr>
+        <w:t xml:space="preserve">4.</w:t>
+      </w:r>
+      <w:r>
+        <w:rPr>
+          <w:rFonts w:ascii="Times New Roman" w:cs="Times New Roman" w:eastAsia="Times New Roman" w:hAnsi="Times New Roman"/>
+          <w:sz w:val="16"/>
+          <w:szCs w:val="16"/>
+          <w:rtl w:val="0"/>
+        </w:rPr>
+        <w:t xml:space="preserve">       </w:t>
+      </w:r>
+      <w:r>
+        <w:rPr>
+          <w:sz w:val="28"/>
+          <w:szCs w:val="28"/>
+          <w:rtl w:val="0"/>
+        </w:rPr>
+        <w:t xml:space="preserve">Select language as English (Indian)</w:t>
+      </w:r>
+    </w:p>
+    <w:p>
+      <w:pPr>
+        <w:spacing w:line="252.00000000000003" w:lineRule="auto"/>
+        <w:ind w:left="1180" w:hanging="360"/>
+        <w:rPr>
+          <w:sz w:val="28"/>
+          <w:szCs w:val="28"/>
+        </w:rPr>
+      </w:pPr>
+      <w:r>
+        <w:rPr>
+          <w:sz w:val="28"/>
+          <w:szCs w:val="28"/>
+          <w:rtl w:val="0"/>
+        </w:rPr>
+        <w:t xml:space="preserve">5.</w:t>
+      </w:r>
+      <w:r>
+        <w:rPr>
+          <w:rFonts w:ascii="Times New Roman" w:cs="Times New Roman" w:eastAsia="Times New Roman" w:hAnsi="Times New Roman"/>
+          <w:sz w:val="16"/>
+          <w:szCs w:val="16"/>
+          <w:rtl w:val="0"/>
+        </w:rPr>
+        <w:t xml:space="preserve">       </w:t>
+      </w:r>
+      <w:r>
+        <w:rPr>
+          <w:sz w:val="28"/>
+          <w:szCs w:val="28"/>
+          <w:rtl w:val="0"/>
+        </w:rPr>
+        <w:t xml:space="preserve">Click on the login button</w:t>
+      </w:r>
+    </w:p>
+    <w:p>
+      <w:pPr>
+        <w:spacing w:line="252.00000000000003" w:lineRule="auto"/>
+        <w:ind w:left="1180" w:hanging="360"/>
+        <w:rPr>
+          <w:sz w:val="28"/>
+          <w:szCs w:val="28"/>
+        </w:rPr>
+      </w:pPr>
+      <w:r>
+        <w:rPr>
+          <w:sz w:val="28"/>
+          <w:szCs w:val="28"/>
+          <w:rtl w:val="0"/>
+        </w:rPr>
+        <w:t xml:space="preserve">6.</w:t>
+      </w:r>
+      <w:r>
+        <w:rPr>
+          <w:rFonts w:ascii="Times New Roman" w:cs="Times New Roman" w:eastAsia="Times New Roman" w:hAnsi="Times New Roman"/>
+          <w:sz w:val="16"/>
+          <w:szCs w:val="16"/>
+          <w:rtl w:val="0"/>
+        </w:rPr>
+        <w:t xml:space="preserve">       </w:t>
+      </w:r>
+      <w:r>
+        <w:rPr>
+          <w:sz w:val="28"/>
+          <w:szCs w:val="28"/>
+          <w:rtl w:val="0"/>
+        </w:rPr>
+        <w:t xml:space="preserve">Click on Patient  Click New Search</w:t>
+      </w:r>
+    </w:p>
+    <w:p>
+      <w:pPr>
+        <w:spacing w:line="252.00000000000003" w:lineRule="auto"/>
+        <w:ind w:left="1180" w:hanging="360"/>
+        <w:rPr>
+          <w:sz w:val="28"/>
+          <w:szCs w:val="28"/>
+        </w:rPr>
+      </w:pPr>
+      <w:r>
+        <w:rPr>
+          <w:sz w:val="28"/>
+          <w:szCs w:val="28"/>
+          <w:rtl w:val="0"/>
+        </w:rPr>
+        <w:t xml:space="preserve">7.</w:t>
+      </w:r>
+      <w:r>
+        <w:rPr>
+          <w:rFonts w:ascii="Times New Roman" w:cs="Times New Roman" w:eastAsia="Times New Roman" w:hAnsi="Times New Roman"/>
+          <w:sz w:val="16"/>
+          <w:szCs w:val="16"/>
+          <w:rtl w:val="0"/>
+        </w:rPr>
+        <w:t xml:space="preserve">       </w:t>
+      </w:r>
+      <w:r>
+        <w:rPr>
+          <w:sz w:val="28"/>
+          <w:szCs w:val="28"/>
+          <w:rtl w:val="0"/>
+        </w:rPr>
+        <w:t xml:space="preserve">Add the first name, last name</w:t>
+      </w:r>
+    </w:p>
+    <w:p>
+      <w:pPr>
+        <w:spacing w:line="252.00000000000003" w:lineRule="auto"/>
+        <w:ind w:left="1180" w:hanging="360"/>
+        <w:rPr>
+          <w:sz w:val="28"/>
+          <w:szCs w:val="28"/>
+        </w:rPr>
+      </w:pPr>
+      <w:r>
+        <w:rPr>
+          <w:sz w:val="28"/>
+          <w:szCs w:val="28"/>
+          <w:rtl w:val="0"/>
+        </w:rPr>
+        <w:t xml:space="preserve">8.</w:t>
+      </w:r>
+      <w:r>
+        <w:rPr>
+          <w:rFonts w:ascii="Times New Roman" w:cs="Times New Roman" w:eastAsia="Times New Roman" w:hAnsi="Times New Roman"/>
+          <w:sz w:val="16"/>
+          <w:szCs w:val="16"/>
+          <w:rtl w:val="0"/>
+        </w:rPr>
+        <w:t xml:space="preserve">       </w:t>
+      </w:r>
+      <w:r>
+        <w:rPr>
+          <w:sz w:val="28"/>
+          <w:szCs w:val="28"/>
+          <w:rtl w:val="0"/>
+        </w:rPr>
+        <w:t xml:space="preserve">Update DOB as today's date</w:t>
+      </w:r>
+    </w:p>
+    <w:p>
+      <w:pPr>
+        <w:spacing w:line="252.00000000000003" w:lineRule="auto"/>
+        <w:ind w:left="820" w:firstLine="0"/>
+        <w:rPr>
+          <w:sz w:val="28"/>
+          <w:szCs w:val="28"/>
+        </w:rPr>
+      </w:pPr>
+      <w:r>
+        <w:rPr>
+          <w:sz w:val="28"/>
+          <w:szCs w:val="28"/>
+          <w:rtl w:val="0"/>
+        </w:rPr>
+        <w:t xml:space="preserve">driver.findElement(By.id("form_DOB")).sendKeys("2024-01-12");</w:t>
+      </w:r>
+    </w:p>
+    <w:p>
+      <w:pPr>
+        <w:spacing w:line="252.00000000000003" w:lineRule="auto"/>
+        <w:ind w:left="1180" w:hanging="360"/>
+        <w:rPr>
+          <w:sz w:val="28"/>
+          <w:szCs w:val="28"/>
+        </w:rPr>
+      </w:pPr>
+      <w:r>
+        <w:rPr>
+          <w:sz w:val="28"/>
+          <w:szCs w:val="28"/>
+          <w:rtl w:val="0"/>
+        </w:rPr>
+        <w:t xml:space="preserve">9.</w:t>
+      </w:r>
+      <w:r>
+        <w:rPr>
+          <w:rFonts w:ascii="Times New Roman" w:cs="Times New Roman" w:eastAsia="Times New Roman" w:hAnsi="Times New Roman"/>
+          <w:sz w:val="16"/>
+          <w:szCs w:val="16"/>
+          <w:rtl w:val="0"/>
+        </w:rPr>
+        <w:t xml:space="preserve">       </w:t>
+      </w:r>
+      <w:r>
+        <w:rPr>
+          <w:sz w:val="28"/>
+          <w:szCs w:val="28"/>
+          <w:rtl w:val="0"/>
+        </w:rPr>
+        <w:t xml:space="preserve">Update the gender</w:t>
+      </w:r>
+    </w:p>
+    <w:p>
+      <w:pPr>
+        <w:spacing w:line="252.00000000000003" w:lineRule="auto"/>
+        <w:ind w:left="1180" w:hanging="360"/>
+        <w:rPr>
+          <w:sz w:val="28"/>
+          <w:szCs w:val="28"/>
+        </w:rPr>
+      </w:pPr>
+      <w:r>
+        <w:rPr>
+          <w:sz w:val="28"/>
+          <w:szCs w:val="28"/>
+          <w:rtl w:val="0"/>
+        </w:rPr>
+        <w:t xml:space="preserve">10.</w:t>
+      </w:r>
+      <w:r>
+        <w:rPr>
+          <w:rFonts w:ascii="Times New Roman" w:cs="Times New Roman" w:eastAsia="Times New Roman" w:hAnsi="Times New Roman"/>
+          <w:sz w:val="16"/>
+          <w:szCs w:val="16"/>
+          <w:rtl w:val="0"/>
+        </w:rPr>
+        <w:t xml:space="preserve">   </w:t>
+      </w:r>
+      <w:r>
+        <w:rPr>
+          <w:sz w:val="28"/>
+          <w:szCs w:val="28"/>
+          <w:rtl w:val="0"/>
+        </w:rPr>
+        <w:t xml:space="preserve">. Click on the create new patient button above the form</w:t>
+      </w:r>
+    </w:p>
+    <w:p>
+      <w:pPr>
+        <w:spacing w:line="252.00000000000003" w:lineRule="auto"/>
+        <w:ind w:left="1180" w:hanging="360"/>
+        <w:rPr>
+          <w:sz w:val="28"/>
+          <w:szCs w:val="28"/>
+        </w:rPr>
+      </w:pPr>
+      <w:r>
+        <w:rPr>
+          <w:sz w:val="28"/>
+          <w:szCs w:val="28"/>
+          <w:rtl w:val="0"/>
+        </w:rPr>
+        <w:t xml:space="preserve">11.</w:t>
+      </w:r>
+      <w:r>
+        <w:rPr>
+          <w:rFonts w:ascii="Times New Roman" w:cs="Times New Roman" w:eastAsia="Times New Roman" w:hAnsi="Times New Roman"/>
+          <w:sz w:val="16"/>
+          <w:szCs w:val="16"/>
+          <w:rtl w:val="0"/>
+        </w:rPr>
+        <w:t xml:space="preserve">   </w:t>
+      </w:r>
+      <w:r>
+        <w:rPr>
+          <w:sz w:val="28"/>
+          <w:szCs w:val="28"/>
+          <w:rtl w:val="0"/>
+        </w:rPr>
+        <w:t xml:space="preserve">. Click on confirm create new patient button.</w:t>
+      </w:r>
+    </w:p>
+    <w:p>
+      <w:pPr>
+        <w:spacing w:line="252.00000000000003" w:lineRule="auto"/>
+        <w:ind w:left="1180" w:hanging="360"/>
+        <w:rPr>
+          <w:sz w:val="28"/>
+          <w:szCs w:val="28"/>
+        </w:rPr>
+      </w:pPr>
+      <w:r>
+        <w:rPr>
+          <w:sz w:val="28"/>
+          <w:szCs w:val="28"/>
+          <w:rtl w:val="0"/>
+        </w:rPr>
+        <w:t xml:space="preserve">12.</w:t>
+      </w:r>
+      <w:r>
+        <w:rPr>
+          <w:rFonts w:ascii="Times New Roman" w:cs="Times New Roman" w:eastAsia="Times New Roman" w:hAnsi="Times New Roman"/>
+          <w:sz w:val="16"/>
+          <w:szCs w:val="16"/>
+          <w:rtl w:val="0"/>
+        </w:rPr>
+        <w:t xml:space="preserve">   </w:t>
+      </w:r>
+      <w:r>
+        <w:rPr>
+          <w:sz w:val="28"/>
+          <w:szCs w:val="28"/>
+          <w:rtl w:val="0"/>
+        </w:rPr>
+        <w:t xml:space="preserve">. Print the text from alert box (if any error before handling alert add 5 sec wait)</w:t>
+      </w:r>
+    </w:p>
+    <w:p>
+      <w:pPr>
+        <w:spacing w:line="252.00000000000003" w:lineRule="auto"/>
+        <w:ind w:left="1180" w:hanging="360"/>
+        <w:rPr>
+          <w:sz w:val="28"/>
+          <w:szCs w:val="28"/>
+        </w:rPr>
+      </w:pPr>
+      <w:r>
+        <w:rPr>
+          <w:sz w:val="28"/>
+          <w:szCs w:val="28"/>
+          <w:rtl w:val="0"/>
+        </w:rPr>
+        <w:t xml:space="preserve">13.</w:t>
+      </w:r>
+      <w:r>
+        <w:rPr>
+          <w:rFonts w:ascii="Times New Roman" w:cs="Times New Roman" w:eastAsia="Times New Roman" w:hAnsi="Times New Roman"/>
+          <w:sz w:val="16"/>
+          <w:szCs w:val="16"/>
+          <w:rtl w:val="0"/>
+        </w:rPr>
+        <w:t xml:space="preserve">   </w:t>
+      </w:r>
+      <w:r>
+        <w:rPr>
+          <w:sz w:val="28"/>
+          <w:szCs w:val="28"/>
+          <w:rtl w:val="0"/>
+        </w:rPr>
+        <w:t xml:space="preserve">. Handle alert</w:t>
+      </w:r>
+    </w:p>
+    <w:p>
+      <w:pPr>
+        <w:spacing w:line="252.00000000000003" w:lineRule="auto"/>
+        <w:ind w:left="1180" w:hanging="360"/>
+        <w:rPr>
+          <w:sz w:val="28"/>
+          <w:szCs w:val="28"/>
+        </w:rPr>
+      </w:pPr>
+      <w:r>
+        <w:rPr>
+          <w:sz w:val="28"/>
+          <w:szCs w:val="28"/>
+          <w:rtl w:val="0"/>
+        </w:rPr>
+        <w:t xml:space="preserve">14.</w:t>
+      </w:r>
+      <w:r>
+        <w:rPr>
+          <w:rFonts w:ascii="Times New Roman" w:cs="Times New Roman" w:eastAsia="Times New Roman" w:hAnsi="Times New Roman"/>
+          <w:sz w:val="16"/>
+          <w:szCs w:val="16"/>
+          <w:rtl w:val="0"/>
+        </w:rPr>
+        <w:t xml:space="preserve">   </w:t>
+      </w:r>
+      <w:r>
+        <w:rPr>
+          <w:sz w:val="28"/>
+          <w:szCs w:val="28"/>
+          <w:rtl w:val="0"/>
+        </w:rPr>
+        <w:t xml:space="preserve">Close the Happy Birthday popup</w:t>
+      </w:r>
+    </w:p>
+    <w:p>
+      <w:pPr>
+        <w:spacing w:line="252.00000000000003" w:lineRule="auto"/>
+        <w:ind w:left="1180" w:hanging="360"/>
+        <w:rPr>
+          <w:sz w:val="28"/>
+          <w:szCs w:val="28"/>
+        </w:rPr>
+      </w:pPr>
+      <w:r>
+        <w:rPr>
+          <w:sz w:val="28"/>
+          <w:szCs w:val="28"/>
+          <w:rtl w:val="0"/>
+        </w:rPr>
+        <w:t xml:space="preserve">15.</w:t>
+      </w:r>
+      <w:r>
+        <w:rPr>
+          <w:rFonts w:ascii="Times New Roman" w:cs="Times New Roman" w:eastAsia="Times New Roman" w:hAnsi="Times New Roman"/>
+          <w:sz w:val="16"/>
+          <w:szCs w:val="16"/>
+          <w:rtl w:val="0"/>
+        </w:rPr>
+        <w:t xml:space="preserve">   </w:t>
+      </w:r>
+      <w:r>
+        <w:rPr>
+          <w:sz w:val="28"/>
+          <w:szCs w:val="28"/>
+          <w:rtl w:val="0"/>
+        </w:rPr>
+        <w:t xml:space="preserve">Get the added patient name and print in the console.</w:t>
+      </w:r>
+    </w:p>
+    <w:p>
+      <w:pPr>
+        <w:pStyle w:val="Heading1"/>
+        <w:keepNext w:val="0"/>
+        <w:keepLines w:val="0"/>
+        <w:spacing w:before="480" w:lineRule="auto"/>
+        <w:rPr>
+          <w:b w:val="1"/>
+          <w:bCs w:val="1"/>
+          <w:sz w:val="48"/>
+          <w:szCs w:val="48"/>
+        </w:rPr>
+      </w:pPr>
+      <w:bookmarkStart w:colFirst="0" w:colLast="0" w:name="_gtafpp5nwzmg" w:id="1"/>
+      <w:bookmarkEnd w:id="1"/>
+      <w:r>
+        <w:rPr>
+          <w:b w:val="1"/>
+          <w:bCs w:val="1"/>
+          <w:sz w:val="48"/>
+          <w:szCs w:val="48"/>
+          <w:rtl w:val="0"/>
+        </w:rPr>
+        <w:t xml:space="preserve">Task 2 (Important) - shadowroot element</w:t>
+      </w:r>
+    </w:p>
+    <w:p>
+      <w:pPr>
+        <w:rPr>
+          <w:rFonts w:ascii="Calibri" w:cs="Calibri" w:eastAsia="Calibri" w:hAnsi="Calibri"/>
+          <w:sz w:val="28"/>
+          <w:szCs w:val="28"/>
+        </w:rPr>
+      </w:pPr>
+      <w:r>
+        <w:rPr>
+          <w:rFonts w:ascii="Calibri" w:cs="Calibri" w:eastAsia="Calibri" w:hAnsi="Calibri"/>
+          <w:sz w:val="28"/>
+          <w:szCs w:val="28"/>
+          <w:rtl w:val="0"/>
+        </w:rPr>
+        <w:t xml:space="preserve">1.</w:t>
+      </w:r>
+      <w:r>
+        <w:rPr>
+          <w:rFonts w:ascii="Times New Roman" w:cs="Times New Roman" w:eastAsia="Times New Roman" w:hAnsi="Times New Roman"/>
+          <w:sz w:val="16"/>
+          <w:szCs w:val="16"/>
+          <w:rtl w:val="0"/>
+        </w:rPr>
+        <w:t xml:space="preserve">                  </w:t>
+      </w:r>
+      <w:r>
+        <w:rPr>
+          <w:rFonts w:ascii="Calibri" w:cs="Calibri" w:eastAsia="Calibri" w:hAnsi="Calibri"/>
+          <w:sz w:val="28"/>
+          <w:szCs w:val="28"/>
+          <w:rtl w:val="0"/>
+        </w:rPr>
+        <w:t xml:space="preserve">  Navigate onto https://www.royalcaribbean.com/ </w:t>
+      </w:r>
+    </w:p>
+    <w:p>
+      <w:pPr>
+        <w:rPr>
+          <w:rFonts w:ascii="Calibri" w:cs="Calibri" w:eastAsia="Calibri" w:hAnsi="Calibri"/>
+          <w:sz w:val="28"/>
+          <w:szCs w:val="28"/>
+        </w:rPr>
+      </w:pPr>
+      <w:r>
+        <w:rPr>
+          <w:rFonts w:ascii="Calibri" w:cs="Calibri" w:eastAsia="Calibri" w:hAnsi="Calibri"/>
+          <w:sz w:val="28"/>
+          <w:szCs w:val="28"/>
+          <w:rtl w:val="0"/>
+        </w:rPr>
+        <w:t xml:space="preserve">2.</w:t>
+      </w:r>
+      <w:r>
+        <w:rPr>
+          <w:rFonts w:ascii="Times New Roman" w:cs="Times New Roman" w:eastAsia="Times New Roman" w:hAnsi="Times New Roman"/>
+          <w:sz w:val="16"/>
+          <w:szCs w:val="16"/>
+          <w:rtl w:val="0"/>
+        </w:rPr>
+        <w:t xml:space="preserve">                  </w:t>
+      </w:r>
+      <w:r>
+        <w:rPr>
+          <w:rFonts w:ascii="Calibri" w:cs="Calibri" w:eastAsia="Calibri" w:hAnsi="Calibri"/>
+          <w:sz w:val="28"/>
+          <w:szCs w:val="28"/>
+          <w:rtl w:val="0"/>
+        </w:rPr>
+        <w:t xml:space="preserve">  Close if any pop up. or load create an account page directly and do from step 4 </w:t>
+      </w:r>
+    </w:p>
+    <w:p>
+      <w:pPr>
+        <w:rPr>
+          <w:rFonts w:ascii="Calibri" w:cs="Calibri" w:eastAsia="Calibri" w:hAnsi="Calibri"/>
+          <w:sz w:val="28"/>
+          <w:szCs w:val="28"/>
+        </w:rPr>
+      </w:pPr>
+      <w:r>
+        <w:rPr>
+          <w:rFonts w:ascii="Calibri" w:cs="Calibri" w:eastAsia="Calibri" w:hAnsi="Calibri"/>
+          <w:sz w:val="28"/>
+          <w:szCs w:val="28"/>
+          <w:rtl w:val="0"/>
+        </w:rPr>
+        <w:t xml:space="preserve">3.</w:t>
+      </w:r>
+      <w:r>
+        <w:rPr>
+          <w:rFonts w:ascii="Times New Roman" w:cs="Times New Roman" w:eastAsia="Times New Roman" w:hAnsi="Times New Roman"/>
+          <w:sz w:val="16"/>
+          <w:szCs w:val="16"/>
+          <w:rtl w:val="0"/>
+        </w:rPr>
+        <w:t xml:space="preserve">                  </w:t>
+      </w:r>
+      <w:r>
+        <w:rPr>
+          <w:rFonts w:ascii="Calibri" w:cs="Calibri" w:eastAsia="Calibri" w:hAnsi="Calibri"/>
+          <w:sz w:val="28"/>
+          <w:szCs w:val="28"/>
+          <w:rtl w:val="0"/>
+        </w:rPr>
+        <w:t xml:space="preserve">Click Sign in and Click Create an account </w:t>
+      </w:r>
+    </w:p>
+    <w:p>
+      <w:pPr>
+        <w:rPr>
+          <w:rFonts w:ascii="Calibri" w:cs="Calibri" w:eastAsia="Calibri" w:hAnsi="Calibri"/>
+          <w:sz w:val="28"/>
+          <w:szCs w:val="28"/>
+        </w:rPr>
+      </w:pPr>
+      <w:r>
+        <w:rPr>
+          <w:rFonts w:ascii="Calibri" w:cs="Calibri" w:eastAsia="Calibri" w:hAnsi="Calibri"/>
+          <w:sz w:val="28"/>
+          <w:szCs w:val="28"/>
+          <w:rtl w:val="0"/>
+        </w:rPr>
+        <w:t xml:space="preserve">4.</w:t>
+      </w:r>
+      <w:r>
+        <w:rPr>
+          <w:rFonts w:ascii="Times New Roman" w:cs="Times New Roman" w:eastAsia="Times New Roman" w:hAnsi="Times New Roman"/>
+          <w:sz w:val="16"/>
+          <w:szCs w:val="16"/>
+          <w:rtl w:val="0"/>
+        </w:rPr>
+        <w:t xml:space="preserve">                  </w:t>
+      </w:r>
+      <w:r>
+        <w:rPr>
+          <w:rFonts w:ascii="Calibri" w:cs="Calibri" w:eastAsia="Calibri" w:hAnsi="Calibri"/>
+          <w:sz w:val="28"/>
+          <w:szCs w:val="28"/>
+          <w:rtl w:val="0"/>
+        </w:rPr>
+        <w:t xml:space="preserve">First Name as Dennis  </w:t>
+      </w:r>
+    </w:p>
+    <w:p>
+      <w:pPr>
+        <w:rPr>
+          <w:rFonts w:ascii="Calibri" w:cs="Calibri" w:eastAsia="Calibri" w:hAnsi="Calibri"/>
+          <w:sz w:val="28"/>
+          <w:szCs w:val="28"/>
+        </w:rPr>
+      </w:pPr>
+      <w:r>
+        <w:rPr>
+          <w:rFonts w:ascii="Calibri" w:cs="Calibri" w:eastAsia="Calibri" w:hAnsi="Calibri"/>
+          <w:sz w:val="28"/>
+          <w:szCs w:val="28"/>
+          <w:rtl w:val="0"/>
+        </w:rPr>
+        <w:t xml:space="preserve">5.</w:t>
+      </w:r>
+      <w:r>
+        <w:rPr>
+          <w:rFonts w:ascii="Times New Roman" w:cs="Times New Roman" w:eastAsia="Times New Roman" w:hAnsi="Times New Roman"/>
+          <w:sz w:val="16"/>
+          <w:szCs w:val="16"/>
+          <w:rtl w:val="0"/>
+        </w:rPr>
+        <w:t xml:space="preserve">                  </w:t>
+      </w:r>
+      <w:r>
+        <w:rPr>
+          <w:rFonts w:ascii="Calibri" w:cs="Calibri" w:eastAsia="Calibri" w:hAnsi="Calibri"/>
+          <w:sz w:val="28"/>
+          <w:szCs w:val="28"/>
+          <w:rtl w:val="0"/>
+        </w:rPr>
+        <w:t xml:space="preserve">Last Name as Rich </w:t>
+      </w:r>
+    </w:p>
+    <w:p>
+      <w:pPr>
+        <w:rPr>
+          <w:rFonts w:ascii="Calibri" w:cs="Calibri" w:eastAsia="Calibri" w:hAnsi="Calibri"/>
+          <w:sz w:val="28"/>
+          <w:szCs w:val="28"/>
+        </w:rPr>
+      </w:pPr>
+      <w:r>
+        <w:rPr>
+          <w:rFonts w:ascii="Calibri" w:cs="Calibri" w:eastAsia="Calibri" w:hAnsi="Calibri"/>
+          <w:sz w:val="28"/>
+          <w:szCs w:val="28"/>
+          <w:rtl w:val="0"/>
+        </w:rPr>
+        <w:t xml:space="preserve">6.</w:t>
+      </w:r>
+      <w:r>
+        <w:rPr>
+          <w:rFonts w:ascii="Times New Roman" w:cs="Times New Roman" w:eastAsia="Times New Roman" w:hAnsi="Times New Roman"/>
+          <w:sz w:val="16"/>
+          <w:szCs w:val="16"/>
+          <w:rtl w:val="0"/>
+        </w:rPr>
+        <w:t xml:space="preserve">                  </w:t>
+      </w:r>
+      <w:r>
+        <w:rPr>
+          <w:rFonts w:ascii="Calibri" w:cs="Calibri" w:eastAsia="Calibri" w:hAnsi="Calibri"/>
+          <w:sz w:val="28"/>
+          <w:szCs w:val="28"/>
+          <w:rtl w:val="0"/>
+        </w:rPr>
+        <w:t xml:space="preserve">Select Month as April  </w:t>
+      </w:r>
+    </w:p>
+    <w:p>
+      <w:pPr>
+        <w:rPr>
+          <w:rFonts w:ascii="Calibri" w:cs="Calibri" w:eastAsia="Calibri" w:hAnsi="Calibri"/>
+          <w:sz w:val="28"/>
+          <w:szCs w:val="28"/>
+        </w:rPr>
+      </w:pPr>
+      <w:r>
+        <w:rPr>
+          <w:rFonts w:ascii="Calibri" w:cs="Calibri" w:eastAsia="Calibri" w:hAnsi="Calibri"/>
+          <w:sz w:val="28"/>
+          <w:szCs w:val="28"/>
+          <w:rtl w:val="0"/>
+        </w:rPr>
+        <w:t xml:space="preserve">7.</w:t>
+      </w:r>
+      <w:r>
+        <w:rPr>
+          <w:rFonts w:ascii="Times New Roman" w:cs="Times New Roman" w:eastAsia="Times New Roman" w:hAnsi="Times New Roman"/>
+          <w:sz w:val="16"/>
+          <w:szCs w:val="16"/>
+          <w:rtl w:val="0"/>
+        </w:rPr>
+        <w:t xml:space="preserve">                  </w:t>
+      </w:r>
+      <w:r>
+        <w:rPr>
+          <w:rFonts w:ascii="Calibri" w:cs="Calibri" w:eastAsia="Calibri" w:hAnsi="Calibri"/>
+          <w:sz w:val="28"/>
+          <w:szCs w:val="28"/>
+          <w:rtl w:val="0"/>
+        </w:rPr>
+        <w:t xml:space="preserve">Day as 4 </w:t>
+      </w:r>
+    </w:p>
+    <w:p>
+      <w:pPr>
+        <w:rPr>
+          <w:rFonts w:ascii="Calibri" w:cs="Calibri" w:eastAsia="Calibri" w:hAnsi="Calibri"/>
+          <w:sz w:val="28"/>
+          <w:szCs w:val="28"/>
+        </w:rPr>
+      </w:pPr>
+      <w:r>
+        <w:rPr>
+          <w:rFonts w:ascii="Calibri" w:cs="Calibri" w:eastAsia="Calibri" w:hAnsi="Calibri"/>
+          <w:sz w:val="28"/>
+          <w:szCs w:val="28"/>
+          <w:rtl w:val="0"/>
+        </w:rPr>
+        <w:t xml:space="preserve">8.</w:t>
+      </w:r>
+      <w:r>
+        <w:rPr>
+          <w:rFonts w:ascii="Times New Roman" w:cs="Times New Roman" w:eastAsia="Times New Roman" w:hAnsi="Times New Roman"/>
+          <w:sz w:val="16"/>
+          <w:szCs w:val="16"/>
+          <w:rtl w:val="0"/>
+        </w:rPr>
+        <w:t xml:space="preserve">                  </w:t>
+      </w:r>
+      <w:r>
+        <w:rPr>
+          <w:rFonts w:ascii="Calibri" w:cs="Calibri" w:eastAsia="Calibri" w:hAnsi="Calibri"/>
+          <w:sz w:val="28"/>
+          <w:szCs w:val="28"/>
+          <w:rtl w:val="0"/>
+        </w:rPr>
+        <w:t xml:space="preserve">Year as 1990 </w:t>
+      </w:r>
+    </w:p>
+    <w:p>
+      <w:pPr>
+        <w:rPr>
+          <w:rFonts w:ascii="Calibri" w:cs="Calibri" w:eastAsia="Calibri" w:hAnsi="Calibri"/>
+          <w:sz w:val="28"/>
+          <w:szCs w:val="28"/>
+        </w:rPr>
+      </w:pPr>
+      <w:r>
+        <w:rPr>
+          <w:rFonts w:ascii="Calibri" w:cs="Calibri" w:eastAsia="Calibri" w:hAnsi="Calibri"/>
+          <w:sz w:val="28"/>
+          <w:szCs w:val="28"/>
+          <w:rtl w:val="0"/>
+        </w:rPr>
+        <w:t xml:space="preserve">9.</w:t>
+      </w:r>
+      <w:r>
+        <w:rPr>
+          <w:rFonts w:ascii="Times New Roman" w:cs="Times New Roman" w:eastAsia="Times New Roman" w:hAnsi="Times New Roman"/>
+          <w:sz w:val="16"/>
+          <w:szCs w:val="16"/>
+          <w:rtl w:val="0"/>
+        </w:rPr>
+        <w:t xml:space="preserve">                  </w:t>
+      </w:r>
+      <w:r>
+        <w:rPr>
+          <w:rFonts w:ascii="Calibri" w:cs="Calibri" w:eastAsia="Calibri" w:hAnsi="Calibri"/>
+          <w:sz w:val="28"/>
+          <w:szCs w:val="28"/>
+          <w:rtl w:val="0"/>
+        </w:rPr>
+        <w:t xml:space="preserve">Country as India </w:t>
+      </w:r>
+    </w:p>
+    <w:p>
+      <w:pPr>
+        <w:rPr>
+          <w:rFonts w:ascii="Calibri" w:cs="Calibri" w:eastAsia="Calibri" w:hAnsi="Calibri"/>
+          <w:sz w:val="28"/>
+          <w:szCs w:val="28"/>
+        </w:rPr>
+      </w:pPr>
+      <w:r>
+        <w:rPr>
+          <w:rFonts w:ascii="Calibri" w:cs="Calibri" w:eastAsia="Calibri" w:hAnsi="Calibri"/>
+          <w:sz w:val="28"/>
+          <w:szCs w:val="28"/>
+          <w:rtl w:val="0"/>
+        </w:rPr>
+        <w:t xml:space="preserve">10.</w:t>
+      </w:r>
+      <w:r>
+        <w:rPr>
+          <w:rFonts w:ascii="Times New Roman" w:cs="Times New Roman" w:eastAsia="Times New Roman" w:hAnsi="Times New Roman"/>
+          <w:sz w:val="16"/>
+          <w:szCs w:val="16"/>
+          <w:rtl w:val="0"/>
+        </w:rPr>
+        <w:t xml:space="preserve">             </w:t>
+      </w:r>
+      <w:r>
+        <w:rPr>
+          <w:rFonts w:ascii="Calibri" w:cs="Calibri" w:eastAsia="Calibri" w:hAnsi="Calibri"/>
+          <w:sz w:val="28"/>
+          <w:szCs w:val="28"/>
+          <w:rtl w:val="0"/>
+        </w:rPr>
+        <w:t xml:space="preserve"> Any email address and password  </w:t>
+      </w:r>
+    </w:p>
+    <w:p>
+      <w:pPr>
+        <w:rPr>
+          <w:rFonts w:ascii="Calibri" w:cs="Calibri" w:eastAsia="Calibri" w:hAnsi="Calibri"/>
+          <w:sz w:val="28"/>
+          <w:szCs w:val="28"/>
+        </w:rPr>
+      </w:pPr>
+      <w:r>
+        <w:rPr>
+          <w:rFonts w:ascii="Calibri" w:cs="Calibri" w:eastAsia="Calibri" w:hAnsi="Calibri"/>
+          <w:sz w:val="28"/>
+          <w:szCs w:val="28"/>
+          <w:rtl w:val="0"/>
+        </w:rPr>
+        <w:t xml:space="preserve">11.</w:t>
+      </w:r>
+      <w:r>
+        <w:rPr>
+          <w:rFonts w:ascii="Times New Roman" w:cs="Times New Roman" w:eastAsia="Times New Roman" w:hAnsi="Times New Roman"/>
+          <w:sz w:val="16"/>
+          <w:szCs w:val="16"/>
+          <w:rtl w:val="0"/>
+        </w:rPr>
+        <w:t xml:space="preserve">             </w:t>
+      </w:r>
+      <w:r>
+        <w:rPr>
+          <w:rFonts w:ascii="Calibri" w:cs="Calibri" w:eastAsia="Calibri" w:hAnsi="Calibri"/>
+          <w:sz w:val="28"/>
+          <w:szCs w:val="28"/>
+          <w:rtl w:val="0"/>
+        </w:rPr>
+        <w:t xml:space="preserve"> Select as “What was your first car's make or model?” </w:t>
+      </w:r>
+    </w:p>
+    <w:p>
+      <w:pPr>
+        <w:rPr>
+          <w:rFonts w:ascii="Calibri" w:cs="Calibri" w:eastAsia="Calibri" w:hAnsi="Calibri"/>
+          <w:sz w:val="28"/>
+          <w:szCs w:val="28"/>
+        </w:rPr>
+      </w:pPr>
+      <w:r>
+        <w:rPr>
+          <w:rFonts w:ascii="Calibri" w:cs="Calibri" w:eastAsia="Calibri" w:hAnsi="Calibri"/>
+          <w:sz w:val="28"/>
+          <w:szCs w:val="28"/>
+          <w:rtl w:val="0"/>
+        </w:rPr>
+        <w:t xml:space="preserve">12.</w:t>
+      </w:r>
+      <w:r>
+        <w:rPr>
+          <w:rFonts w:ascii="Times New Roman" w:cs="Times New Roman" w:eastAsia="Times New Roman" w:hAnsi="Times New Roman"/>
+          <w:sz w:val="16"/>
+          <w:szCs w:val="16"/>
+          <w:rtl w:val="0"/>
+        </w:rPr>
+        <w:t xml:space="preserve">             </w:t>
+      </w:r>
+      <w:r>
+        <w:rPr>
+          <w:rFonts w:ascii="Calibri" w:cs="Calibri" w:eastAsia="Calibri" w:hAnsi="Calibri"/>
+          <w:sz w:val="28"/>
+          <w:szCs w:val="28"/>
+          <w:rtl w:val="0"/>
+        </w:rPr>
+        <w:t xml:space="preserve"> Type answer  </w:t>
+      </w:r>
+    </w:p>
+    <w:p>
+      <w:pPr>
+        <w:rPr>
+          <w:rFonts w:ascii="Calibri" w:cs="Calibri" w:eastAsia="Calibri" w:hAnsi="Calibri"/>
+          <w:sz w:val="28"/>
+          <w:szCs w:val="28"/>
+        </w:rPr>
+      </w:pPr>
+      <w:r>
+        <w:rPr>
+          <w:rFonts w:ascii="Calibri" w:cs="Calibri" w:eastAsia="Calibri" w:hAnsi="Calibri"/>
+          <w:sz w:val="28"/>
+          <w:szCs w:val="28"/>
+          <w:rtl w:val="0"/>
+        </w:rPr>
+        <w:t xml:space="preserve">13.</w:t>
+      </w:r>
+      <w:r>
+        <w:rPr>
+          <w:rFonts w:ascii="Times New Roman" w:cs="Times New Roman" w:eastAsia="Times New Roman" w:hAnsi="Times New Roman"/>
+          <w:sz w:val="16"/>
+          <w:szCs w:val="16"/>
+          <w:rtl w:val="0"/>
+        </w:rPr>
+        <w:t xml:space="preserve">             </w:t>
+      </w:r>
+      <w:r>
+        <w:rPr>
+          <w:rFonts w:ascii="Calibri" w:cs="Calibri" w:eastAsia="Calibri" w:hAnsi="Calibri"/>
+          <w:sz w:val="28"/>
+          <w:szCs w:val="28"/>
+          <w:rtl w:val="0"/>
+        </w:rPr>
+        <w:t xml:space="preserve"> Accept the terms and condition  </w:t>
+      </w:r>
+    </w:p>
+    <w:p>
+      <w:pPr>
+        <w:rPr>
+          <w:rFonts w:ascii="Calibri" w:cs="Calibri" w:eastAsia="Calibri" w:hAnsi="Calibri"/>
+          <w:sz w:val="28"/>
+          <w:szCs w:val="28"/>
+        </w:rPr>
+      </w:pPr>
+      <w:r>
+        <w:rPr>
+          <w:rFonts w:ascii="Calibri" w:cs="Calibri" w:eastAsia="Calibri" w:hAnsi="Calibri"/>
+          <w:sz w:val="28"/>
+          <w:szCs w:val="28"/>
+          <w:rtl w:val="0"/>
+        </w:rPr>
+        <w:t xml:space="preserve">14.</w:t>
+      </w:r>
+      <w:r>
+        <w:rPr>
+          <w:rFonts w:ascii="Times New Roman" w:cs="Times New Roman" w:eastAsia="Times New Roman" w:hAnsi="Times New Roman"/>
+          <w:sz w:val="16"/>
+          <w:szCs w:val="16"/>
+          <w:rtl w:val="0"/>
+        </w:rPr>
+        <w:t xml:space="preserve">             </w:t>
+      </w:r>
+      <w:r>
+        <w:rPr>
+          <w:rFonts w:ascii="Calibri" w:cs="Calibri" w:eastAsia="Calibri" w:hAnsi="Calibri"/>
+          <w:sz w:val="28"/>
+          <w:szCs w:val="28"/>
+          <w:rtl w:val="0"/>
+        </w:rPr>
+        <w:t xml:space="preserve"> Click done </w:t>
+      </w:r>
+    </w:p>
+    <w:p>
+      <w:pPr>
+        <w:rPr>
+          <w:sz w:val="28"/>
+          <w:szCs w:val="28"/>
+        </w:rPr>
+      </w:pPr>
+      <w:r>
+        <w:rPr>
+          <w:rtl w:val="0"/>
+        </w:rPr>
+      </w:r>
+    </w:p>
+    <w:p>
+      <w:pPr>
+        <w:rPr/>
+      </w:pPr>
+      <w:r>
+        <w:rPr>
+          <w:rtl w:val="0"/>
+        </w:rPr>
+      </w:r>
+    </w:p>
     <w:sectPr>
       <w:pgSz w:h="15840" w:w="12240" w:orient="portrait"/>
       <w:pgMar w:bottom="1440" w:top="1440" w:left="1440" w:right="1440" w:header="720" w:footer="720"/>
@@ -2032,7 +6585,7 @@
 <w:numbering xmlns:mc="http://schemas.openxmlformats.org/markup-compatibility/2006" xmlns:o="urn:schemas-microsoft-com:office:office" xmlns:r="http://schemas.openxmlformats.org/officeDocument/2006/relationships" xmlns:m="http://schemas.openxmlformats.org/officeDocument/2006/math" xmlns:v="urn:schemas-microsoft-com:vml" xmlns:wp="http://schemas.openxmlformats.org/drawingml/2006/wordprocessingDrawing" xmlns:w10="urn:schemas-microsoft-com:office:word" xmlns:w="http://schemas.openxmlformats.org/wordprocessingml/2006/main" xmlns:wne="http://schemas.microsoft.com/office/word/2006/wordml" xmlns:sl="http://schemas.openxmlformats.org/schemaLibrary/2006/main" xmlns:a="http://schemas.openxmlformats.org/drawingml/2006/main" xmlns:pic="http://schemas.openxmlformats.org/drawingml/2006/picture" xmlns:c="http://schemas.openxmlformats.org/drawingml/2006/chart" xmlns:lc="http://schemas.openxmlformats.org/drawingml/2006/lockedCanvas" xmlns:dgm="http://schemas.openxmlformats.org/drawingml/2006/diagram" xmlns:wps="http://schemas.microsoft.com/office/word/2010/wordprocessingShape" xmlns:wpg="http://schemas.microsoft.com/office/word/2010/wordprocessingGroup" xmlns:w14="http://schemas.microsoft.com/office/word/2010/wordml" xmlns:w15="http://schemas.microsoft.com/office/word/2012/wordml" xmlns:w16="http://schemas.microsoft.com/office/word/2018/wordml" xmlns:w16cex="http://schemas.microsoft.com/office/word/2018/wordml/cex" xmlns:w16cid="http://schemas.microsoft.com/office/word/2016/wordml/cid" xmlns="http://schemas.microsoft.com/office/tasks/2019/documenttasks" xmlns:cr="http://schemas.microsoft.com/office/comments/2020/reactions">
   <w:abstractNum w:abstractNumId="1">
     <w:lvl w:ilvl="0">
-      <w:start w:val="1"/>
+      <w:start w:val="4"/>
       <w:numFmt w:val="decimal"/>
       <w:lvlText w:val="%1."/>
       <w:lvlJc w:val="left"/>
@@ -2059,7 +6612,7 @@
       <w:start w:val="1"/>
       <w:numFmt w:val="lowerRoman"/>
       <w:lvlText w:val="%3."/>
-      <w:lvlJc w:val="right"/>
+      <w:lvlJc w:val="left"/>
       <w:pPr>
         <w:ind w:left="2160" w:hanging="360"/>
       </w:pPr>
@@ -2095,7 +6648,7 @@
       <w:start w:val="1"/>
       <w:numFmt w:val="lowerRoman"/>
       <w:lvlText w:val="%6."/>
-      <w:lvlJc w:val="right"/>
+      <w:lvlJc w:val="left"/>
       <w:pPr>
         <w:ind w:left="4320" w:hanging="360"/>
       </w:pPr>
@@ -2131,6 +6684,666 @@
       <w:start w:val="1"/>
       <w:numFmt w:val="lowerRoman"/>
       <w:lvlText w:val="%9."/>
+      <w:lvlJc w:val="left"/>
+      <w:pPr>
+        <w:ind w:left="6480" w:hanging="360"/>
+      </w:pPr>
+      <w:rPr>
+        <w:u w:val="none"/>
+      </w:rPr>
+    </w:lvl>
+  </w:abstractNum>
+  <w:abstractNum w:abstractNumId="2">
+    <w:lvl w:ilvl="0">
+      <w:start w:val="2"/>
+      <w:numFmt w:val="decimal"/>
+      <w:lvlText w:val="%1."/>
+      <w:lvlJc w:val="left"/>
+      <w:pPr>
+        <w:ind w:left="720" w:hanging="360"/>
+      </w:pPr>
+      <w:rPr>
+        <w:u w:val="none"/>
+      </w:rPr>
+    </w:lvl>
+    <w:lvl w:ilvl="1">
+      <w:start w:val="1"/>
+      <w:numFmt w:val="lowerLetter"/>
+      <w:lvlText w:val="%2."/>
+      <w:lvlJc w:val="left"/>
+      <w:pPr>
+        <w:ind w:left="1440" w:hanging="360"/>
+      </w:pPr>
+      <w:rPr>
+        <w:u w:val="none"/>
+      </w:rPr>
+    </w:lvl>
+    <w:lvl w:ilvl="2">
+      <w:start w:val="1"/>
+      <w:numFmt w:val="lowerRoman"/>
+      <w:lvlText w:val="%3."/>
+      <w:lvlJc w:val="left"/>
+      <w:pPr>
+        <w:ind w:left="2160" w:hanging="360"/>
+      </w:pPr>
+      <w:rPr>
+        <w:u w:val="none"/>
+      </w:rPr>
+    </w:lvl>
+    <w:lvl w:ilvl="3">
+      <w:start w:val="1"/>
+      <w:numFmt w:val="decimal"/>
+      <w:lvlText w:val="%4."/>
+      <w:lvlJc w:val="left"/>
+      <w:pPr>
+        <w:ind w:left="2880" w:hanging="360"/>
+      </w:pPr>
+      <w:rPr>
+        <w:u w:val="none"/>
+      </w:rPr>
+    </w:lvl>
+    <w:lvl w:ilvl="4">
+      <w:start w:val="1"/>
+      <w:numFmt w:val="lowerLetter"/>
+      <w:lvlText w:val="%5."/>
+      <w:lvlJc w:val="left"/>
+      <w:pPr>
+        <w:ind w:left="3600" w:hanging="360"/>
+      </w:pPr>
+      <w:rPr>
+        <w:u w:val="none"/>
+      </w:rPr>
+    </w:lvl>
+    <w:lvl w:ilvl="5">
+      <w:start w:val="1"/>
+      <w:numFmt w:val="lowerRoman"/>
+      <w:lvlText w:val="%6."/>
+      <w:lvlJc w:val="left"/>
+      <w:pPr>
+        <w:ind w:left="4320" w:hanging="360"/>
+      </w:pPr>
+      <w:rPr>
+        <w:u w:val="none"/>
+      </w:rPr>
+    </w:lvl>
+    <w:lvl w:ilvl="6">
+      <w:start w:val="1"/>
+      <w:numFmt w:val="decimal"/>
+      <w:lvlText w:val="%7."/>
+      <w:lvlJc w:val="left"/>
+      <w:pPr>
+        <w:ind w:left="5040" w:hanging="360"/>
+      </w:pPr>
+      <w:rPr>
+        <w:u w:val="none"/>
+      </w:rPr>
+    </w:lvl>
+    <w:lvl w:ilvl="7">
+      <w:start w:val="1"/>
+      <w:numFmt w:val="lowerLetter"/>
+      <w:lvlText w:val="%8."/>
+      <w:lvlJc w:val="left"/>
+      <w:pPr>
+        <w:ind w:left="5760" w:hanging="360"/>
+      </w:pPr>
+      <w:rPr>
+        <w:u w:val="none"/>
+      </w:rPr>
+    </w:lvl>
+    <w:lvl w:ilvl="8">
+      <w:start w:val="1"/>
+      <w:numFmt w:val="lowerRoman"/>
+      <w:lvlText w:val="%9."/>
+      <w:lvlJc w:val="left"/>
+      <w:pPr>
+        <w:ind w:left="6480" w:hanging="360"/>
+      </w:pPr>
+      <w:rPr>
+        <w:u w:val="none"/>
+      </w:rPr>
+    </w:lvl>
+  </w:abstractNum>
+  <w:abstractNum w:abstractNumId="3">
+    <w:lvl w:ilvl="0">
+      <w:start w:val="5"/>
+      <w:numFmt w:val="decimal"/>
+      <w:lvlText w:val="%1."/>
+      <w:lvlJc w:val="left"/>
+      <w:pPr>
+        <w:ind w:left="720" w:hanging="360"/>
+      </w:pPr>
+      <w:rPr>
+        <w:u w:val="none"/>
+      </w:rPr>
+    </w:lvl>
+    <w:lvl w:ilvl="1">
+      <w:start w:val="1"/>
+      <w:numFmt w:val="lowerLetter"/>
+      <w:lvlText w:val="%2."/>
+      <w:lvlJc w:val="left"/>
+      <w:pPr>
+        <w:ind w:left="1440" w:hanging="360"/>
+      </w:pPr>
+      <w:rPr>
+        <w:u w:val="none"/>
+      </w:rPr>
+    </w:lvl>
+    <w:lvl w:ilvl="2">
+      <w:start w:val="1"/>
+      <w:numFmt w:val="lowerRoman"/>
+      <w:lvlText w:val="%3."/>
+      <w:lvlJc w:val="left"/>
+      <w:pPr>
+        <w:ind w:left="2160" w:hanging="360"/>
+      </w:pPr>
+      <w:rPr>
+        <w:u w:val="none"/>
+      </w:rPr>
+    </w:lvl>
+    <w:lvl w:ilvl="3">
+      <w:start w:val="1"/>
+      <w:numFmt w:val="decimal"/>
+      <w:lvlText w:val="%4."/>
+      <w:lvlJc w:val="left"/>
+      <w:pPr>
+        <w:ind w:left="2880" w:hanging="360"/>
+      </w:pPr>
+      <w:rPr>
+        <w:u w:val="none"/>
+      </w:rPr>
+    </w:lvl>
+    <w:lvl w:ilvl="4">
+      <w:start w:val="1"/>
+      <w:numFmt w:val="lowerLetter"/>
+      <w:lvlText w:val="%5."/>
+      <w:lvlJc w:val="left"/>
+      <w:pPr>
+        <w:ind w:left="3600" w:hanging="360"/>
+      </w:pPr>
+      <w:rPr>
+        <w:u w:val="none"/>
+      </w:rPr>
+    </w:lvl>
+    <w:lvl w:ilvl="5">
+      <w:start w:val="1"/>
+      <w:numFmt w:val="lowerRoman"/>
+      <w:lvlText w:val="%6."/>
+      <w:lvlJc w:val="left"/>
+      <w:pPr>
+        <w:ind w:left="4320" w:hanging="360"/>
+      </w:pPr>
+      <w:rPr>
+        <w:u w:val="none"/>
+      </w:rPr>
+    </w:lvl>
+    <w:lvl w:ilvl="6">
+      <w:start w:val="1"/>
+      <w:numFmt w:val="decimal"/>
+      <w:lvlText w:val="%7."/>
+      <w:lvlJc w:val="left"/>
+      <w:pPr>
+        <w:ind w:left="5040" w:hanging="360"/>
+      </w:pPr>
+      <w:rPr>
+        <w:u w:val="none"/>
+      </w:rPr>
+    </w:lvl>
+    <w:lvl w:ilvl="7">
+      <w:start w:val="1"/>
+      <w:numFmt w:val="lowerLetter"/>
+      <w:lvlText w:val="%8."/>
+      <w:lvlJc w:val="left"/>
+      <w:pPr>
+        <w:ind w:left="5760" w:hanging="360"/>
+      </w:pPr>
+      <w:rPr>
+        <w:u w:val="none"/>
+      </w:rPr>
+    </w:lvl>
+    <w:lvl w:ilvl="8">
+      <w:start w:val="1"/>
+      <w:numFmt w:val="lowerRoman"/>
+      <w:lvlText w:val="%9."/>
+      <w:lvlJc w:val="left"/>
+      <w:pPr>
+        <w:ind w:left="6480" w:hanging="360"/>
+      </w:pPr>
+      <w:rPr>
+        <w:u w:val="none"/>
+      </w:rPr>
+    </w:lvl>
+  </w:abstractNum>
+  <w:abstractNum w:abstractNumId="4">
+    <w:lvl w:ilvl="0">
+      <w:start w:val="1"/>
+      <w:numFmt w:val="decimal"/>
+      <w:lvlText w:val="%1."/>
+      <w:lvlJc w:val="left"/>
+      <w:pPr>
+        <w:ind w:left="720" w:hanging="360"/>
+      </w:pPr>
+      <w:rPr>
+        <w:u w:val="none"/>
+      </w:rPr>
+    </w:lvl>
+    <w:lvl w:ilvl="1">
+      <w:start w:val="1"/>
+      <w:numFmt w:val="lowerLetter"/>
+      <w:lvlText w:val="%2."/>
+      <w:lvlJc w:val="left"/>
+      <w:pPr>
+        <w:ind w:left="1440" w:hanging="360"/>
+      </w:pPr>
+      <w:rPr>
+        <w:u w:val="none"/>
+      </w:rPr>
+    </w:lvl>
+    <w:lvl w:ilvl="2">
+      <w:start w:val="1"/>
+      <w:numFmt w:val="lowerRoman"/>
+      <w:lvlText w:val="%3."/>
+      <w:lvlJc w:val="right"/>
+      <w:pPr>
+        <w:ind w:left="2160" w:hanging="360"/>
+      </w:pPr>
+      <w:rPr>
+        <w:u w:val="none"/>
+      </w:rPr>
+    </w:lvl>
+    <w:lvl w:ilvl="3">
+      <w:start w:val="1"/>
+      <w:numFmt w:val="decimal"/>
+      <w:lvlText w:val="%4."/>
+      <w:lvlJc w:val="left"/>
+      <w:pPr>
+        <w:ind w:left="2880" w:hanging="360"/>
+      </w:pPr>
+      <w:rPr>
+        <w:u w:val="none"/>
+      </w:rPr>
+    </w:lvl>
+    <w:lvl w:ilvl="4">
+      <w:start w:val="1"/>
+      <w:numFmt w:val="lowerLetter"/>
+      <w:lvlText w:val="%5."/>
+      <w:lvlJc w:val="left"/>
+      <w:pPr>
+        <w:ind w:left="3600" w:hanging="360"/>
+      </w:pPr>
+      <w:rPr>
+        <w:u w:val="none"/>
+      </w:rPr>
+    </w:lvl>
+    <w:lvl w:ilvl="5">
+      <w:start w:val="1"/>
+      <w:numFmt w:val="lowerRoman"/>
+      <w:lvlText w:val="%6."/>
+      <w:lvlJc w:val="right"/>
+      <w:pPr>
+        <w:ind w:left="4320" w:hanging="360"/>
+      </w:pPr>
+      <w:rPr>
+        <w:u w:val="none"/>
+      </w:rPr>
+    </w:lvl>
+    <w:lvl w:ilvl="6">
+      <w:start w:val="1"/>
+      <w:numFmt w:val="decimal"/>
+      <w:lvlText w:val="%7."/>
+      <w:lvlJc w:val="left"/>
+      <w:pPr>
+        <w:ind w:left="5040" w:hanging="360"/>
+      </w:pPr>
+      <w:rPr>
+        <w:u w:val="none"/>
+      </w:rPr>
+    </w:lvl>
+    <w:lvl w:ilvl="7">
+      <w:start w:val="1"/>
+      <w:numFmt w:val="lowerLetter"/>
+      <w:lvlText w:val="%8."/>
+      <w:lvlJc w:val="left"/>
+      <w:pPr>
+        <w:ind w:left="5760" w:hanging="360"/>
+      </w:pPr>
+      <w:rPr>
+        <w:u w:val="none"/>
+      </w:rPr>
+    </w:lvl>
+    <w:lvl w:ilvl="8">
+      <w:start w:val="1"/>
+      <w:numFmt w:val="lowerRoman"/>
+      <w:lvlText w:val="%9."/>
+      <w:lvlJc w:val="right"/>
+      <w:pPr>
+        <w:ind w:left="6480" w:hanging="360"/>
+      </w:pPr>
+      <w:rPr>
+        <w:u w:val="none"/>
+      </w:rPr>
+    </w:lvl>
+  </w:abstractNum>
+  <w:abstractNum w:abstractNumId="5">
+    <w:lvl w:ilvl="0">
+      <w:start w:val="3"/>
+      <w:numFmt w:val="decimal"/>
+      <w:lvlText w:val="%1."/>
+      <w:lvlJc w:val="left"/>
+      <w:pPr>
+        <w:ind w:left="720" w:hanging="360"/>
+      </w:pPr>
+      <w:rPr>
+        <w:u w:val="none"/>
+      </w:rPr>
+    </w:lvl>
+    <w:lvl w:ilvl="1">
+      <w:start w:val="1"/>
+      <w:numFmt w:val="lowerLetter"/>
+      <w:lvlText w:val="%2."/>
+      <w:lvlJc w:val="left"/>
+      <w:pPr>
+        <w:ind w:left="1440" w:hanging="360"/>
+      </w:pPr>
+      <w:rPr>
+        <w:u w:val="none"/>
+      </w:rPr>
+    </w:lvl>
+    <w:lvl w:ilvl="2">
+      <w:start w:val="1"/>
+      <w:numFmt w:val="lowerRoman"/>
+      <w:lvlText w:val="%3."/>
+      <w:lvlJc w:val="left"/>
+      <w:pPr>
+        <w:ind w:left="2160" w:hanging="360"/>
+      </w:pPr>
+      <w:rPr>
+        <w:u w:val="none"/>
+      </w:rPr>
+    </w:lvl>
+    <w:lvl w:ilvl="3">
+      <w:start w:val="1"/>
+      <w:numFmt w:val="decimal"/>
+      <w:lvlText w:val="%4."/>
+      <w:lvlJc w:val="left"/>
+      <w:pPr>
+        <w:ind w:left="2880" w:hanging="360"/>
+      </w:pPr>
+      <w:rPr>
+        <w:u w:val="none"/>
+      </w:rPr>
+    </w:lvl>
+    <w:lvl w:ilvl="4">
+      <w:start w:val="1"/>
+      <w:numFmt w:val="lowerLetter"/>
+      <w:lvlText w:val="%5."/>
+      <w:lvlJc w:val="left"/>
+      <w:pPr>
+        <w:ind w:left="3600" w:hanging="360"/>
+      </w:pPr>
+      <w:rPr>
+        <w:u w:val="none"/>
+      </w:rPr>
+    </w:lvl>
+    <w:lvl w:ilvl="5">
+      <w:start w:val="1"/>
+      <w:numFmt w:val="lowerRoman"/>
+      <w:lvlText w:val="%6."/>
+      <w:lvlJc w:val="left"/>
+      <w:pPr>
+        <w:ind w:left="4320" w:hanging="360"/>
+      </w:pPr>
+      <w:rPr>
+        <w:u w:val="none"/>
+      </w:rPr>
+    </w:lvl>
+    <w:lvl w:ilvl="6">
+      <w:start w:val="1"/>
+      <w:numFmt w:val="decimal"/>
+      <w:lvlText w:val="%7."/>
+      <w:lvlJc w:val="left"/>
+      <w:pPr>
+        <w:ind w:left="5040" w:hanging="360"/>
+      </w:pPr>
+      <w:rPr>
+        <w:u w:val="none"/>
+      </w:rPr>
+    </w:lvl>
+    <w:lvl w:ilvl="7">
+      <w:start w:val="1"/>
+      <w:numFmt w:val="lowerLetter"/>
+      <w:lvlText w:val="%8."/>
+      <w:lvlJc w:val="left"/>
+      <w:pPr>
+        <w:ind w:left="5760" w:hanging="360"/>
+      </w:pPr>
+      <w:rPr>
+        <w:u w:val="none"/>
+      </w:rPr>
+    </w:lvl>
+    <w:lvl w:ilvl="8">
+      <w:start w:val="1"/>
+      <w:numFmt w:val="lowerRoman"/>
+      <w:lvlText w:val="%9."/>
+      <w:lvlJc w:val="left"/>
+      <w:pPr>
+        <w:ind w:left="6480" w:hanging="360"/>
+      </w:pPr>
+      <w:rPr>
+        <w:u w:val="none"/>
+      </w:rPr>
+    </w:lvl>
+  </w:abstractNum>
+  <w:abstractNum w:abstractNumId="6">
+    <w:lvl w:ilvl="0">
+      <w:start w:val="1"/>
+      <w:numFmt w:val="decimal"/>
+      <w:lvlText w:val="%1."/>
+      <w:lvlJc w:val="left"/>
+      <w:pPr>
+        <w:ind w:left="720" w:hanging="360"/>
+      </w:pPr>
+      <w:rPr>
+        <w:u w:val="none"/>
+      </w:rPr>
+    </w:lvl>
+    <w:lvl w:ilvl="1">
+      <w:start w:val="1"/>
+      <w:numFmt w:val="lowerLetter"/>
+      <w:lvlText w:val="%2."/>
+      <w:lvlJc w:val="left"/>
+      <w:pPr>
+        <w:ind w:left="1440" w:hanging="360"/>
+      </w:pPr>
+      <w:rPr>
+        <w:u w:val="none"/>
+      </w:rPr>
+    </w:lvl>
+    <w:lvl w:ilvl="2">
+      <w:start w:val="1"/>
+      <w:numFmt w:val="lowerRoman"/>
+      <w:lvlText w:val="%3."/>
+      <w:lvlJc w:val="left"/>
+      <w:pPr>
+        <w:ind w:left="2160" w:hanging="360"/>
+      </w:pPr>
+      <w:rPr>
+        <w:u w:val="none"/>
+      </w:rPr>
+    </w:lvl>
+    <w:lvl w:ilvl="3">
+      <w:start w:val="1"/>
+      <w:numFmt w:val="decimal"/>
+      <w:lvlText w:val="%4."/>
+      <w:lvlJc w:val="left"/>
+      <w:pPr>
+        <w:ind w:left="2880" w:hanging="360"/>
+      </w:pPr>
+      <w:rPr>
+        <w:u w:val="none"/>
+      </w:rPr>
+    </w:lvl>
+    <w:lvl w:ilvl="4">
+      <w:start w:val="1"/>
+      <w:numFmt w:val="lowerLetter"/>
+      <w:lvlText w:val="%5."/>
+      <w:lvlJc w:val="left"/>
+      <w:pPr>
+        <w:ind w:left="3600" w:hanging="360"/>
+      </w:pPr>
+      <w:rPr>
+        <w:u w:val="none"/>
+      </w:rPr>
+    </w:lvl>
+    <w:lvl w:ilvl="5">
+      <w:start w:val="1"/>
+      <w:numFmt w:val="lowerRoman"/>
+      <w:lvlText w:val="%6."/>
+      <w:lvlJc w:val="left"/>
+      <w:pPr>
+        <w:ind w:left="4320" w:hanging="360"/>
+      </w:pPr>
+      <w:rPr>
+        <w:u w:val="none"/>
+      </w:rPr>
+    </w:lvl>
+    <w:lvl w:ilvl="6">
+      <w:start w:val="1"/>
+      <w:numFmt w:val="decimal"/>
+      <w:lvlText w:val="%7."/>
+      <w:lvlJc w:val="left"/>
+      <w:pPr>
+        <w:ind w:left="5040" w:hanging="360"/>
+      </w:pPr>
+      <w:rPr>
+        <w:u w:val="none"/>
+      </w:rPr>
+    </w:lvl>
+    <w:lvl w:ilvl="7">
+      <w:start w:val="1"/>
+      <w:numFmt w:val="lowerLetter"/>
+      <w:lvlText w:val="%8."/>
+      <w:lvlJc w:val="left"/>
+      <w:pPr>
+        <w:ind w:left="5760" w:hanging="360"/>
+      </w:pPr>
+      <w:rPr>
+        <w:u w:val="none"/>
+      </w:rPr>
+    </w:lvl>
+    <w:lvl w:ilvl="8">
+      <w:start w:val="1"/>
+      <w:numFmt w:val="lowerRoman"/>
+      <w:lvlText w:val="%9."/>
+      <w:lvlJc w:val="left"/>
+      <w:pPr>
+        <w:ind w:left="6480" w:hanging="360"/>
+      </w:pPr>
+      <w:rPr>
+        <w:u w:val="none"/>
+      </w:rPr>
+    </w:lvl>
+  </w:abstractNum>
+  <w:abstractNum w:abstractNumId="7">
+    <w:lvl w:ilvl="0">
+      <w:start w:val="1"/>
+      <w:numFmt w:val="decimal"/>
+      <w:lvlText w:val="%1."/>
+      <w:lvlJc w:val="left"/>
+      <w:pPr>
+        <w:ind w:left="720" w:hanging="360"/>
+      </w:pPr>
+      <w:rPr>
+        <w:u w:val="none"/>
+      </w:rPr>
+    </w:lvl>
+    <w:lvl w:ilvl="1">
+      <w:start w:val="1"/>
+      <w:numFmt w:val="lowerLetter"/>
+      <w:lvlText w:val="%2."/>
+      <w:lvlJc w:val="left"/>
+      <w:pPr>
+        <w:ind w:left="1440" w:hanging="360"/>
+      </w:pPr>
+      <w:rPr>
+        <w:u w:val="none"/>
+      </w:rPr>
+    </w:lvl>
+    <w:lvl w:ilvl="2">
+      <w:start w:val="1"/>
+      <w:numFmt w:val="lowerRoman"/>
+      <w:lvlText w:val="%3."/>
+      <w:lvlJc w:val="right"/>
+      <w:pPr>
+        <w:ind w:left="2160" w:hanging="360"/>
+      </w:pPr>
+      <w:rPr>
+        <w:u w:val="none"/>
+      </w:rPr>
+    </w:lvl>
+    <w:lvl w:ilvl="3">
+      <w:start w:val="1"/>
+      <w:numFmt w:val="decimal"/>
+      <w:lvlText w:val="%4."/>
+      <w:lvlJc w:val="left"/>
+      <w:pPr>
+        <w:ind w:left="2880" w:hanging="360"/>
+      </w:pPr>
+      <w:rPr>
+        <w:u w:val="none"/>
+      </w:rPr>
+    </w:lvl>
+    <w:lvl w:ilvl="4">
+      <w:start w:val="1"/>
+      <w:numFmt w:val="lowerLetter"/>
+      <w:lvlText w:val="%5."/>
+      <w:lvlJc w:val="left"/>
+      <w:pPr>
+        <w:ind w:left="3600" w:hanging="360"/>
+      </w:pPr>
+      <w:rPr>
+        <w:u w:val="none"/>
+      </w:rPr>
+    </w:lvl>
+    <w:lvl w:ilvl="5">
+      <w:start w:val="1"/>
+      <w:numFmt w:val="lowerRoman"/>
+      <w:lvlText w:val="%6."/>
+      <w:lvlJc w:val="right"/>
+      <w:pPr>
+        <w:ind w:left="4320" w:hanging="360"/>
+      </w:pPr>
+      <w:rPr>
+        <w:u w:val="none"/>
+      </w:rPr>
+    </w:lvl>
+    <w:lvl w:ilvl="6">
+      <w:start w:val="1"/>
+      <w:numFmt w:val="decimal"/>
+      <w:lvlText w:val="%7."/>
+      <w:lvlJc w:val="left"/>
+      <w:pPr>
+        <w:ind w:left="5040" w:hanging="360"/>
+      </w:pPr>
+      <w:rPr>
+        <w:u w:val="none"/>
+      </w:rPr>
+    </w:lvl>
+    <w:lvl w:ilvl="7">
+      <w:start w:val="1"/>
+      <w:numFmt w:val="lowerLetter"/>
+      <w:lvlText w:val="%8."/>
+      <w:lvlJc w:val="left"/>
+      <w:pPr>
+        <w:ind w:left="5760" w:hanging="360"/>
+      </w:pPr>
+      <w:rPr>
+        <w:u w:val="none"/>
+      </w:rPr>
+    </w:lvl>
+    <w:lvl w:ilvl="8">
+      <w:start w:val="1"/>
+      <w:numFmt w:val="lowerRoman"/>
+      <w:lvlText w:val="%9."/>
       <w:lvlJc w:val="right"/>
       <w:pPr>
         <w:ind w:left="6480" w:hanging="360"/>
@@ -2142,6 +7355,24 @@
   </w:abstractNum>
   <w:num w:numId="1">
     <w:abstractNumId w:val="1"/>
+  </w:num>
+  <w:num w:numId="2">
+    <w:abstractNumId w:val="2"/>
+  </w:num>
+  <w:num w:numId="3">
+    <w:abstractNumId w:val="3"/>
+  </w:num>
+  <w:num w:numId="4">
+    <w:abstractNumId w:val="4"/>
+  </w:num>
+  <w:num w:numId="5">
+    <w:abstractNumId w:val="5"/>
+  </w:num>
+  <w:num w:numId="6">
+    <w:abstractNumId w:val="6"/>
+  </w:num>
+  <w:num w:numId="7">
+    <w:abstractNumId w:val="7"/>
   </w:num>
 </w:numbering>
 </file>
